--- a/eng/docx/55.content.docx
+++ b/eng/docx/55.content.docx
@@ -45,7 +45,7 @@
         <w:rPr>
           <w:lang w:val="en_US" w:bidi="en_US"/>
         </w:rPr>
-        <w:t xml:space="preserve"> © 2023 SRV Partners Released under CC BY-SA 4.0 license. </w:t>
+        <w:t xml:space="preserve"> © 2025 Word Collective Released under CC BY-SA 4.0 license. </w:t>
       </w:r>
       <w:r>
         <w:rPr>
@@ -69,7 +69,7 @@
         <w:rPr>
           <w:lang w:val="en_US" w:bidi="en_US"/>
         </w:rPr>
-        <w:t xml:space="preserve"> © 2023 SRV Partners Released under CC BY-SA 4.0 license by Mission Mutual</w:t>
+        <w:t xml:space="preserve"> © 2025 Word Collective Released under CC BY-SA 4.0 license by Mission Mutual</w:t>
       </w:r>
       <w:r>
         <w:rPr>

--- a/eng/docx/55.content.docx
+++ b/eng/docx/55.content.docx
@@ -21772,7 +21772,25 @@
         <w:rPr>
           <w:lang w:val="en_US" w:bidi="en_US"/>
         </w:rPr>
-        <w:t>Stop here and look at a map of the area of the Mediterranean that shows Rome, where Paul is, Ephesus, where Timothy is, Thessalonica, Galatia, Dalmatia, and Troas, where Timothy needs to stop on the way to Rome. Pause this audio here.</w:t>
+        <w:t xml:space="preserve">Stop here and look at a map of the </w:t>
+      </w:r>
+      <w:hyperlink r:id="rId13">
+        <w:r>
+          <w:rPr>
+            <w:lang w:val="en_US" w:bidi="en_US"/>
+          </w:rPr>
+          <w:rPr>
+            <w:color w:val="0000EE"/>
+            <w:u w:val="single"/>
+          </w:rPr>
+          <w:t>area of the Mediterranean that shows Rome, where Paul is, Ephesus, where Timothy is, Thessalonica, Galatia, Dalmatia, and Troas, where Timothy needs to stop on the way to Rome</w:t>
+        </w:r>
+      </w:hyperlink>
+      <w:r>
+        <w:rPr>
+          <w:lang w:val="en_US" w:bidi="en_US"/>
+        </w:rPr>
+        <w:t>. Pause this audio here.</w:t>
       </w:r>
     </w:p>
     <w:p>
@@ -21856,7 +21874,61 @@
         <w:rPr>
           <w:lang w:val="en_US" w:bidi="en_US"/>
         </w:rPr>
-        <w:t>Stop here and look at photos of scrolls, parchment, and a cloak as a group. Pause this audio here.</w:t>
+        <w:t xml:space="preserve">Stop here and look at photos of </w:t>
+      </w:r>
+      <w:hyperlink r:id="rId14">
+        <w:r>
+          <w:rPr>
+            <w:lang w:val="en_US" w:bidi="en_US"/>
+          </w:rPr>
+          <w:rPr>
+            <w:color w:val="0000EE"/>
+            <w:u w:val="single"/>
+          </w:rPr>
+          <w:t>scrolls</w:t>
+        </w:r>
+      </w:hyperlink>
+      <w:r>
+        <w:rPr>
+          <w:lang w:val="en_US" w:bidi="en_US"/>
+        </w:rPr>
+        <w:t xml:space="preserve">, </w:t>
+      </w:r>
+      <w:hyperlink r:id="rId15">
+        <w:r>
+          <w:rPr>
+            <w:lang w:val="en_US" w:bidi="en_US"/>
+          </w:rPr>
+          <w:rPr>
+            <w:color w:val="0000EE"/>
+            <w:u w:val="single"/>
+          </w:rPr>
+          <w:t>parchment</w:t>
+        </w:r>
+      </w:hyperlink>
+      <w:r>
+        <w:rPr>
+          <w:lang w:val="en_US" w:bidi="en_US"/>
+        </w:rPr>
+        <w:t xml:space="preserve">, and a </w:t>
+      </w:r>
+      <w:hyperlink r:id="rId16">
+        <w:r>
+          <w:rPr>
+            <w:lang w:val="en_US" w:bidi="en_US"/>
+          </w:rPr>
+          <w:rPr>
+            <w:color w:val="0000EE"/>
+            <w:u w:val="single"/>
+          </w:rPr>
+          <w:t>cloak</w:t>
+        </w:r>
+      </w:hyperlink>
+      <w:r>
+        <w:rPr>
+          <w:lang w:val="en_US" w:bidi="en_US"/>
+        </w:rPr>
+        <w:t xml:space="preserve"> as a group. Pause this audio here.</w:t>
       </w:r>
     </w:p>
     <w:p>

--- a/eng/docx/55.content.docx
+++ b/eng/docx/55.content.docx
@@ -21772,25 +21772,7 @@
         <w:rPr>
           <w:lang w:val="en_US" w:bidi="en_US"/>
         </w:rPr>
-        <w:t xml:space="preserve">Stop here and look at a map of the </w:t>
-      </w:r>
-      <w:hyperlink r:id="rId13">
-        <w:r>
-          <w:rPr>
-            <w:lang w:val="en_US" w:bidi="en_US"/>
-          </w:rPr>
-          <w:rPr>
-            <w:color w:val="0000EE"/>
-            <w:u w:val="single"/>
-          </w:rPr>
-          <w:t>area of the Mediterranean that shows Rome, where Paul is, Ephesus, where Timothy is, Thessalonica, Galatia, Dalmatia, and Troas, where Timothy needs to stop on the way to Rome</w:t>
-        </w:r>
-      </w:hyperlink>
-      <w:r>
-        <w:rPr>
-          <w:lang w:val="en_US" w:bidi="en_US"/>
-        </w:rPr>
-        <w:t>. Pause this audio here.</w:t>
+        <w:t>Stop here and look at a map of the area of the Mediterranean that shows Rome, where Paul is, Ephesus, where Timothy is, Thessalonica, Galatia, Dalmatia, and Troas, where Timothy needs to stop on the way to Rome. Pause this audio here.</w:t>
       </w:r>
     </w:p>
     <w:p>
@@ -21876,54 +21858,36 @@
         </w:rPr>
         <w:t xml:space="preserve">Stop here and look at photos of </w:t>
       </w:r>
-      <w:hyperlink r:id="rId14">
-        <w:r>
-          <w:rPr>
-            <w:lang w:val="en_US" w:bidi="en_US"/>
-          </w:rPr>
-          <w:rPr>
-            <w:color w:val="0000EE"/>
-            <w:u w:val="single"/>
-          </w:rPr>
-          <w:t>scrolls</w:t>
-        </w:r>
-      </w:hyperlink>
+      <w:r>
+        <w:rPr>
+          <w:lang w:val="en_US" w:bidi="en_US"/>
+        </w:rPr>
+        <w:t>scrolls</w:t>
+      </w:r>
       <w:r>
         <w:rPr>
           <w:lang w:val="en_US" w:bidi="en_US"/>
         </w:rPr>
         <w:t xml:space="preserve">, </w:t>
       </w:r>
-      <w:hyperlink r:id="rId15">
-        <w:r>
-          <w:rPr>
-            <w:lang w:val="en_US" w:bidi="en_US"/>
-          </w:rPr>
-          <w:rPr>
-            <w:color w:val="0000EE"/>
-            <w:u w:val="single"/>
-          </w:rPr>
-          <w:t>parchment</w:t>
-        </w:r>
-      </w:hyperlink>
+      <w:r>
+        <w:rPr>
+          <w:lang w:val="en_US" w:bidi="en_US"/>
+        </w:rPr>
+        <w:t>parchment</w:t>
+      </w:r>
       <w:r>
         <w:rPr>
           <w:lang w:val="en_US" w:bidi="en_US"/>
         </w:rPr>
         <w:t xml:space="preserve">, and a </w:t>
       </w:r>
-      <w:hyperlink r:id="rId16">
-        <w:r>
-          <w:rPr>
-            <w:lang w:val="en_US" w:bidi="en_US"/>
-          </w:rPr>
-          <w:rPr>
-            <w:color w:val="0000EE"/>
-            <w:u w:val="single"/>
-          </w:rPr>
-          <w:t>cloak</w:t>
-        </w:r>
-      </w:hyperlink>
+      <w:r>
+        <w:rPr>
+          <w:lang w:val="en_US" w:bidi="en_US"/>
+        </w:rPr>
+        <w:t>cloak</w:t>
+      </w:r>
       <w:r>
         <w:rPr>
           <w:lang w:val="en_US" w:bidi="en_US"/>

--- a/eng/docx/55.content.docx
+++ b/eng/docx/55.content.docx
@@ -2366,6 +2366,271 @@
         <w:rPr>
           <w:lang w:val="en_US" w:bidi="en_US"/>
         </w:rPr>
+        <w:t>2 Timothy 1:1–7</w:t>
+      </w:r>
+      <w:r>
+        <w:rPr>
+          <w:lang w:val="en_US" w:bidi="en_US"/>
+        </w:rPr>
+      </w:r>
+    </w:p>
+    <w:p>
+      <w:pPr>
+        <w:pStyle w:val="Heading4"/>
+      </w:pPr>
+      <w:r>
+        <w:rPr>
+          <w:lang w:val="en_US" w:bidi="en_US"/>
+        </w:rPr>
+        <w:t>Audio Content</w:t>
+      </w:r>
+      <w:r>
+        <w:rPr>
+          <w:lang w:val="en_US" w:bidi="en_US"/>
+        </w:rPr>
+      </w:r>
+      <w:r>
+        <w:rPr>
+          <w:lang w:val="en_US" w:bidi="en_US"/>
+        </w:rPr>
+      </w:r>
+    </w:p>
+    <w:p>
+      <w:pPr>
+        <w:pStyle w:val="ListBullet"/>
+        <w:spacing w:line="240" w:lineRule="auto"/>
+        <w:ind w:left="720"/>
+      </w:pPr>
+      <w:r>
+        <w:rPr>
+          <w:lang w:val="en_US" w:bidi="en_US"/>
+        </w:rPr>
+      </w:r>
+      <w:hyperlink r:id="rId13">
+        <w:r>
+          <w:rPr>
+            <w:lang w:val="en_US" w:bidi="en_US"/>
+          </w:rPr>
+          <w:rPr>
+            <w:color w:val="0000EE"/>
+            <w:u w:val="single"/>
+          </w:rPr>
+          <w:t>Hear and Heart</w:t>
+        </w:r>
+      </w:hyperlink>
+      <w:r>
+        <w:rPr>
+          <w:lang w:val="en_US" w:bidi="en_US"/>
+        </w:rPr>
+        <w:t xml:space="preserve"> (926 KB)</w:t>
+      </w:r>
+      <w:r>
+        <w:rPr>
+          <w:lang w:val="en_US" w:bidi="en_US"/>
+        </w:rPr>
+      </w:r>
+    </w:p>
+    <w:p>
+      <w:pPr>
+        <w:pStyle w:val="ListBullet"/>
+        <w:spacing w:line="240" w:lineRule="auto"/>
+        <w:ind w:left="720"/>
+      </w:pPr>
+      <w:r>
+        <w:rPr>
+          <w:lang w:val="en_US" w:bidi="en_US"/>
+        </w:rPr>
+      </w:r>
+      <w:hyperlink r:id="rId14">
+        <w:r>
+          <w:rPr>
+            <w:lang w:val="en_US" w:bidi="en_US"/>
+          </w:rPr>
+          <w:rPr>
+            <w:color w:val="0000EE"/>
+            <w:u w:val="single"/>
+          </w:rPr>
+          <w:t>Setting the Stage</w:t>
+        </w:r>
+      </w:hyperlink>
+      <w:r>
+        <w:rPr>
+          <w:lang w:val="en_US" w:bidi="en_US"/>
+        </w:rPr>
+        <w:t xml:space="preserve"> (3.9 MB)</w:t>
+      </w:r>
+      <w:r>
+        <w:rPr>
+          <w:lang w:val="en_US" w:bidi="en_US"/>
+        </w:rPr>
+      </w:r>
+    </w:p>
+    <w:p>
+      <w:pPr>
+        <w:pStyle w:val="ListBullet"/>
+        <w:spacing w:line="240" w:lineRule="auto"/>
+        <w:ind w:left="720"/>
+      </w:pPr>
+      <w:r>
+        <w:rPr>
+          <w:lang w:val="en_US" w:bidi="en_US"/>
+        </w:rPr>
+      </w:r>
+      <w:hyperlink r:id="rId15">
+        <w:r>
+          <w:rPr>
+            <w:lang w:val="en_US" w:bidi="en_US"/>
+          </w:rPr>
+          <w:rPr>
+            <w:color w:val="0000EE"/>
+            <w:u w:val="single"/>
+          </w:rPr>
+          <w:t>Defining the Scenes</w:t>
+        </w:r>
+      </w:hyperlink>
+      <w:r>
+        <w:rPr>
+          <w:lang w:val="en_US" w:bidi="en_US"/>
+        </w:rPr>
+        <w:t xml:space="preserve"> (4.1 MB)</w:t>
+      </w:r>
+      <w:r>
+        <w:rPr>
+          <w:lang w:val="en_US" w:bidi="en_US"/>
+        </w:rPr>
+      </w:r>
+    </w:p>
+    <w:p>
+      <w:pPr>
+        <w:pStyle w:val="ListBullet"/>
+        <w:spacing w:line="240" w:lineRule="auto"/>
+        <w:ind w:left="720"/>
+      </w:pPr>
+      <w:r>
+        <w:rPr>
+          <w:lang w:val="en_US" w:bidi="en_US"/>
+        </w:rPr>
+      </w:r>
+      <w:hyperlink r:id="rId16">
+        <w:r>
+          <w:rPr>
+            <w:lang w:val="en_US" w:bidi="en_US"/>
+          </w:rPr>
+          <w:rPr>
+            <w:color w:val="0000EE"/>
+            <w:u w:val="single"/>
+          </w:rPr>
+          <w:t>Embodying the Text</w:t>
+        </w:r>
+      </w:hyperlink>
+      <w:r>
+        <w:rPr>
+          <w:lang w:val="en_US" w:bidi="en_US"/>
+        </w:rPr>
+        <w:t xml:space="preserve"> (3.4 MB)</w:t>
+      </w:r>
+      <w:r>
+        <w:rPr>
+          <w:lang w:val="en_US" w:bidi="en_US"/>
+        </w:rPr>
+      </w:r>
+    </w:p>
+    <w:p>
+      <w:pPr>
+        <w:pStyle w:val="ListBullet"/>
+        <w:spacing w:line="240" w:lineRule="auto"/>
+        <w:ind w:left="720"/>
+      </w:pPr>
+      <w:r>
+        <w:rPr>
+          <w:lang w:val="en_US" w:bidi="en_US"/>
+        </w:rPr>
+      </w:r>
+      <w:hyperlink r:id="rId17">
+        <w:r>
+          <w:rPr>
+            <w:lang w:val="en_US" w:bidi="en_US"/>
+          </w:rPr>
+          <w:rPr>
+            <w:color w:val="0000EE"/>
+            <w:u w:val="single"/>
+          </w:rPr>
+          <w:t>Filling the Gaps</w:t>
+        </w:r>
+      </w:hyperlink>
+      <w:r>
+        <w:rPr>
+          <w:lang w:val="en_US" w:bidi="en_US"/>
+        </w:rPr>
+        <w:t xml:space="preserve"> (4.1 MB)</w:t>
+      </w:r>
+      <w:r>
+        <w:rPr>
+          <w:lang w:val="en_US" w:bidi="en_US"/>
+        </w:rPr>
+      </w:r>
+    </w:p>
+    <w:p>
+      <w:pPr>
+        <w:pStyle w:val="ListBullet"/>
+        <w:spacing w:line="240" w:lineRule="auto"/>
+        <w:ind w:left="720"/>
+      </w:pPr>
+      <w:r>
+        <w:rPr>
+          <w:lang w:val="en_US" w:bidi="en_US"/>
+        </w:rPr>
+      </w:r>
+      <w:hyperlink r:id="rId18">
+        <w:r>
+          <w:rPr>
+            <w:lang w:val="en_US" w:bidi="en_US"/>
+          </w:rPr>
+          <w:rPr>
+            <w:color w:val="0000EE"/>
+            <w:u w:val="single"/>
+          </w:rPr>
+          <w:t>Speaking the Word</w:t>
+        </w:r>
+      </w:hyperlink>
+      <w:r>
+        <w:rPr>
+          <w:lang w:val="en_US" w:bidi="en_US"/>
+        </w:rPr>
+        <w:t xml:space="preserve"> (1.2 MB)</w:t>
+      </w:r>
+      <w:r>
+        <w:rPr>
+          <w:lang w:val="en_US" w:bidi="en_US"/>
+        </w:rPr>
+      </w:r>
+      <w:r>
+        <w:rPr>
+          <w:lang w:val="en_US" w:bidi="en_US"/>
+        </w:rPr>
+      </w:r>
+      <w:r>
+        <w:rPr>
+          <w:lang w:val="en_US" w:bidi="en_US"/>
+        </w:rPr>
+      </w:r>
+    </w:p>
+    <w:p>
+      <w:pPr/>
+      <w:r>
+        <w:rPr>
+          <w:lang w:val="en_US" w:bidi="en_US"/>
+        </w:rPr>
+      </w:r>
+    </w:p>
+    <w:p>
+      <w:pPr>
+        <w:pStyle w:val="Heading2"/>
+      </w:pPr>
+      <w:r>
+        <w:rPr>
+          <w:lang w:val="en_US" w:bidi="en_US"/>
+        </w:rPr>
         <w:t>2 Timothy 1:8–14</w:t>
       </w:r>
       <w:r>
@@ -4876,6 +5141,271 @@
         <w:rPr>
           <w:lang w:val="en_US" w:bidi="en_US"/>
         </w:rPr>
+        <w:t>2 Timothy 1:8–14</w:t>
+      </w:r>
+      <w:r>
+        <w:rPr>
+          <w:lang w:val="en_US" w:bidi="en_US"/>
+        </w:rPr>
+      </w:r>
+    </w:p>
+    <w:p>
+      <w:pPr>
+        <w:pStyle w:val="Heading4"/>
+      </w:pPr>
+      <w:r>
+        <w:rPr>
+          <w:lang w:val="en_US" w:bidi="en_US"/>
+        </w:rPr>
+        <w:t>Audio Content</w:t>
+      </w:r>
+      <w:r>
+        <w:rPr>
+          <w:lang w:val="en_US" w:bidi="en_US"/>
+        </w:rPr>
+      </w:r>
+      <w:r>
+        <w:rPr>
+          <w:lang w:val="en_US" w:bidi="en_US"/>
+        </w:rPr>
+      </w:r>
+    </w:p>
+    <w:p>
+      <w:pPr>
+        <w:pStyle w:val="ListBullet"/>
+        <w:spacing w:line="240" w:lineRule="auto"/>
+        <w:ind w:left="720"/>
+      </w:pPr>
+      <w:r>
+        <w:rPr>
+          <w:lang w:val="en_US" w:bidi="en_US"/>
+        </w:rPr>
+      </w:r>
+      <w:hyperlink r:id="rId19">
+        <w:r>
+          <w:rPr>
+            <w:lang w:val="en_US" w:bidi="en_US"/>
+          </w:rPr>
+          <w:rPr>
+            <w:color w:val="0000EE"/>
+            <w:u w:val="single"/>
+          </w:rPr>
+          <w:t>Hear and Heart</w:t>
+        </w:r>
+      </w:hyperlink>
+      <w:r>
+        <w:rPr>
+          <w:lang w:val="en_US" w:bidi="en_US"/>
+        </w:rPr>
+        <w:t xml:space="preserve"> (1.0 MB)</w:t>
+      </w:r>
+      <w:r>
+        <w:rPr>
+          <w:lang w:val="en_US" w:bidi="en_US"/>
+        </w:rPr>
+      </w:r>
+    </w:p>
+    <w:p>
+      <w:pPr>
+        <w:pStyle w:val="ListBullet"/>
+        <w:spacing w:line="240" w:lineRule="auto"/>
+        <w:ind w:left="720"/>
+      </w:pPr>
+      <w:r>
+        <w:rPr>
+          <w:lang w:val="en_US" w:bidi="en_US"/>
+        </w:rPr>
+      </w:r>
+      <w:hyperlink r:id="rId20">
+        <w:r>
+          <w:rPr>
+            <w:lang w:val="en_US" w:bidi="en_US"/>
+          </w:rPr>
+          <w:rPr>
+            <w:color w:val="0000EE"/>
+            <w:u w:val="single"/>
+          </w:rPr>
+          <w:t>Setting the Stage</w:t>
+        </w:r>
+      </w:hyperlink>
+      <w:r>
+        <w:rPr>
+          <w:lang w:val="en_US" w:bidi="en_US"/>
+        </w:rPr>
+        <w:t xml:space="preserve"> (5.5 MB)</w:t>
+      </w:r>
+      <w:r>
+        <w:rPr>
+          <w:lang w:val="en_US" w:bidi="en_US"/>
+        </w:rPr>
+      </w:r>
+    </w:p>
+    <w:p>
+      <w:pPr>
+        <w:pStyle w:val="ListBullet"/>
+        <w:spacing w:line="240" w:lineRule="auto"/>
+        <w:ind w:left="720"/>
+      </w:pPr>
+      <w:r>
+        <w:rPr>
+          <w:lang w:val="en_US" w:bidi="en_US"/>
+        </w:rPr>
+      </w:r>
+      <w:hyperlink r:id="rId21">
+        <w:r>
+          <w:rPr>
+            <w:lang w:val="en_US" w:bidi="en_US"/>
+          </w:rPr>
+          <w:rPr>
+            <w:color w:val="0000EE"/>
+            <w:u w:val="single"/>
+          </w:rPr>
+          <w:t>Defining the Scenes</w:t>
+        </w:r>
+      </w:hyperlink>
+      <w:r>
+        <w:rPr>
+          <w:lang w:val="en_US" w:bidi="en_US"/>
+        </w:rPr>
+        <w:t xml:space="preserve"> (4.1 MB)</w:t>
+      </w:r>
+      <w:r>
+        <w:rPr>
+          <w:lang w:val="en_US" w:bidi="en_US"/>
+        </w:rPr>
+      </w:r>
+    </w:p>
+    <w:p>
+      <w:pPr>
+        <w:pStyle w:val="ListBullet"/>
+        <w:spacing w:line="240" w:lineRule="auto"/>
+        <w:ind w:left="720"/>
+      </w:pPr>
+      <w:r>
+        <w:rPr>
+          <w:lang w:val="en_US" w:bidi="en_US"/>
+        </w:rPr>
+      </w:r>
+      <w:hyperlink r:id="rId22">
+        <w:r>
+          <w:rPr>
+            <w:lang w:val="en_US" w:bidi="en_US"/>
+          </w:rPr>
+          <w:rPr>
+            <w:color w:val="0000EE"/>
+            <w:u w:val="single"/>
+          </w:rPr>
+          <w:t>Embodying the Text</w:t>
+        </w:r>
+      </w:hyperlink>
+      <w:r>
+        <w:rPr>
+          <w:lang w:val="en_US" w:bidi="en_US"/>
+        </w:rPr>
+        <w:t xml:space="preserve"> (3.6 MB)</w:t>
+      </w:r>
+      <w:r>
+        <w:rPr>
+          <w:lang w:val="en_US" w:bidi="en_US"/>
+        </w:rPr>
+      </w:r>
+    </w:p>
+    <w:p>
+      <w:pPr>
+        <w:pStyle w:val="ListBullet"/>
+        <w:spacing w:line="240" w:lineRule="auto"/>
+        <w:ind w:left="720"/>
+      </w:pPr>
+      <w:r>
+        <w:rPr>
+          <w:lang w:val="en_US" w:bidi="en_US"/>
+        </w:rPr>
+      </w:r>
+      <w:hyperlink r:id="rId23">
+        <w:r>
+          <w:rPr>
+            <w:lang w:val="en_US" w:bidi="en_US"/>
+          </w:rPr>
+          <w:rPr>
+            <w:color w:val="0000EE"/>
+            <w:u w:val="single"/>
+          </w:rPr>
+          <w:t>Filling the Gaps</w:t>
+        </w:r>
+      </w:hyperlink>
+      <w:r>
+        <w:rPr>
+          <w:lang w:val="en_US" w:bidi="en_US"/>
+        </w:rPr>
+        <w:t xml:space="preserve"> (6.3 MB)</w:t>
+      </w:r>
+      <w:r>
+        <w:rPr>
+          <w:lang w:val="en_US" w:bidi="en_US"/>
+        </w:rPr>
+      </w:r>
+    </w:p>
+    <w:p>
+      <w:pPr>
+        <w:pStyle w:val="ListBullet"/>
+        <w:spacing w:line="240" w:lineRule="auto"/>
+        <w:ind w:left="720"/>
+      </w:pPr>
+      <w:r>
+        <w:rPr>
+          <w:lang w:val="en_US" w:bidi="en_US"/>
+        </w:rPr>
+      </w:r>
+      <w:hyperlink r:id="rId24">
+        <w:r>
+          <w:rPr>
+            <w:lang w:val="en_US" w:bidi="en_US"/>
+          </w:rPr>
+          <w:rPr>
+            <w:color w:val="0000EE"/>
+            <w:u w:val="single"/>
+          </w:rPr>
+          <w:t>Speaking the Word</w:t>
+        </w:r>
+      </w:hyperlink>
+      <w:r>
+        <w:rPr>
+          <w:lang w:val="en_US" w:bidi="en_US"/>
+        </w:rPr>
+        <w:t xml:space="preserve"> (1.2 MB)</w:t>
+      </w:r>
+      <w:r>
+        <w:rPr>
+          <w:lang w:val="en_US" w:bidi="en_US"/>
+        </w:rPr>
+      </w:r>
+      <w:r>
+        <w:rPr>
+          <w:lang w:val="en_US" w:bidi="en_US"/>
+        </w:rPr>
+      </w:r>
+      <w:r>
+        <w:rPr>
+          <w:lang w:val="en_US" w:bidi="en_US"/>
+        </w:rPr>
+      </w:r>
+    </w:p>
+    <w:p>
+      <w:pPr/>
+      <w:r>
+        <w:rPr>
+          <w:lang w:val="en_US" w:bidi="en_US"/>
+        </w:rPr>
+      </w:r>
+    </w:p>
+    <w:p>
+      <w:pPr>
+        <w:pStyle w:val="Heading2"/>
+      </w:pPr>
+      <w:r>
+        <w:rPr>
+          <w:lang w:val="en_US" w:bidi="en_US"/>
+        </w:rPr>
         <w:t>2 Timothy 1:15–18</w:t>
       </w:r>
       <w:r>
@@ -6638,6 +7168,271 @@
         <w:rPr>
           <w:lang w:val="en_US" w:bidi="en_US"/>
         </w:rPr>
+        <w:t>2 Timothy 1:15–18</w:t>
+      </w:r>
+      <w:r>
+        <w:rPr>
+          <w:lang w:val="en_US" w:bidi="en_US"/>
+        </w:rPr>
+      </w:r>
+    </w:p>
+    <w:p>
+      <w:pPr>
+        <w:pStyle w:val="Heading4"/>
+      </w:pPr>
+      <w:r>
+        <w:rPr>
+          <w:lang w:val="en_US" w:bidi="en_US"/>
+        </w:rPr>
+        <w:t>Audio Content</w:t>
+      </w:r>
+      <w:r>
+        <w:rPr>
+          <w:lang w:val="en_US" w:bidi="en_US"/>
+        </w:rPr>
+      </w:r>
+      <w:r>
+        <w:rPr>
+          <w:lang w:val="en_US" w:bidi="en_US"/>
+        </w:rPr>
+      </w:r>
+    </w:p>
+    <w:p>
+      <w:pPr>
+        <w:pStyle w:val="ListBullet"/>
+        <w:spacing w:line="240" w:lineRule="auto"/>
+        <w:ind w:left="720"/>
+      </w:pPr>
+      <w:r>
+        <w:rPr>
+          <w:lang w:val="en_US" w:bidi="en_US"/>
+        </w:rPr>
+      </w:r>
+      <w:hyperlink r:id="rId25">
+        <w:r>
+          <w:rPr>
+            <w:lang w:val="en_US" w:bidi="en_US"/>
+          </w:rPr>
+          <w:rPr>
+            <w:color w:val="0000EE"/>
+            <w:u w:val="single"/>
+          </w:rPr>
+          <w:t>Hear and Heart</w:t>
+        </w:r>
+      </w:hyperlink>
+      <w:r>
+        <w:rPr>
+          <w:lang w:val="en_US" w:bidi="en_US"/>
+        </w:rPr>
+        <w:t xml:space="preserve"> (1.0 MB)</w:t>
+      </w:r>
+      <w:r>
+        <w:rPr>
+          <w:lang w:val="en_US" w:bidi="en_US"/>
+        </w:rPr>
+      </w:r>
+    </w:p>
+    <w:p>
+      <w:pPr>
+        <w:pStyle w:val="ListBullet"/>
+        <w:spacing w:line="240" w:lineRule="auto"/>
+        <w:ind w:left="720"/>
+      </w:pPr>
+      <w:r>
+        <w:rPr>
+          <w:lang w:val="en_US" w:bidi="en_US"/>
+        </w:rPr>
+      </w:r>
+      <w:hyperlink r:id="rId26">
+        <w:r>
+          <w:rPr>
+            <w:lang w:val="en_US" w:bidi="en_US"/>
+          </w:rPr>
+          <w:rPr>
+            <w:color w:val="0000EE"/>
+            <w:u w:val="single"/>
+          </w:rPr>
+          <w:t>Setting the Stage</w:t>
+        </w:r>
+      </w:hyperlink>
+      <w:r>
+        <w:rPr>
+          <w:lang w:val="en_US" w:bidi="en_US"/>
+        </w:rPr>
+        <w:t xml:space="preserve"> (4.9 MB)</w:t>
+      </w:r>
+      <w:r>
+        <w:rPr>
+          <w:lang w:val="en_US" w:bidi="en_US"/>
+        </w:rPr>
+      </w:r>
+    </w:p>
+    <w:p>
+      <w:pPr>
+        <w:pStyle w:val="ListBullet"/>
+        <w:spacing w:line="240" w:lineRule="auto"/>
+        <w:ind w:left="720"/>
+      </w:pPr>
+      <w:r>
+        <w:rPr>
+          <w:lang w:val="en_US" w:bidi="en_US"/>
+        </w:rPr>
+      </w:r>
+      <w:hyperlink r:id="rId27">
+        <w:r>
+          <w:rPr>
+            <w:lang w:val="en_US" w:bidi="en_US"/>
+          </w:rPr>
+          <w:rPr>
+            <w:color w:val="0000EE"/>
+            <w:u w:val="single"/>
+          </w:rPr>
+          <w:t>Defining the Scenes</w:t>
+        </w:r>
+      </w:hyperlink>
+      <w:r>
+        <w:rPr>
+          <w:lang w:val="en_US" w:bidi="en_US"/>
+        </w:rPr>
+        <w:t xml:space="preserve"> (3.9 MB)</w:t>
+      </w:r>
+      <w:r>
+        <w:rPr>
+          <w:lang w:val="en_US" w:bidi="en_US"/>
+        </w:rPr>
+      </w:r>
+    </w:p>
+    <w:p>
+      <w:pPr>
+        <w:pStyle w:val="ListBullet"/>
+        <w:spacing w:line="240" w:lineRule="auto"/>
+        <w:ind w:left="720"/>
+      </w:pPr>
+      <w:r>
+        <w:rPr>
+          <w:lang w:val="en_US" w:bidi="en_US"/>
+        </w:rPr>
+      </w:r>
+      <w:hyperlink r:id="rId28">
+        <w:r>
+          <w:rPr>
+            <w:lang w:val="en_US" w:bidi="en_US"/>
+          </w:rPr>
+          <w:rPr>
+            <w:color w:val="0000EE"/>
+            <w:u w:val="single"/>
+          </w:rPr>
+          <w:t>Embodying the Text</w:t>
+        </w:r>
+      </w:hyperlink>
+      <w:r>
+        <w:rPr>
+          <w:lang w:val="en_US" w:bidi="en_US"/>
+        </w:rPr>
+        <w:t xml:space="preserve"> (2.3 MB)</w:t>
+      </w:r>
+      <w:r>
+        <w:rPr>
+          <w:lang w:val="en_US" w:bidi="en_US"/>
+        </w:rPr>
+      </w:r>
+    </w:p>
+    <w:p>
+      <w:pPr>
+        <w:pStyle w:val="ListBullet"/>
+        <w:spacing w:line="240" w:lineRule="auto"/>
+        <w:ind w:left="720"/>
+      </w:pPr>
+      <w:r>
+        <w:rPr>
+          <w:lang w:val="en_US" w:bidi="en_US"/>
+        </w:rPr>
+      </w:r>
+      <w:hyperlink r:id="rId29">
+        <w:r>
+          <w:rPr>
+            <w:lang w:val="en_US" w:bidi="en_US"/>
+          </w:rPr>
+          <w:rPr>
+            <w:color w:val="0000EE"/>
+            <w:u w:val="single"/>
+          </w:rPr>
+          <w:t>Filling the Gaps</w:t>
+        </w:r>
+      </w:hyperlink>
+      <w:r>
+        <w:rPr>
+          <w:lang w:val="en_US" w:bidi="en_US"/>
+        </w:rPr>
+        <w:t xml:space="preserve"> (1.3 MB)</w:t>
+      </w:r>
+      <w:r>
+        <w:rPr>
+          <w:lang w:val="en_US" w:bidi="en_US"/>
+        </w:rPr>
+      </w:r>
+    </w:p>
+    <w:p>
+      <w:pPr>
+        <w:pStyle w:val="ListBullet"/>
+        <w:spacing w:line="240" w:lineRule="auto"/>
+        <w:ind w:left="720"/>
+      </w:pPr>
+      <w:r>
+        <w:rPr>
+          <w:lang w:val="en_US" w:bidi="en_US"/>
+        </w:rPr>
+      </w:r>
+      <w:hyperlink r:id="rId30">
+        <w:r>
+          <w:rPr>
+            <w:lang w:val="en_US" w:bidi="en_US"/>
+          </w:rPr>
+          <w:rPr>
+            <w:color w:val="0000EE"/>
+            <w:u w:val="single"/>
+          </w:rPr>
+          <w:t>Speaking the Word</w:t>
+        </w:r>
+      </w:hyperlink>
+      <w:r>
+        <w:rPr>
+          <w:lang w:val="en_US" w:bidi="en_US"/>
+        </w:rPr>
+        <w:t xml:space="preserve"> (1.1 MB)</w:t>
+      </w:r>
+      <w:r>
+        <w:rPr>
+          <w:lang w:val="en_US" w:bidi="en_US"/>
+        </w:rPr>
+      </w:r>
+      <w:r>
+        <w:rPr>
+          <w:lang w:val="en_US" w:bidi="en_US"/>
+        </w:rPr>
+      </w:r>
+      <w:r>
+        <w:rPr>
+          <w:lang w:val="en_US" w:bidi="en_US"/>
+        </w:rPr>
+      </w:r>
+    </w:p>
+    <w:p>
+      <w:pPr/>
+      <w:r>
+        <w:rPr>
+          <w:lang w:val="en_US" w:bidi="en_US"/>
+        </w:rPr>
+      </w:r>
+    </w:p>
+    <w:p>
+      <w:pPr>
+        <w:pStyle w:val="Heading2"/>
+      </w:pPr>
+      <w:r>
+        <w:rPr>
+          <w:lang w:val="en_US" w:bidi="en_US"/>
+        </w:rPr>
         <w:t>2 Timothy 2:1–7</w:t>
       </w:r>
       <w:r>
@@ -8767,6 +9562,271 @@
         <w:rPr>
           <w:lang w:val="en_US" w:bidi="en_US"/>
         </w:rPr>
+        <w:t>2 Timothy 2:1–7</w:t>
+      </w:r>
+      <w:r>
+        <w:rPr>
+          <w:lang w:val="en_US" w:bidi="en_US"/>
+        </w:rPr>
+      </w:r>
+    </w:p>
+    <w:p>
+      <w:pPr>
+        <w:pStyle w:val="Heading4"/>
+      </w:pPr>
+      <w:r>
+        <w:rPr>
+          <w:lang w:val="en_US" w:bidi="en_US"/>
+        </w:rPr>
+        <w:t>Audio Content</w:t>
+      </w:r>
+      <w:r>
+        <w:rPr>
+          <w:lang w:val="en_US" w:bidi="en_US"/>
+        </w:rPr>
+      </w:r>
+      <w:r>
+        <w:rPr>
+          <w:lang w:val="en_US" w:bidi="en_US"/>
+        </w:rPr>
+      </w:r>
+    </w:p>
+    <w:p>
+      <w:pPr>
+        <w:pStyle w:val="ListBullet"/>
+        <w:spacing w:line="240" w:lineRule="auto"/>
+        <w:ind w:left="720"/>
+      </w:pPr>
+      <w:r>
+        <w:rPr>
+          <w:lang w:val="en_US" w:bidi="en_US"/>
+        </w:rPr>
+      </w:r>
+      <w:hyperlink r:id="rId31">
+        <w:r>
+          <w:rPr>
+            <w:lang w:val="en_US" w:bidi="en_US"/>
+          </w:rPr>
+          <w:rPr>
+            <w:color w:val="0000EE"/>
+            <w:u w:val="single"/>
+          </w:rPr>
+          <w:t>Hear and Heart</w:t>
+        </w:r>
+      </w:hyperlink>
+      <w:r>
+        <w:rPr>
+          <w:lang w:val="en_US" w:bidi="en_US"/>
+        </w:rPr>
+        <w:t xml:space="preserve"> (928 KB)</w:t>
+      </w:r>
+      <w:r>
+        <w:rPr>
+          <w:lang w:val="en_US" w:bidi="en_US"/>
+        </w:rPr>
+      </w:r>
+    </w:p>
+    <w:p>
+      <w:pPr>
+        <w:pStyle w:val="ListBullet"/>
+        <w:spacing w:line="240" w:lineRule="auto"/>
+        <w:ind w:left="720"/>
+      </w:pPr>
+      <w:r>
+        <w:rPr>
+          <w:lang w:val="en_US" w:bidi="en_US"/>
+        </w:rPr>
+      </w:r>
+      <w:hyperlink r:id="rId32">
+        <w:r>
+          <w:rPr>
+            <w:lang w:val="en_US" w:bidi="en_US"/>
+          </w:rPr>
+          <w:rPr>
+            <w:color w:val="0000EE"/>
+            <w:u w:val="single"/>
+          </w:rPr>
+          <w:t>Setting the Stage</w:t>
+        </w:r>
+      </w:hyperlink>
+      <w:r>
+        <w:rPr>
+          <w:lang w:val="en_US" w:bidi="en_US"/>
+        </w:rPr>
+        <w:t xml:space="preserve"> (3.5 MB)</w:t>
+      </w:r>
+      <w:r>
+        <w:rPr>
+          <w:lang w:val="en_US" w:bidi="en_US"/>
+        </w:rPr>
+      </w:r>
+    </w:p>
+    <w:p>
+      <w:pPr>
+        <w:pStyle w:val="ListBullet"/>
+        <w:spacing w:line="240" w:lineRule="auto"/>
+        <w:ind w:left="720"/>
+      </w:pPr>
+      <w:r>
+        <w:rPr>
+          <w:lang w:val="en_US" w:bidi="en_US"/>
+        </w:rPr>
+      </w:r>
+      <w:hyperlink r:id="rId33">
+        <w:r>
+          <w:rPr>
+            <w:lang w:val="en_US" w:bidi="en_US"/>
+          </w:rPr>
+          <w:rPr>
+            <w:color w:val="0000EE"/>
+            <w:u w:val="single"/>
+          </w:rPr>
+          <w:t>Defining the Scenes</w:t>
+        </w:r>
+      </w:hyperlink>
+      <w:r>
+        <w:rPr>
+          <w:lang w:val="en_US" w:bidi="en_US"/>
+        </w:rPr>
+        <w:t xml:space="preserve"> (4.6 MB)</w:t>
+      </w:r>
+      <w:r>
+        <w:rPr>
+          <w:lang w:val="en_US" w:bidi="en_US"/>
+        </w:rPr>
+      </w:r>
+    </w:p>
+    <w:p>
+      <w:pPr>
+        <w:pStyle w:val="ListBullet"/>
+        <w:spacing w:line="240" w:lineRule="auto"/>
+        <w:ind w:left="720"/>
+      </w:pPr>
+      <w:r>
+        <w:rPr>
+          <w:lang w:val="en_US" w:bidi="en_US"/>
+        </w:rPr>
+      </w:r>
+      <w:hyperlink r:id="rId34">
+        <w:r>
+          <w:rPr>
+            <w:lang w:val="en_US" w:bidi="en_US"/>
+          </w:rPr>
+          <w:rPr>
+            <w:color w:val="0000EE"/>
+            <w:u w:val="single"/>
+          </w:rPr>
+          <w:t>Embodying the Text</w:t>
+        </w:r>
+      </w:hyperlink>
+      <w:r>
+        <w:rPr>
+          <w:lang w:val="en_US" w:bidi="en_US"/>
+        </w:rPr>
+        <w:t xml:space="preserve"> (2.9 MB)</w:t>
+      </w:r>
+      <w:r>
+        <w:rPr>
+          <w:lang w:val="en_US" w:bidi="en_US"/>
+        </w:rPr>
+      </w:r>
+    </w:p>
+    <w:p>
+      <w:pPr>
+        <w:pStyle w:val="ListBullet"/>
+        <w:spacing w:line="240" w:lineRule="auto"/>
+        <w:ind w:left="720"/>
+      </w:pPr>
+      <w:r>
+        <w:rPr>
+          <w:lang w:val="en_US" w:bidi="en_US"/>
+        </w:rPr>
+      </w:r>
+      <w:hyperlink r:id="rId35">
+        <w:r>
+          <w:rPr>
+            <w:lang w:val="en_US" w:bidi="en_US"/>
+          </w:rPr>
+          <w:rPr>
+            <w:color w:val="0000EE"/>
+            <w:u w:val="single"/>
+          </w:rPr>
+          <w:t>Filling the Gaps</w:t>
+        </w:r>
+      </w:hyperlink>
+      <w:r>
+        <w:rPr>
+          <w:lang w:val="en_US" w:bidi="en_US"/>
+        </w:rPr>
+        <w:t xml:space="preserve"> (3.7 MB)</w:t>
+      </w:r>
+      <w:r>
+        <w:rPr>
+          <w:lang w:val="en_US" w:bidi="en_US"/>
+        </w:rPr>
+      </w:r>
+    </w:p>
+    <w:p>
+      <w:pPr>
+        <w:pStyle w:val="ListBullet"/>
+        <w:spacing w:line="240" w:lineRule="auto"/>
+        <w:ind w:left="720"/>
+      </w:pPr>
+      <w:r>
+        <w:rPr>
+          <w:lang w:val="en_US" w:bidi="en_US"/>
+        </w:rPr>
+      </w:r>
+      <w:hyperlink r:id="rId36">
+        <w:r>
+          <w:rPr>
+            <w:lang w:val="en_US" w:bidi="en_US"/>
+          </w:rPr>
+          <w:rPr>
+            <w:color w:val="0000EE"/>
+            <w:u w:val="single"/>
+          </w:rPr>
+          <w:t>Speaking the Word</w:t>
+        </w:r>
+      </w:hyperlink>
+      <w:r>
+        <w:rPr>
+          <w:lang w:val="en_US" w:bidi="en_US"/>
+        </w:rPr>
+        <w:t xml:space="preserve"> (1.1 MB)</w:t>
+      </w:r>
+      <w:r>
+        <w:rPr>
+          <w:lang w:val="en_US" w:bidi="en_US"/>
+        </w:rPr>
+      </w:r>
+      <w:r>
+        <w:rPr>
+          <w:lang w:val="en_US" w:bidi="en_US"/>
+        </w:rPr>
+      </w:r>
+      <w:r>
+        <w:rPr>
+          <w:lang w:val="en_US" w:bidi="en_US"/>
+        </w:rPr>
+      </w:r>
+    </w:p>
+    <w:p>
+      <w:pPr/>
+      <w:r>
+        <w:rPr>
+          <w:lang w:val="en_US" w:bidi="en_US"/>
+        </w:rPr>
+      </w:r>
+    </w:p>
+    <w:p>
+      <w:pPr>
+        <w:pStyle w:val="Heading2"/>
+      </w:pPr>
+      <w:r>
+        <w:rPr>
+          <w:lang w:val="en_US" w:bidi="en_US"/>
+        </w:rPr>
         <w:t>2 Timothy 2:8–13</w:t>
       </w:r>
       <w:r>
@@ -10646,6 +11706,271 @@
         <w:rPr>
           <w:lang w:val="en_US" w:bidi="en_US"/>
         </w:rPr>
+        <w:t>2 Timothy 2:8–13</w:t>
+      </w:r>
+      <w:r>
+        <w:rPr>
+          <w:lang w:val="en_US" w:bidi="en_US"/>
+        </w:rPr>
+      </w:r>
+    </w:p>
+    <w:p>
+      <w:pPr>
+        <w:pStyle w:val="Heading4"/>
+      </w:pPr>
+      <w:r>
+        <w:rPr>
+          <w:lang w:val="en_US" w:bidi="en_US"/>
+        </w:rPr>
+        <w:t>Audio Content</w:t>
+      </w:r>
+      <w:r>
+        <w:rPr>
+          <w:lang w:val="en_US" w:bidi="en_US"/>
+        </w:rPr>
+      </w:r>
+      <w:r>
+        <w:rPr>
+          <w:lang w:val="en_US" w:bidi="en_US"/>
+        </w:rPr>
+      </w:r>
+    </w:p>
+    <w:p>
+      <w:pPr>
+        <w:pStyle w:val="ListBullet"/>
+        <w:spacing w:line="240" w:lineRule="auto"/>
+        <w:ind w:left="720"/>
+      </w:pPr>
+      <w:r>
+        <w:rPr>
+          <w:lang w:val="en_US" w:bidi="en_US"/>
+        </w:rPr>
+      </w:r>
+      <w:hyperlink r:id="rId37">
+        <w:r>
+          <w:rPr>
+            <w:lang w:val="en_US" w:bidi="en_US"/>
+          </w:rPr>
+          <w:rPr>
+            <w:color w:val="0000EE"/>
+            <w:u w:val="single"/>
+          </w:rPr>
+          <w:t>Hear and Heart</w:t>
+        </w:r>
+      </w:hyperlink>
+      <w:r>
+        <w:rPr>
+          <w:lang w:val="en_US" w:bidi="en_US"/>
+        </w:rPr>
+        <w:t xml:space="preserve"> (1.0 MB)</w:t>
+      </w:r>
+      <w:r>
+        <w:rPr>
+          <w:lang w:val="en_US" w:bidi="en_US"/>
+        </w:rPr>
+      </w:r>
+    </w:p>
+    <w:p>
+      <w:pPr>
+        <w:pStyle w:val="ListBullet"/>
+        <w:spacing w:line="240" w:lineRule="auto"/>
+        <w:ind w:left="720"/>
+      </w:pPr>
+      <w:r>
+        <w:rPr>
+          <w:lang w:val="en_US" w:bidi="en_US"/>
+        </w:rPr>
+      </w:r>
+      <w:hyperlink r:id="rId38">
+        <w:r>
+          <w:rPr>
+            <w:lang w:val="en_US" w:bidi="en_US"/>
+          </w:rPr>
+          <w:rPr>
+            <w:color w:val="0000EE"/>
+            <w:u w:val="single"/>
+          </w:rPr>
+          <w:t>Setting the Stage</w:t>
+        </w:r>
+      </w:hyperlink>
+      <w:r>
+        <w:rPr>
+          <w:lang w:val="en_US" w:bidi="en_US"/>
+        </w:rPr>
+        <w:t xml:space="preserve"> (3.3 MB)</w:t>
+      </w:r>
+      <w:r>
+        <w:rPr>
+          <w:lang w:val="en_US" w:bidi="en_US"/>
+        </w:rPr>
+      </w:r>
+    </w:p>
+    <w:p>
+      <w:pPr>
+        <w:pStyle w:val="ListBullet"/>
+        <w:spacing w:line="240" w:lineRule="auto"/>
+        <w:ind w:left="720"/>
+      </w:pPr>
+      <w:r>
+        <w:rPr>
+          <w:lang w:val="en_US" w:bidi="en_US"/>
+        </w:rPr>
+      </w:r>
+      <w:hyperlink r:id="rId39">
+        <w:r>
+          <w:rPr>
+            <w:lang w:val="en_US" w:bidi="en_US"/>
+          </w:rPr>
+          <w:rPr>
+            <w:color w:val="0000EE"/>
+            <w:u w:val="single"/>
+          </w:rPr>
+          <w:t>Defining the Scenes</w:t>
+        </w:r>
+      </w:hyperlink>
+      <w:r>
+        <w:rPr>
+          <w:lang w:val="en_US" w:bidi="en_US"/>
+        </w:rPr>
+        <w:t xml:space="preserve"> (5.8 MB)</w:t>
+      </w:r>
+      <w:r>
+        <w:rPr>
+          <w:lang w:val="en_US" w:bidi="en_US"/>
+        </w:rPr>
+      </w:r>
+    </w:p>
+    <w:p>
+      <w:pPr>
+        <w:pStyle w:val="ListBullet"/>
+        <w:spacing w:line="240" w:lineRule="auto"/>
+        <w:ind w:left="720"/>
+      </w:pPr>
+      <w:r>
+        <w:rPr>
+          <w:lang w:val="en_US" w:bidi="en_US"/>
+        </w:rPr>
+      </w:r>
+      <w:hyperlink r:id="rId40">
+        <w:r>
+          <w:rPr>
+            <w:lang w:val="en_US" w:bidi="en_US"/>
+          </w:rPr>
+          <w:rPr>
+            <w:color w:val="0000EE"/>
+            <w:u w:val="single"/>
+          </w:rPr>
+          <w:t>Embodying the Text</w:t>
+        </w:r>
+      </w:hyperlink>
+      <w:r>
+        <w:rPr>
+          <w:lang w:val="en_US" w:bidi="en_US"/>
+        </w:rPr>
+        <w:t xml:space="preserve"> (3.9 MB)</w:t>
+      </w:r>
+      <w:r>
+        <w:rPr>
+          <w:lang w:val="en_US" w:bidi="en_US"/>
+        </w:rPr>
+      </w:r>
+    </w:p>
+    <w:p>
+      <w:pPr>
+        <w:pStyle w:val="ListBullet"/>
+        <w:spacing w:line="240" w:lineRule="auto"/>
+        <w:ind w:left="720"/>
+      </w:pPr>
+      <w:r>
+        <w:rPr>
+          <w:lang w:val="en_US" w:bidi="en_US"/>
+        </w:rPr>
+      </w:r>
+      <w:hyperlink r:id="rId41">
+        <w:r>
+          <w:rPr>
+            <w:lang w:val="en_US" w:bidi="en_US"/>
+          </w:rPr>
+          <w:rPr>
+            <w:color w:val="0000EE"/>
+            <w:u w:val="single"/>
+          </w:rPr>
+          <w:t>Filling the Gaps</w:t>
+        </w:r>
+      </w:hyperlink>
+      <w:r>
+        <w:rPr>
+          <w:lang w:val="en_US" w:bidi="en_US"/>
+        </w:rPr>
+        <w:t xml:space="preserve"> (2.8 MB)</w:t>
+      </w:r>
+      <w:r>
+        <w:rPr>
+          <w:lang w:val="en_US" w:bidi="en_US"/>
+        </w:rPr>
+      </w:r>
+    </w:p>
+    <w:p>
+      <w:pPr>
+        <w:pStyle w:val="ListBullet"/>
+        <w:spacing w:line="240" w:lineRule="auto"/>
+        <w:ind w:left="720"/>
+      </w:pPr>
+      <w:r>
+        <w:rPr>
+          <w:lang w:val="en_US" w:bidi="en_US"/>
+        </w:rPr>
+      </w:r>
+      <w:hyperlink r:id="rId42">
+        <w:r>
+          <w:rPr>
+            <w:lang w:val="en_US" w:bidi="en_US"/>
+          </w:rPr>
+          <w:rPr>
+            <w:color w:val="0000EE"/>
+            <w:u w:val="single"/>
+          </w:rPr>
+          <w:t>Speaking the Word</w:t>
+        </w:r>
+      </w:hyperlink>
+      <w:r>
+        <w:rPr>
+          <w:lang w:val="en_US" w:bidi="en_US"/>
+        </w:rPr>
+        <w:t xml:space="preserve"> (1.2 MB)</w:t>
+      </w:r>
+      <w:r>
+        <w:rPr>
+          <w:lang w:val="en_US" w:bidi="en_US"/>
+        </w:rPr>
+      </w:r>
+      <w:r>
+        <w:rPr>
+          <w:lang w:val="en_US" w:bidi="en_US"/>
+        </w:rPr>
+      </w:r>
+      <w:r>
+        <w:rPr>
+          <w:lang w:val="en_US" w:bidi="en_US"/>
+        </w:rPr>
+      </w:r>
+    </w:p>
+    <w:p>
+      <w:pPr/>
+      <w:r>
+        <w:rPr>
+          <w:lang w:val="en_US" w:bidi="en_US"/>
+        </w:rPr>
+      </w:r>
+    </w:p>
+    <w:p>
+      <w:pPr>
+        <w:pStyle w:val="Heading2"/>
+      </w:pPr>
+      <w:r>
+        <w:rPr>
+          <w:lang w:val="en_US" w:bidi="en_US"/>
+        </w:rPr>
         <w:t>2 Timothy 2:14–19</w:t>
       </w:r>
       <w:r>
@@ -12450,6 +13775,271 @@
         <w:rPr>
           <w:lang w:val="en_US" w:bidi="en_US"/>
         </w:rPr>
+        <w:t>2 Timothy 2:14–19</w:t>
+      </w:r>
+      <w:r>
+        <w:rPr>
+          <w:lang w:val="en_US" w:bidi="en_US"/>
+        </w:rPr>
+      </w:r>
+    </w:p>
+    <w:p>
+      <w:pPr>
+        <w:pStyle w:val="Heading4"/>
+      </w:pPr>
+      <w:r>
+        <w:rPr>
+          <w:lang w:val="en_US" w:bidi="en_US"/>
+        </w:rPr>
+        <w:t>Audio Content</w:t>
+      </w:r>
+      <w:r>
+        <w:rPr>
+          <w:lang w:val="en_US" w:bidi="en_US"/>
+        </w:rPr>
+      </w:r>
+      <w:r>
+        <w:rPr>
+          <w:lang w:val="en_US" w:bidi="en_US"/>
+        </w:rPr>
+      </w:r>
+    </w:p>
+    <w:p>
+      <w:pPr>
+        <w:pStyle w:val="ListBullet"/>
+        <w:spacing w:line="240" w:lineRule="auto"/>
+        <w:ind w:left="720"/>
+      </w:pPr>
+      <w:r>
+        <w:rPr>
+          <w:lang w:val="en_US" w:bidi="en_US"/>
+        </w:rPr>
+      </w:r>
+      <w:hyperlink r:id="rId43">
+        <w:r>
+          <w:rPr>
+            <w:lang w:val="en_US" w:bidi="en_US"/>
+          </w:rPr>
+          <w:rPr>
+            <w:color w:val="0000EE"/>
+            <w:u w:val="single"/>
+          </w:rPr>
+          <w:t>Hear and Heart</w:t>
+        </w:r>
+      </w:hyperlink>
+      <w:r>
+        <w:rPr>
+          <w:lang w:val="en_US" w:bidi="en_US"/>
+        </w:rPr>
+        <w:t xml:space="preserve"> (1.1 MB)</w:t>
+      </w:r>
+      <w:r>
+        <w:rPr>
+          <w:lang w:val="en_US" w:bidi="en_US"/>
+        </w:rPr>
+      </w:r>
+    </w:p>
+    <w:p>
+      <w:pPr>
+        <w:pStyle w:val="ListBullet"/>
+        <w:spacing w:line="240" w:lineRule="auto"/>
+        <w:ind w:left="720"/>
+      </w:pPr>
+      <w:r>
+        <w:rPr>
+          <w:lang w:val="en_US" w:bidi="en_US"/>
+        </w:rPr>
+      </w:r>
+      <w:hyperlink r:id="rId44">
+        <w:r>
+          <w:rPr>
+            <w:lang w:val="en_US" w:bidi="en_US"/>
+          </w:rPr>
+          <w:rPr>
+            <w:color w:val="0000EE"/>
+            <w:u w:val="single"/>
+          </w:rPr>
+          <w:t>Setting the Stage</w:t>
+        </w:r>
+      </w:hyperlink>
+      <w:r>
+        <w:rPr>
+          <w:lang w:val="en_US" w:bidi="en_US"/>
+        </w:rPr>
+        <w:t xml:space="preserve"> (4.7 MB)</w:t>
+      </w:r>
+      <w:r>
+        <w:rPr>
+          <w:lang w:val="en_US" w:bidi="en_US"/>
+        </w:rPr>
+      </w:r>
+    </w:p>
+    <w:p>
+      <w:pPr>
+        <w:pStyle w:val="ListBullet"/>
+        <w:spacing w:line="240" w:lineRule="auto"/>
+        <w:ind w:left="720"/>
+      </w:pPr>
+      <w:r>
+        <w:rPr>
+          <w:lang w:val="en_US" w:bidi="en_US"/>
+        </w:rPr>
+      </w:r>
+      <w:hyperlink r:id="rId45">
+        <w:r>
+          <w:rPr>
+            <w:lang w:val="en_US" w:bidi="en_US"/>
+          </w:rPr>
+          <w:rPr>
+            <w:color w:val="0000EE"/>
+            <w:u w:val="single"/>
+          </w:rPr>
+          <w:t>Defining the Scenes</w:t>
+        </w:r>
+      </w:hyperlink>
+      <w:r>
+        <w:rPr>
+          <w:lang w:val="en_US" w:bidi="en_US"/>
+        </w:rPr>
+        <w:t xml:space="preserve"> (4.2 MB)</w:t>
+      </w:r>
+      <w:r>
+        <w:rPr>
+          <w:lang w:val="en_US" w:bidi="en_US"/>
+        </w:rPr>
+      </w:r>
+    </w:p>
+    <w:p>
+      <w:pPr>
+        <w:pStyle w:val="ListBullet"/>
+        <w:spacing w:line="240" w:lineRule="auto"/>
+        <w:ind w:left="720"/>
+      </w:pPr>
+      <w:r>
+        <w:rPr>
+          <w:lang w:val="en_US" w:bidi="en_US"/>
+        </w:rPr>
+      </w:r>
+      <w:hyperlink r:id="rId46">
+        <w:r>
+          <w:rPr>
+            <w:lang w:val="en_US" w:bidi="en_US"/>
+          </w:rPr>
+          <w:rPr>
+            <w:color w:val="0000EE"/>
+            <w:u w:val="single"/>
+          </w:rPr>
+          <w:t>Embodying the Text</w:t>
+        </w:r>
+      </w:hyperlink>
+      <w:r>
+        <w:rPr>
+          <w:lang w:val="en_US" w:bidi="en_US"/>
+        </w:rPr>
+        <w:t xml:space="preserve"> (3.3 MB)</w:t>
+      </w:r>
+      <w:r>
+        <w:rPr>
+          <w:lang w:val="en_US" w:bidi="en_US"/>
+        </w:rPr>
+      </w:r>
+    </w:p>
+    <w:p>
+      <w:pPr>
+        <w:pStyle w:val="ListBullet"/>
+        <w:spacing w:line="240" w:lineRule="auto"/>
+        <w:ind w:left="720"/>
+      </w:pPr>
+      <w:r>
+        <w:rPr>
+          <w:lang w:val="en_US" w:bidi="en_US"/>
+        </w:rPr>
+      </w:r>
+      <w:hyperlink r:id="rId47">
+        <w:r>
+          <w:rPr>
+            <w:lang w:val="en_US" w:bidi="en_US"/>
+          </w:rPr>
+          <w:rPr>
+            <w:color w:val="0000EE"/>
+            <w:u w:val="single"/>
+          </w:rPr>
+          <w:t>Filling the Gaps</w:t>
+        </w:r>
+      </w:hyperlink>
+      <w:r>
+        <w:rPr>
+          <w:lang w:val="en_US" w:bidi="en_US"/>
+        </w:rPr>
+        <w:t xml:space="preserve"> (3.0 MB)</w:t>
+      </w:r>
+      <w:r>
+        <w:rPr>
+          <w:lang w:val="en_US" w:bidi="en_US"/>
+        </w:rPr>
+      </w:r>
+    </w:p>
+    <w:p>
+      <w:pPr>
+        <w:pStyle w:val="ListBullet"/>
+        <w:spacing w:line="240" w:lineRule="auto"/>
+        <w:ind w:left="720"/>
+      </w:pPr>
+      <w:r>
+        <w:rPr>
+          <w:lang w:val="en_US" w:bidi="en_US"/>
+        </w:rPr>
+      </w:r>
+      <w:hyperlink r:id="rId48">
+        <w:r>
+          <w:rPr>
+            <w:lang w:val="en_US" w:bidi="en_US"/>
+          </w:rPr>
+          <w:rPr>
+            <w:color w:val="0000EE"/>
+            <w:u w:val="single"/>
+          </w:rPr>
+          <w:t>Speaking the Word</w:t>
+        </w:r>
+      </w:hyperlink>
+      <w:r>
+        <w:rPr>
+          <w:lang w:val="en_US" w:bidi="en_US"/>
+        </w:rPr>
+        <w:t xml:space="preserve"> (1.2 MB)</w:t>
+      </w:r>
+      <w:r>
+        <w:rPr>
+          <w:lang w:val="en_US" w:bidi="en_US"/>
+        </w:rPr>
+      </w:r>
+      <w:r>
+        <w:rPr>
+          <w:lang w:val="en_US" w:bidi="en_US"/>
+        </w:rPr>
+      </w:r>
+      <w:r>
+        <w:rPr>
+          <w:lang w:val="en_US" w:bidi="en_US"/>
+        </w:rPr>
+      </w:r>
+    </w:p>
+    <w:p>
+      <w:pPr/>
+      <w:r>
+        <w:rPr>
+          <w:lang w:val="en_US" w:bidi="en_US"/>
+        </w:rPr>
+      </w:r>
+    </w:p>
+    <w:p>
+      <w:pPr>
+        <w:pStyle w:val="Heading2"/>
+      </w:pPr>
+      <w:r>
+        <w:rPr>
+          <w:lang w:val="en_US" w:bidi="en_US"/>
+        </w:rPr>
         <w:t>2 Timothy 2:20–26</w:t>
       </w:r>
       <w:r>
@@ -14344,6 +15934,271 @@
         <w:rPr>
           <w:lang w:val="en_US" w:bidi="en_US"/>
         </w:rPr>
+        <w:t>2 Timothy 2:20–26</w:t>
+      </w:r>
+      <w:r>
+        <w:rPr>
+          <w:lang w:val="en_US" w:bidi="en_US"/>
+        </w:rPr>
+      </w:r>
+    </w:p>
+    <w:p>
+      <w:pPr>
+        <w:pStyle w:val="Heading4"/>
+      </w:pPr>
+      <w:r>
+        <w:rPr>
+          <w:lang w:val="en_US" w:bidi="en_US"/>
+        </w:rPr>
+        <w:t>Audio Content</w:t>
+      </w:r>
+      <w:r>
+        <w:rPr>
+          <w:lang w:val="en_US" w:bidi="en_US"/>
+        </w:rPr>
+      </w:r>
+      <w:r>
+        <w:rPr>
+          <w:lang w:val="en_US" w:bidi="en_US"/>
+        </w:rPr>
+      </w:r>
+    </w:p>
+    <w:p>
+      <w:pPr>
+        <w:pStyle w:val="ListBullet"/>
+        <w:spacing w:line="240" w:lineRule="auto"/>
+        <w:ind w:left="720"/>
+      </w:pPr>
+      <w:r>
+        <w:rPr>
+          <w:lang w:val="en_US" w:bidi="en_US"/>
+        </w:rPr>
+      </w:r>
+      <w:hyperlink r:id="rId49">
+        <w:r>
+          <w:rPr>
+            <w:lang w:val="en_US" w:bidi="en_US"/>
+          </w:rPr>
+          <w:rPr>
+            <w:color w:val="0000EE"/>
+            <w:u w:val="single"/>
+          </w:rPr>
+          <w:t>Hear and Heart</w:t>
+        </w:r>
+      </w:hyperlink>
+      <w:r>
+        <w:rPr>
+          <w:lang w:val="en_US" w:bidi="en_US"/>
+        </w:rPr>
+        <w:t xml:space="preserve"> (450 KB)</w:t>
+      </w:r>
+      <w:r>
+        <w:rPr>
+          <w:lang w:val="en_US" w:bidi="en_US"/>
+        </w:rPr>
+      </w:r>
+    </w:p>
+    <w:p>
+      <w:pPr>
+        <w:pStyle w:val="ListBullet"/>
+        <w:spacing w:line="240" w:lineRule="auto"/>
+        <w:ind w:left="720"/>
+      </w:pPr>
+      <w:r>
+        <w:rPr>
+          <w:lang w:val="en_US" w:bidi="en_US"/>
+        </w:rPr>
+      </w:r>
+      <w:hyperlink r:id="rId50">
+        <w:r>
+          <w:rPr>
+            <w:lang w:val="en_US" w:bidi="en_US"/>
+          </w:rPr>
+          <w:rPr>
+            <w:color w:val="0000EE"/>
+            <w:u w:val="single"/>
+          </w:rPr>
+          <w:t>Setting the Stage</w:t>
+        </w:r>
+      </w:hyperlink>
+      <w:r>
+        <w:rPr>
+          <w:lang w:val="en_US" w:bidi="en_US"/>
+        </w:rPr>
+        <w:t xml:space="preserve"> (1.9 MB)</w:t>
+      </w:r>
+      <w:r>
+        <w:rPr>
+          <w:lang w:val="en_US" w:bidi="en_US"/>
+        </w:rPr>
+      </w:r>
+    </w:p>
+    <w:p>
+      <w:pPr>
+        <w:pStyle w:val="ListBullet"/>
+        <w:spacing w:line="240" w:lineRule="auto"/>
+        <w:ind w:left="720"/>
+      </w:pPr>
+      <w:r>
+        <w:rPr>
+          <w:lang w:val="en_US" w:bidi="en_US"/>
+        </w:rPr>
+      </w:r>
+      <w:hyperlink r:id="rId51">
+        <w:r>
+          <w:rPr>
+            <w:lang w:val="en_US" w:bidi="en_US"/>
+          </w:rPr>
+          <w:rPr>
+            <w:color w:val="0000EE"/>
+            <w:u w:val="single"/>
+          </w:rPr>
+          <w:t>Defining the Scenes</w:t>
+        </w:r>
+      </w:hyperlink>
+      <w:r>
+        <w:rPr>
+          <w:lang w:val="en_US" w:bidi="en_US"/>
+        </w:rPr>
+        <w:t xml:space="preserve"> (2.9 MB)</w:t>
+      </w:r>
+      <w:r>
+        <w:rPr>
+          <w:lang w:val="en_US" w:bidi="en_US"/>
+        </w:rPr>
+      </w:r>
+    </w:p>
+    <w:p>
+      <w:pPr>
+        <w:pStyle w:val="ListBullet"/>
+        <w:spacing w:line="240" w:lineRule="auto"/>
+        <w:ind w:left="720"/>
+      </w:pPr>
+      <w:r>
+        <w:rPr>
+          <w:lang w:val="en_US" w:bidi="en_US"/>
+        </w:rPr>
+      </w:r>
+      <w:hyperlink r:id="rId52">
+        <w:r>
+          <w:rPr>
+            <w:lang w:val="en_US" w:bidi="en_US"/>
+          </w:rPr>
+          <w:rPr>
+            <w:color w:val="0000EE"/>
+            <w:u w:val="single"/>
+          </w:rPr>
+          <w:t>Embodying the Text</w:t>
+        </w:r>
+      </w:hyperlink>
+      <w:r>
+        <w:rPr>
+          <w:lang w:val="en_US" w:bidi="en_US"/>
+        </w:rPr>
+        <w:t xml:space="preserve"> (1.3 MB)</w:t>
+      </w:r>
+      <w:r>
+        <w:rPr>
+          <w:lang w:val="en_US" w:bidi="en_US"/>
+        </w:rPr>
+      </w:r>
+    </w:p>
+    <w:p>
+      <w:pPr>
+        <w:pStyle w:val="ListBullet"/>
+        <w:spacing w:line="240" w:lineRule="auto"/>
+        <w:ind w:left="720"/>
+      </w:pPr>
+      <w:r>
+        <w:rPr>
+          <w:lang w:val="en_US" w:bidi="en_US"/>
+        </w:rPr>
+      </w:r>
+      <w:hyperlink r:id="rId53">
+        <w:r>
+          <w:rPr>
+            <w:lang w:val="en_US" w:bidi="en_US"/>
+          </w:rPr>
+          <w:rPr>
+            <w:color w:val="0000EE"/>
+            <w:u w:val="single"/>
+          </w:rPr>
+          <w:t>Filling the Gaps</w:t>
+        </w:r>
+      </w:hyperlink>
+      <w:r>
+        <w:rPr>
+          <w:lang w:val="en_US" w:bidi="en_US"/>
+        </w:rPr>
+        <w:t xml:space="preserve"> (1.8 MB)</w:t>
+      </w:r>
+      <w:r>
+        <w:rPr>
+          <w:lang w:val="en_US" w:bidi="en_US"/>
+        </w:rPr>
+      </w:r>
+    </w:p>
+    <w:p>
+      <w:pPr>
+        <w:pStyle w:val="ListBullet"/>
+        <w:spacing w:line="240" w:lineRule="auto"/>
+        <w:ind w:left="720"/>
+      </w:pPr>
+      <w:r>
+        <w:rPr>
+          <w:lang w:val="en_US" w:bidi="en_US"/>
+        </w:rPr>
+      </w:r>
+      <w:hyperlink r:id="rId54">
+        <w:r>
+          <w:rPr>
+            <w:lang w:val="en_US" w:bidi="en_US"/>
+          </w:rPr>
+          <w:rPr>
+            <w:color w:val="0000EE"/>
+            <w:u w:val="single"/>
+          </w:rPr>
+          <w:t>Speaking the Word</w:t>
+        </w:r>
+      </w:hyperlink>
+      <w:r>
+        <w:rPr>
+          <w:lang w:val="en_US" w:bidi="en_US"/>
+        </w:rPr>
+        <w:t xml:space="preserve"> (675 KB)</w:t>
+      </w:r>
+      <w:r>
+        <w:rPr>
+          <w:lang w:val="en_US" w:bidi="en_US"/>
+        </w:rPr>
+      </w:r>
+      <w:r>
+        <w:rPr>
+          <w:lang w:val="en_US" w:bidi="en_US"/>
+        </w:rPr>
+      </w:r>
+      <w:r>
+        <w:rPr>
+          <w:lang w:val="en_US" w:bidi="en_US"/>
+        </w:rPr>
+      </w:r>
+    </w:p>
+    <w:p>
+      <w:pPr/>
+      <w:r>
+        <w:rPr>
+          <w:lang w:val="en_US" w:bidi="en_US"/>
+        </w:rPr>
+      </w:r>
+    </w:p>
+    <w:p>
+      <w:pPr>
+        <w:pStyle w:val="Heading2"/>
+      </w:pPr>
+      <w:r>
+        <w:rPr>
+          <w:lang w:val="en_US" w:bidi="en_US"/>
+        </w:rPr>
         <w:t>2 Timothy 3:1–9</w:t>
       </w:r>
       <w:r>
@@ -16871,6 +18726,271 @@
         <w:rPr>
           <w:lang w:val="en_US" w:bidi="en_US"/>
         </w:rPr>
+        <w:t>2 Timothy 3:1–9</w:t>
+      </w:r>
+      <w:r>
+        <w:rPr>
+          <w:lang w:val="en_US" w:bidi="en_US"/>
+        </w:rPr>
+      </w:r>
+    </w:p>
+    <w:p>
+      <w:pPr>
+        <w:pStyle w:val="Heading4"/>
+      </w:pPr>
+      <w:r>
+        <w:rPr>
+          <w:lang w:val="en_US" w:bidi="en_US"/>
+        </w:rPr>
+        <w:t>Audio Content</w:t>
+      </w:r>
+      <w:r>
+        <w:rPr>
+          <w:lang w:val="en_US" w:bidi="en_US"/>
+        </w:rPr>
+      </w:r>
+      <w:r>
+        <w:rPr>
+          <w:lang w:val="en_US" w:bidi="en_US"/>
+        </w:rPr>
+      </w:r>
+    </w:p>
+    <w:p>
+      <w:pPr>
+        <w:pStyle w:val="ListBullet"/>
+        <w:spacing w:line="240" w:lineRule="auto"/>
+        <w:ind w:left="720"/>
+      </w:pPr>
+      <w:r>
+        <w:rPr>
+          <w:lang w:val="en_US" w:bidi="en_US"/>
+        </w:rPr>
+      </w:r>
+      <w:hyperlink r:id="rId55">
+        <w:r>
+          <w:rPr>
+            <w:lang w:val="en_US" w:bidi="en_US"/>
+          </w:rPr>
+          <w:rPr>
+            <w:color w:val="0000EE"/>
+            <w:u w:val="single"/>
+          </w:rPr>
+          <w:t>Hear and Heart</w:t>
+        </w:r>
+      </w:hyperlink>
+      <w:r>
+        <w:rPr>
+          <w:lang w:val="en_US" w:bidi="en_US"/>
+        </w:rPr>
+        <w:t xml:space="preserve"> (449 KB)</w:t>
+      </w:r>
+      <w:r>
+        <w:rPr>
+          <w:lang w:val="en_US" w:bidi="en_US"/>
+        </w:rPr>
+      </w:r>
+    </w:p>
+    <w:p>
+      <w:pPr>
+        <w:pStyle w:val="ListBullet"/>
+        <w:spacing w:line="240" w:lineRule="auto"/>
+        <w:ind w:left="720"/>
+      </w:pPr>
+      <w:r>
+        <w:rPr>
+          <w:lang w:val="en_US" w:bidi="en_US"/>
+        </w:rPr>
+      </w:r>
+      <w:hyperlink r:id="rId56">
+        <w:r>
+          <w:rPr>
+            <w:lang w:val="en_US" w:bidi="en_US"/>
+          </w:rPr>
+          <w:rPr>
+            <w:color w:val="0000EE"/>
+            <w:u w:val="single"/>
+          </w:rPr>
+          <w:t>Setting the Stage</w:t>
+        </w:r>
+      </w:hyperlink>
+      <w:r>
+        <w:rPr>
+          <w:lang w:val="en_US" w:bidi="en_US"/>
+        </w:rPr>
+        <w:t xml:space="preserve"> (3.0 MB)</w:t>
+      </w:r>
+      <w:r>
+        <w:rPr>
+          <w:lang w:val="en_US" w:bidi="en_US"/>
+        </w:rPr>
+      </w:r>
+    </w:p>
+    <w:p>
+      <w:pPr>
+        <w:pStyle w:val="ListBullet"/>
+        <w:spacing w:line="240" w:lineRule="auto"/>
+        <w:ind w:left="720"/>
+      </w:pPr>
+      <w:r>
+        <w:rPr>
+          <w:lang w:val="en_US" w:bidi="en_US"/>
+        </w:rPr>
+      </w:r>
+      <w:hyperlink r:id="rId57">
+        <w:r>
+          <w:rPr>
+            <w:lang w:val="en_US" w:bidi="en_US"/>
+          </w:rPr>
+          <w:rPr>
+            <w:color w:val="0000EE"/>
+            <w:u w:val="single"/>
+          </w:rPr>
+          <w:t>Defining the Scenes</w:t>
+        </w:r>
+      </w:hyperlink>
+      <w:r>
+        <w:rPr>
+          <w:lang w:val="en_US" w:bidi="en_US"/>
+        </w:rPr>
+        <w:t xml:space="preserve"> (3.5 MB)</w:t>
+      </w:r>
+      <w:r>
+        <w:rPr>
+          <w:lang w:val="en_US" w:bidi="en_US"/>
+        </w:rPr>
+      </w:r>
+    </w:p>
+    <w:p>
+      <w:pPr>
+        <w:pStyle w:val="ListBullet"/>
+        <w:spacing w:line="240" w:lineRule="auto"/>
+        <w:ind w:left="720"/>
+      </w:pPr>
+      <w:r>
+        <w:rPr>
+          <w:lang w:val="en_US" w:bidi="en_US"/>
+        </w:rPr>
+      </w:r>
+      <w:hyperlink r:id="rId58">
+        <w:r>
+          <w:rPr>
+            <w:lang w:val="en_US" w:bidi="en_US"/>
+          </w:rPr>
+          <w:rPr>
+            <w:color w:val="0000EE"/>
+            <w:u w:val="single"/>
+          </w:rPr>
+          <w:t>Embodying the Text</w:t>
+        </w:r>
+      </w:hyperlink>
+      <w:r>
+        <w:rPr>
+          <w:lang w:val="en_US" w:bidi="en_US"/>
+        </w:rPr>
+        <w:t xml:space="preserve"> (2.3 MB)</w:t>
+      </w:r>
+      <w:r>
+        <w:rPr>
+          <w:lang w:val="en_US" w:bidi="en_US"/>
+        </w:rPr>
+      </w:r>
+    </w:p>
+    <w:p>
+      <w:pPr>
+        <w:pStyle w:val="ListBullet"/>
+        <w:spacing w:line="240" w:lineRule="auto"/>
+        <w:ind w:left="720"/>
+      </w:pPr>
+      <w:r>
+        <w:rPr>
+          <w:lang w:val="en_US" w:bidi="en_US"/>
+        </w:rPr>
+      </w:r>
+      <w:hyperlink r:id="rId59">
+        <w:r>
+          <w:rPr>
+            <w:lang w:val="en_US" w:bidi="en_US"/>
+          </w:rPr>
+          <w:rPr>
+            <w:color w:val="0000EE"/>
+            <w:u w:val="single"/>
+          </w:rPr>
+          <w:t>Filling the Gaps</w:t>
+        </w:r>
+      </w:hyperlink>
+      <w:r>
+        <w:rPr>
+          <w:lang w:val="en_US" w:bidi="en_US"/>
+        </w:rPr>
+        <w:t xml:space="preserve"> (3.6 MB)</w:t>
+      </w:r>
+      <w:r>
+        <w:rPr>
+          <w:lang w:val="en_US" w:bidi="en_US"/>
+        </w:rPr>
+      </w:r>
+    </w:p>
+    <w:p>
+      <w:pPr>
+        <w:pStyle w:val="ListBullet"/>
+        <w:spacing w:line="240" w:lineRule="auto"/>
+        <w:ind w:left="720"/>
+      </w:pPr>
+      <w:r>
+        <w:rPr>
+          <w:lang w:val="en_US" w:bidi="en_US"/>
+        </w:rPr>
+      </w:r>
+      <w:hyperlink r:id="rId60">
+        <w:r>
+          <w:rPr>
+            <w:lang w:val="en_US" w:bidi="en_US"/>
+          </w:rPr>
+          <w:rPr>
+            <w:color w:val="0000EE"/>
+            <w:u w:val="single"/>
+          </w:rPr>
+          <w:t>Speaking the Word</w:t>
+        </w:r>
+      </w:hyperlink>
+      <w:r>
+        <w:rPr>
+          <w:lang w:val="en_US" w:bidi="en_US"/>
+        </w:rPr>
+        <w:t xml:space="preserve"> (660 KB)</w:t>
+      </w:r>
+      <w:r>
+        <w:rPr>
+          <w:lang w:val="en_US" w:bidi="en_US"/>
+        </w:rPr>
+      </w:r>
+      <w:r>
+        <w:rPr>
+          <w:lang w:val="en_US" w:bidi="en_US"/>
+        </w:rPr>
+      </w:r>
+      <w:r>
+        <w:rPr>
+          <w:lang w:val="en_US" w:bidi="en_US"/>
+        </w:rPr>
+      </w:r>
+    </w:p>
+    <w:p>
+      <w:pPr/>
+      <w:r>
+        <w:rPr>
+          <w:lang w:val="en_US" w:bidi="en_US"/>
+        </w:rPr>
+      </w:r>
+    </w:p>
+    <w:p>
+      <w:pPr>
+        <w:pStyle w:val="Heading2"/>
+      </w:pPr>
+      <w:r>
+        <w:rPr>
+          <w:lang w:val="en_US" w:bidi="en_US"/>
+        </w:rPr>
         <w:t>2 Timothy 3:10–17</w:t>
       </w:r>
       <w:r>
@@ -19113,6 +21233,271 @@
         <w:rPr>
           <w:lang w:val="en_US" w:bidi="en_US"/>
         </w:rPr>
+        <w:t>2 Timothy 3:10–17</w:t>
+      </w:r>
+      <w:r>
+        <w:rPr>
+          <w:lang w:val="en_US" w:bidi="en_US"/>
+        </w:rPr>
+      </w:r>
+    </w:p>
+    <w:p>
+      <w:pPr>
+        <w:pStyle w:val="Heading4"/>
+      </w:pPr>
+      <w:r>
+        <w:rPr>
+          <w:lang w:val="en_US" w:bidi="en_US"/>
+        </w:rPr>
+        <w:t>Audio Content</w:t>
+      </w:r>
+      <w:r>
+        <w:rPr>
+          <w:lang w:val="en_US" w:bidi="en_US"/>
+        </w:rPr>
+      </w:r>
+      <w:r>
+        <w:rPr>
+          <w:lang w:val="en_US" w:bidi="en_US"/>
+        </w:rPr>
+      </w:r>
+    </w:p>
+    <w:p>
+      <w:pPr>
+        <w:pStyle w:val="ListBullet"/>
+        <w:spacing w:line="240" w:lineRule="auto"/>
+        <w:ind w:left="720"/>
+      </w:pPr>
+      <w:r>
+        <w:rPr>
+          <w:lang w:val="en_US" w:bidi="en_US"/>
+        </w:rPr>
+      </w:r>
+      <w:hyperlink r:id="rId61">
+        <w:r>
+          <w:rPr>
+            <w:lang w:val="en_US" w:bidi="en_US"/>
+          </w:rPr>
+          <w:rPr>
+            <w:color w:val="0000EE"/>
+            <w:u w:val="single"/>
+          </w:rPr>
+          <w:t>Hear and Heart</w:t>
+        </w:r>
+      </w:hyperlink>
+      <w:r>
+        <w:rPr>
+          <w:lang w:val="en_US" w:bidi="en_US"/>
+        </w:rPr>
+        <w:t xml:space="preserve"> (453 KB)</w:t>
+      </w:r>
+      <w:r>
+        <w:rPr>
+          <w:lang w:val="en_US" w:bidi="en_US"/>
+        </w:rPr>
+      </w:r>
+    </w:p>
+    <w:p>
+      <w:pPr>
+        <w:pStyle w:val="ListBullet"/>
+        <w:spacing w:line="240" w:lineRule="auto"/>
+        <w:ind w:left="720"/>
+      </w:pPr>
+      <w:r>
+        <w:rPr>
+          <w:lang w:val="en_US" w:bidi="en_US"/>
+        </w:rPr>
+      </w:r>
+      <w:hyperlink r:id="rId62">
+        <w:r>
+          <w:rPr>
+            <w:lang w:val="en_US" w:bidi="en_US"/>
+          </w:rPr>
+          <w:rPr>
+            <w:color w:val="0000EE"/>
+            <w:u w:val="single"/>
+          </w:rPr>
+          <w:t>Setting the Stage</w:t>
+        </w:r>
+      </w:hyperlink>
+      <w:r>
+        <w:rPr>
+          <w:lang w:val="en_US" w:bidi="en_US"/>
+        </w:rPr>
+        <w:t xml:space="preserve"> (2.8 MB)</w:t>
+      </w:r>
+      <w:r>
+        <w:rPr>
+          <w:lang w:val="en_US" w:bidi="en_US"/>
+        </w:rPr>
+      </w:r>
+    </w:p>
+    <w:p>
+      <w:pPr>
+        <w:pStyle w:val="ListBullet"/>
+        <w:spacing w:line="240" w:lineRule="auto"/>
+        <w:ind w:left="720"/>
+      </w:pPr>
+      <w:r>
+        <w:rPr>
+          <w:lang w:val="en_US" w:bidi="en_US"/>
+        </w:rPr>
+      </w:r>
+      <w:hyperlink r:id="rId63">
+        <w:r>
+          <w:rPr>
+            <w:lang w:val="en_US" w:bidi="en_US"/>
+          </w:rPr>
+          <w:rPr>
+            <w:color w:val="0000EE"/>
+            <w:u w:val="single"/>
+          </w:rPr>
+          <w:t>Defining the Scenes</w:t>
+        </w:r>
+      </w:hyperlink>
+      <w:r>
+        <w:rPr>
+          <w:lang w:val="en_US" w:bidi="en_US"/>
+        </w:rPr>
+        <w:t xml:space="preserve"> (3.7 MB)</w:t>
+      </w:r>
+      <w:r>
+        <w:rPr>
+          <w:lang w:val="en_US" w:bidi="en_US"/>
+        </w:rPr>
+      </w:r>
+    </w:p>
+    <w:p>
+      <w:pPr>
+        <w:pStyle w:val="ListBullet"/>
+        <w:spacing w:line="240" w:lineRule="auto"/>
+        <w:ind w:left="720"/>
+      </w:pPr>
+      <w:r>
+        <w:rPr>
+          <w:lang w:val="en_US" w:bidi="en_US"/>
+        </w:rPr>
+      </w:r>
+      <w:hyperlink r:id="rId64">
+        <w:r>
+          <w:rPr>
+            <w:lang w:val="en_US" w:bidi="en_US"/>
+          </w:rPr>
+          <w:rPr>
+            <w:color w:val="0000EE"/>
+            <w:u w:val="single"/>
+          </w:rPr>
+          <w:t>Embodying the Text</w:t>
+        </w:r>
+      </w:hyperlink>
+      <w:r>
+        <w:rPr>
+          <w:lang w:val="en_US" w:bidi="en_US"/>
+        </w:rPr>
+        <w:t xml:space="preserve"> (2.1 MB)</w:t>
+      </w:r>
+      <w:r>
+        <w:rPr>
+          <w:lang w:val="en_US" w:bidi="en_US"/>
+        </w:rPr>
+      </w:r>
+    </w:p>
+    <w:p>
+      <w:pPr>
+        <w:pStyle w:val="ListBullet"/>
+        <w:spacing w:line="240" w:lineRule="auto"/>
+        <w:ind w:left="720"/>
+      </w:pPr>
+      <w:r>
+        <w:rPr>
+          <w:lang w:val="en_US" w:bidi="en_US"/>
+        </w:rPr>
+      </w:r>
+      <w:hyperlink r:id="rId65">
+        <w:r>
+          <w:rPr>
+            <w:lang w:val="en_US" w:bidi="en_US"/>
+          </w:rPr>
+          <w:rPr>
+            <w:color w:val="0000EE"/>
+            <w:u w:val="single"/>
+          </w:rPr>
+          <w:t>Filling the Gaps</w:t>
+        </w:r>
+      </w:hyperlink>
+      <w:r>
+        <w:rPr>
+          <w:lang w:val="en_US" w:bidi="en_US"/>
+        </w:rPr>
+        <w:t xml:space="preserve"> (2.4 MB)</w:t>
+      </w:r>
+      <w:r>
+        <w:rPr>
+          <w:lang w:val="en_US" w:bidi="en_US"/>
+        </w:rPr>
+      </w:r>
+    </w:p>
+    <w:p>
+      <w:pPr>
+        <w:pStyle w:val="ListBullet"/>
+        <w:spacing w:line="240" w:lineRule="auto"/>
+        <w:ind w:left="720"/>
+      </w:pPr>
+      <w:r>
+        <w:rPr>
+          <w:lang w:val="en_US" w:bidi="en_US"/>
+        </w:rPr>
+      </w:r>
+      <w:hyperlink r:id="rId66">
+        <w:r>
+          <w:rPr>
+            <w:lang w:val="en_US" w:bidi="en_US"/>
+          </w:rPr>
+          <w:rPr>
+            <w:color w:val="0000EE"/>
+            <w:u w:val="single"/>
+          </w:rPr>
+          <w:t>Speaking the Word</w:t>
+        </w:r>
+      </w:hyperlink>
+      <w:r>
+        <w:rPr>
+          <w:lang w:val="en_US" w:bidi="en_US"/>
+        </w:rPr>
+        <w:t xml:space="preserve"> (666 KB)</w:t>
+      </w:r>
+      <w:r>
+        <w:rPr>
+          <w:lang w:val="en_US" w:bidi="en_US"/>
+        </w:rPr>
+      </w:r>
+      <w:r>
+        <w:rPr>
+          <w:lang w:val="en_US" w:bidi="en_US"/>
+        </w:rPr>
+      </w:r>
+      <w:r>
+        <w:rPr>
+          <w:lang w:val="en_US" w:bidi="en_US"/>
+        </w:rPr>
+      </w:r>
+    </w:p>
+    <w:p>
+      <w:pPr/>
+      <w:r>
+        <w:rPr>
+          <w:lang w:val="en_US" w:bidi="en_US"/>
+        </w:rPr>
+      </w:r>
+    </w:p>
+    <w:p>
+      <w:pPr>
+        <w:pStyle w:val="Heading2"/>
+      </w:pPr>
+      <w:r>
+        <w:rPr>
+          <w:lang w:val="en_US" w:bidi="en_US"/>
+        </w:rPr>
         <w:t>2 Timothy 4:1–8</w:t>
       </w:r>
       <w:r>
@@ -21492,6 +23877,271 @@
         <w:rPr>
           <w:lang w:val="en_US" w:bidi="en_US"/>
         </w:rPr>
+        <w:t>2 Timothy 4:1–8</w:t>
+      </w:r>
+      <w:r>
+        <w:rPr>
+          <w:lang w:val="en_US" w:bidi="en_US"/>
+        </w:rPr>
+      </w:r>
+    </w:p>
+    <w:p>
+      <w:pPr>
+        <w:pStyle w:val="Heading4"/>
+      </w:pPr>
+      <w:r>
+        <w:rPr>
+          <w:lang w:val="en_US" w:bidi="en_US"/>
+        </w:rPr>
+        <w:t>Audio Content</w:t>
+      </w:r>
+      <w:r>
+        <w:rPr>
+          <w:lang w:val="en_US" w:bidi="en_US"/>
+        </w:rPr>
+      </w:r>
+      <w:r>
+        <w:rPr>
+          <w:lang w:val="en_US" w:bidi="en_US"/>
+        </w:rPr>
+      </w:r>
+    </w:p>
+    <w:p>
+      <w:pPr>
+        <w:pStyle w:val="ListBullet"/>
+        <w:spacing w:line="240" w:lineRule="auto"/>
+        <w:ind w:left="720"/>
+      </w:pPr>
+      <w:r>
+        <w:rPr>
+          <w:lang w:val="en_US" w:bidi="en_US"/>
+        </w:rPr>
+      </w:r>
+      <w:hyperlink r:id="rId67">
+        <w:r>
+          <w:rPr>
+            <w:lang w:val="en_US" w:bidi="en_US"/>
+          </w:rPr>
+          <w:rPr>
+            <w:color w:val="0000EE"/>
+            <w:u w:val="single"/>
+          </w:rPr>
+          <w:t>Hear and Heart</w:t>
+        </w:r>
+      </w:hyperlink>
+      <w:r>
+        <w:rPr>
+          <w:lang w:val="en_US" w:bidi="en_US"/>
+        </w:rPr>
+        <w:t xml:space="preserve"> (471 KB)</w:t>
+      </w:r>
+      <w:r>
+        <w:rPr>
+          <w:lang w:val="en_US" w:bidi="en_US"/>
+        </w:rPr>
+      </w:r>
+    </w:p>
+    <w:p>
+      <w:pPr>
+        <w:pStyle w:val="ListBullet"/>
+        <w:spacing w:line="240" w:lineRule="auto"/>
+        <w:ind w:left="720"/>
+      </w:pPr>
+      <w:r>
+        <w:rPr>
+          <w:lang w:val="en_US" w:bidi="en_US"/>
+        </w:rPr>
+      </w:r>
+      <w:hyperlink r:id="rId68">
+        <w:r>
+          <w:rPr>
+            <w:lang w:val="en_US" w:bidi="en_US"/>
+          </w:rPr>
+          <w:rPr>
+            <w:color w:val="0000EE"/>
+            <w:u w:val="single"/>
+          </w:rPr>
+          <w:t>Setting the Stage</w:t>
+        </w:r>
+      </w:hyperlink>
+      <w:r>
+        <w:rPr>
+          <w:lang w:val="en_US" w:bidi="en_US"/>
+        </w:rPr>
+        <w:t xml:space="preserve"> (2.2 MB)</w:t>
+      </w:r>
+      <w:r>
+        <w:rPr>
+          <w:lang w:val="en_US" w:bidi="en_US"/>
+        </w:rPr>
+      </w:r>
+    </w:p>
+    <w:p>
+      <w:pPr>
+        <w:pStyle w:val="ListBullet"/>
+        <w:spacing w:line="240" w:lineRule="auto"/>
+        <w:ind w:left="720"/>
+      </w:pPr>
+      <w:r>
+        <w:rPr>
+          <w:lang w:val="en_US" w:bidi="en_US"/>
+        </w:rPr>
+      </w:r>
+      <w:hyperlink r:id="rId69">
+        <w:r>
+          <w:rPr>
+            <w:lang w:val="en_US" w:bidi="en_US"/>
+          </w:rPr>
+          <w:rPr>
+            <w:color w:val="0000EE"/>
+            <w:u w:val="single"/>
+          </w:rPr>
+          <w:t>Defining the Scenes</w:t>
+        </w:r>
+      </w:hyperlink>
+      <w:r>
+        <w:rPr>
+          <w:lang w:val="en_US" w:bidi="en_US"/>
+        </w:rPr>
+        <w:t xml:space="preserve"> (3.0 MB)</w:t>
+      </w:r>
+      <w:r>
+        <w:rPr>
+          <w:lang w:val="en_US" w:bidi="en_US"/>
+        </w:rPr>
+      </w:r>
+    </w:p>
+    <w:p>
+      <w:pPr>
+        <w:pStyle w:val="ListBullet"/>
+        <w:spacing w:line="240" w:lineRule="auto"/>
+        <w:ind w:left="720"/>
+      </w:pPr>
+      <w:r>
+        <w:rPr>
+          <w:lang w:val="en_US" w:bidi="en_US"/>
+        </w:rPr>
+      </w:r>
+      <w:hyperlink r:id="rId70">
+        <w:r>
+          <w:rPr>
+            <w:lang w:val="en_US" w:bidi="en_US"/>
+          </w:rPr>
+          <w:rPr>
+            <w:color w:val="0000EE"/>
+            <w:u w:val="single"/>
+          </w:rPr>
+          <w:t>Embodying the Text</w:t>
+        </w:r>
+      </w:hyperlink>
+      <w:r>
+        <w:rPr>
+          <w:lang w:val="en_US" w:bidi="en_US"/>
+        </w:rPr>
+        <w:t xml:space="preserve"> (2.2 MB)</w:t>
+      </w:r>
+      <w:r>
+        <w:rPr>
+          <w:lang w:val="en_US" w:bidi="en_US"/>
+        </w:rPr>
+      </w:r>
+    </w:p>
+    <w:p>
+      <w:pPr>
+        <w:pStyle w:val="ListBullet"/>
+        <w:spacing w:line="240" w:lineRule="auto"/>
+        <w:ind w:left="720"/>
+      </w:pPr>
+      <w:r>
+        <w:rPr>
+          <w:lang w:val="en_US" w:bidi="en_US"/>
+        </w:rPr>
+      </w:r>
+      <w:hyperlink r:id="rId71">
+        <w:r>
+          <w:rPr>
+            <w:lang w:val="en_US" w:bidi="en_US"/>
+          </w:rPr>
+          <w:rPr>
+            <w:color w:val="0000EE"/>
+            <w:u w:val="single"/>
+          </w:rPr>
+          <w:t>Filling the Gaps</w:t>
+        </w:r>
+      </w:hyperlink>
+      <w:r>
+        <w:rPr>
+          <w:lang w:val="en_US" w:bidi="en_US"/>
+        </w:rPr>
+        <w:t xml:space="preserve"> (3.3 MB)</w:t>
+      </w:r>
+      <w:r>
+        <w:rPr>
+          <w:lang w:val="en_US" w:bidi="en_US"/>
+        </w:rPr>
+      </w:r>
+    </w:p>
+    <w:p>
+      <w:pPr>
+        <w:pStyle w:val="ListBullet"/>
+        <w:spacing w:line="240" w:lineRule="auto"/>
+        <w:ind w:left="720"/>
+      </w:pPr>
+      <w:r>
+        <w:rPr>
+          <w:lang w:val="en_US" w:bidi="en_US"/>
+        </w:rPr>
+      </w:r>
+      <w:hyperlink r:id="rId72">
+        <w:r>
+          <w:rPr>
+            <w:lang w:val="en_US" w:bidi="en_US"/>
+          </w:rPr>
+          <w:rPr>
+            <w:color w:val="0000EE"/>
+            <w:u w:val="single"/>
+          </w:rPr>
+          <w:t>Speaking the Word</w:t>
+        </w:r>
+      </w:hyperlink>
+      <w:r>
+        <w:rPr>
+          <w:lang w:val="en_US" w:bidi="en_US"/>
+        </w:rPr>
+        <w:t xml:space="preserve"> (650 KB)</w:t>
+      </w:r>
+      <w:r>
+        <w:rPr>
+          <w:lang w:val="en_US" w:bidi="en_US"/>
+        </w:rPr>
+      </w:r>
+      <w:r>
+        <w:rPr>
+          <w:lang w:val="en_US" w:bidi="en_US"/>
+        </w:rPr>
+      </w:r>
+      <w:r>
+        <w:rPr>
+          <w:lang w:val="en_US" w:bidi="en_US"/>
+        </w:rPr>
+      </w:r>
+    </w:p>
+    <w:p>
+      <w:pPr/>
+      <w:r>
+        <w:rPr>
+          <w:lang w:val="en_US" w:bidi="en_US"/>
+        </w:rPr>
+      </w:r>
+    </w:p>
+    <w:p>
+      <w:pPr>
+        <w:pStyle w:val="Heading2"/>
+      </w:pPr>
+      <w:r>
+        <w:rPr>
+          <w:lang w:val="en_US" w:bidi="en_US"/>
+        </w:rPr>
         <w:t>2 Timothy 4:9–22</w:t>
       </w:r>
       <w:r>
@@ -24924,6 +27574,271 @@
           <w:lang w:val="en_US" w:bidi="en_US"/>
         </w:rPr>
         <w:t>Finally, the group can put together a final version of the passage that everyone agrees on. Each group member should practice telling this final version of the passage.</w:t>
+      </w:r>
+      <w:r>
+        <w:rPr>
+          <w:lang w:val="en_US" w:bidi="en_US"/>
+        </w:rPr>
+      </w:r>
+      <w:r>
+        <w:rPr>
+          <w:lang w:val="en_US" w:bidi="en_US"/>
+        </w:rPr>
+      </w:r>
+    </w:p>
+    <w:p>
+      <w:pPr/>
+      <w:r>
+        <w:rPr>
+          <w:lang w:val="en_US" w:bidi="en_US"/>
+        </w:rPr>
+      </w:r>
+    </w:p>
+    <w:p>
+      <w:pPr>
+        <w:pStyle w:val="Heading2"/>
+      </w:pPr>
+      <w:r>
+        <w:rPr>
+          <w:lang w:val="en_US" w:bidi="en_US"/>
+        </w:rPr>
+        <w:t>2 Timothy 4:9–22</w:t>
+      </w:r>
+      <w:r>
+        <w:rPr>
+          <w:lang w:val="en_US" w:bidi="en_US"/>
+        </w:rPr>
+      </w:r>
+    </w:p>
+    <w:p>
+      <w:pPr>
+        <w:pStyle w:val="Heading4"/>
+      </w:pPr>
+      <w:r>
+        <w:rPr>
+          <w:lang w:val="en_US" w:bidi="en_US"/>
+        </w:rPr>
+        <w:t>Audio Content</w:t>
+      </w:r>
+      <w:r>
+        <w:rPr>
+          <w:lang w:val="en_US" w:bidi="en_US"/>
+        </w:rPr>
+      </w:r>
+      <w:r>
+        <w:rPr>
+          <w:lang w:val="en_US" w:bidi="en_US"/>
+        </w:rPr>
+      </w:r>
+    </w:p>
+    <w:p>
+      <w:pPr>
+        <w:pStyle w:val="ListBullet"/>
+        <w:spacing w:line="240" w:lineRule="auto"/>
+        <w:ind w:left="720"/>
+      </w:pPr>
+      <w:r>
+        <w:rPr>
+          <w:lang w:val="en_US" w:bidi="en_US"/>
+        </w:rPr>
+      </w:r>
+      <w:hyperlink r:id="rId73">
+        <w:r>
+          <w:rPr>
+            <w:lang w:val="en_US" w:bidi="en_US"/>
+          </w:rPr>
+          <w:rPr>
+            <w:color w:val="0000EE"/>
+            <w:u w:val="single"/>
+          </w:rPr>
+          <w:t>Hear and Heart</w:t>
+        </w:r>
+      </w:hyperlink>
+      <w:r>
+        <w:rPr>
+          <w:lang w:val="en_US" w:bidi="en_US"/>
+        </w:rPr>
+        <w:t xml:space="preserve"> (461 KB)</w:t>
+      </w:r>
+      <w:r>
+        <w:rPr>
+          <w:lang w:val="en_US" w:bidi="en_US"/>
+        </w:rPr>
+      </w:r>
+    </w:p>
+    <w:p>
+      <w:pPr>
+        <w:pStyle w:val="ListBullet"/>
+        <w:spacing w:line="240" w:lineRule="auto"/>
+        <w:ind w:left="720"/>
+      </w:pPr>
+      <w:r>
+        <w:rPr>
+          <w:lang w:val="en_US" w:bidi="en_US"/>
+        </w:rPr>
+      </w:r>
+      <w:hyperlink r:id="rId74">
+        <w:r>
+          <w:rPr>
+            <w:lang w:val="en_US" w:bidi="en_US"/>
+          </w:rPr>
+          <w:rPr>
+            <w:color w:val="0000EE"/>
+            <w:u w:val="single"/>
+          </w:rPr>
+          <w:t>Setting the Stage</w:t>
+        </w:r>
+      </w:hyperlink>
+      <w:r>
+        <w:rPr>
+          <w:lang w:val="en_US" w:bidi="en_US"/>
+        </w:rPr>
+        <w:t xml:space="preserve"> (5.0 MB)</w:t>
+      </w:r>
+      <w:r>
+        <w:rPr>
+          <w:lang w:val="en_US" w:bidi="en_US"/>
+        </w:rPr>
+      </w:r>
+    </w:p>
+    <w:p>
+      <w:pPr>
+        <w:pStyle w:val="ListBullet"/>
+        <w:spacing w:line="240" w:lineRule="auto"/>
+        <w:ind w:left="720"/>
+      </w:pPr>
+      <w:r>
+        <w:rPr>
+          <w:lang w:val="en_US" w:bidi="en_US"/>
+        </w:rPr>
+      </w:r>
+      <w:hyperlink r:id="rId75">
+        <w:r>
+          <w:rPr>
+            <w:lang w:val="en_US" w:bidi="en_US"/>
+          </w:rPr>
+          <w:rPr>
+            <w:color w:val="0000EE"/>
+            <w:u w:val="single"/>
+          </w:rPr>
+          <w:t>Defining the Scenes</w:t>
+        </w:r>
+      </w:hyperlink>
+      <w:r>
+        <w:rPr>
+          <w:lang w:val="en_US" w:bidi="en_US"/>
+        </w:rPr>
+        <w:t xml:space="preserve"> (4.0 MB)</w:t>
+      </w:r>
+      <w:r>
+        <w:rPr>
+          <w:lang w:val="en_US" w:bidi="en_US"/>
+        </w:rPr>
+      </w:r>
+    </w:p>
+    <w:p>
+      <w:pPr>
+        <w:pStyle w:val="ListBullet"/>
+        <w:spacing w:line="240" w:lineRule="auto"/>
+        <w:ind w:left="720"/>
+      </w:pPr>
+      <w:r>
+        <w:rPr>
+          <w:lang w:val="en_US" w:bidi="en_US"/>
+        </w:rPr>
+      </w:r>
+      <w:hyperlink r:id="rId76">
+        <w:r>
+          <w:rPr>
+            <w:lang w:val="en_US" w:bidi="en_US"/>
+          </w:rPr>
+          <w:rPr>
+            <w:color w:val="0000EE"/>
+            <w:u w:val="single"/>
+          </w:rPr>
+          <w:t>Embodying the Text</w:t>
+        </w:r>
+      </w:hyperlink>
+      <w:r>
+        <w:rPr>
+          <w:lang w:val="en_US" w:bidi="en_US"/>
+        </w:rPr>
+        <w:t xml:space="preserve"> (2.7 MB)</w:t>
+      </w:r>
+      <w:r>
+        <w:rPr>
+          <w:lang w:val="en_US" w:bidi="en_US"/>
+        </w:rPr>
+      </w:r>
+    </w:p>
+    <w:p>
+      <w:pPr>
+        <w:pStyle w:val="ListBullet"/>
+        <w:spacing w:line="240" w:lineRule="auto"/>
+        <w:ind w:left="720"/>
+      </w:pPr>
+      <w:r>
+        <w:rPr>
+          <w:lang w:val="en_US" w:bidi="en_US"/>
+        </w:rPr>
+      </w:r>
+      <w:hyperlink r:id="rId77">
+        <w:r>
+          <w:rPr>
+            <w:lang w:val="en_US" w:bidi="en_US"/>
+          </w:rPr>
+          <w:rPr>
+            <w:color w:val="0000EE"/>
+            <w:u w:val="single"/>
+          </w:rPr>
+          <w:t>Filling the Gaps</w:t>
+        </w:r>
+      </w:hyperlink>
+      <w:r>
+        <w:rPr>
+          <w:lang w:val="en_US" w:bidi="en_US"/>
+        </w:rPr>
+        <w:t xml:space="preserve"> (3.2 MB)</w:t>
+      </w:r>
+      <w:r>
+        <w:rPr>
+          <w:lang w:val="en_US" w:bidi="en_US"/>
+        </w:rPr>
+      </w:r>
+    </w:p>
+    <w:p>
+      <w:pPr>
+        <w:pStyle w:val="ListBullet"/>
+        <w:spacing w:line="240" w:lineRule="auto"/>
+        <w:ind w:left="720"/>
+      </w:pPr>
+      <w:r>
+        <w:rPr>
+          <w:lang w:val="en_US" w:bidi="en_US"/>
+        </w:rPr>
+      </w:r>
+      <w:hyperlink r:id="rId78">
+        <w:r>
+          <w:rPr>
+            <w:lang w:val="en_US" w:bidi="en_US"/>
+          </w:rPr>
+          <w:rPr>
+            <w:color w:val="0000EE"/>
+            <w:u w:val="single"/>
+          </w:rPr>
+          <w:t>Speaking the Word</w:t>
+        </w:r>
+      </w:hyperlink>
+      <w:r>
+        <w:rPr>
+          <w:lang w:val="en_US" w:bidi="en_US"/>
+        </w:rPr>
+        <w:t xml:space="preserve"> (627 KB)</w:t>
+      </w:r>
+      <w:r>
+        <w:rPr>
+          <w:lang w:val="en_US" w:bidi="en_US"/>
+        </w:rPr>
       </w:r>
       <w:r>
         <w:rPr>

--- a/eng/docx/55.content.docx
+++ b/eng/docx/55.content.docx
@@ -6628,6 +6628,12 @@
         </w:rPr>
         <w:t>I feel very hurt, unsupported, or betrayed. I am concerned about the health of the congregation in Ephesus. This is because so many people, even leaders I trusted, have become ashamed of me and of the gospel message about Christ.</w:t>
       </w:r>
+      <w:r>
+        <w:rPr>
+          <w:lang w:val="en_US" w:bidi="en_US"/>
+        </w:rPr>
+        <w:t>Continue the drama.</w:t>
+      </w:r>
     </w:p>
     <w:p>
       <w:pPr/>
@@ -6679,6 +6685,12 @@
           <w:lang w:val="en_US" w:bidi="en_US"/>
         </w:rPr>
         <w:t>I am so thankful to God and to Onesiphorus for visiting me. So I pray to Lord Jesus that Jesus would bless Onesiphorus' entire family.</w:t>
+      </w:r>
+      <w:r>
+        <w:rPr>
+          <w:lang w:val="en_US" w:bidi="en_US"/>
+        </w:rPr>
+        <w:t>Continue the drama.</w:t>
       </w:r>
     </w:p>
     <w:p>
@@ -8795,6 +8807,12 @@
         </w:rPr>
         <w:t>When I feel weak, I remember that Paul himself felt this way. Paul said, "When I am weak, then I am strong." Christ's strength goes only to those who feel like they need it!</w:t>
       </w:r>
+      <w:r>
+        <w:rPr>
+          <w:lang w:val="en_US" w:bidi="en_US"/>
+        </w:rPr>
+        <w:t>Continue the drama.</w:t>
+      </w:r>
     </w:p>
     <w:p>
       <w:pPr/>
@@ -8847,6 +8865,12 @@
         </w:rPr>
         <w:t>I feel overwhelmed by how big and difficult this task is.</w:t>
       </w:r>
+      <w:r>
+        <w:rPr>
+          <w:lang w:val="en_US" w:bidi="en_US"/>
+        </w:rPr>
+        <w:t>Continue the drama.</w:t>
+      </w:r>
     </w:p>
     <w:p>
       <w:pPr/>
@@ -8899,6 +8923,12 @@
         </w:rPr>
         <w:t>I am trying not to be distracted by anything else so that I can focus on winning my commander's approval.</w:t>
       </w:r>
+      <w:r>
+        <w:rPr>
+          <w:lang w:val="en_US" w:bidi="en_US"/>
+        </w:rPr>
+        <w:t>Continue the drama.</w:t>
+      </w:r>
     </w:p>
     <w:p>
       <w:pPr/>
@@ -8950,6 +8980,12 @@
           <w:lang w:val="en_US" w:bidi="en_US"/>
         </w:rPr>
         <w:t>I am really looking forward to having all this grain in my barn. I will have enough food for my family all winter.</w:t>
+      </w:r>
+      <w:r>
+        <w:rPr>
+          <w:lang w:val="en_US" w:bidi="en_US"/>
+        </w:rPr>
+        <w:t>Continue the drama.</w:t>
       </w:r>
     </w:p>
     <w:p>
@@ -13062,6 +13098,12 @@
         </w:rPr>
         <w:t>I am glad that the truth is clear. I feel like I can rest in the truth. What the false teachers say is confusing and unsettling. When I argue with the false teachers, I feel defeated and tired.</w:t>
       </w:r>
+      <w:r>
+        <w:rPr>
+          <w:lang w:val="en_US" w:bidi="en_US"/>
+        </w:rPr>
+        <w:t>Continue the drama.</w:t>
+      </w:r>
     </w:p>
     <w:p>
       <w:pPr/>
@@ -13181,6 +13223,12 @@
           <w:lang w:val="en_US" w:bidi="en_US"/>
         </w:rPr>
         <w:t>I feel like Hymenaeus and Philetus make it harder to know God, but when Timothy teaches, I feel closer to God.</w:t>
+      </w:r>
+      <w:r>
+        <w:rPr>
+          <w:lang w:val="en_US" w:bidi="en_US"/>
+        </w:rPr>
+        <w:t>Continue the drama.</w:t>
       </w:r>
     </w:p>
     <w:p>
@@ -15164,6 +15212,12 @@
         </w:rPr>
         <w:t>I am so happy that God can truly use us when we are clean!</w:t>
       </w:r>
+      <w:r>
+        <w:rPr>
+          <w:lang w:val="en_US" w:bidi="en_US"/>
+        </w:rPr>
+        <w:t>Continue the drama.</w:t>
+      </w:r>
     </w:p>
     <w:p>
       <w:pPr/>
@@ -15233,6 +15287,12 @@
           <w:lang w:val="en_US" w:bidi="en_US"/>
         </w:rPr>
         <w:t>I am so glad that Paul said I should have other people with me! I will not feel so alone!</w:t>
+      </w:r>
+      <w:r>
+        <w:rPr>
+          <w:lang w:val="en_US" w:bidi="en_US"/>
+        </w:rPr>
+        <w:t>Continue the drama.</w:t>
       </w:r>
     </w:p>
     <w:p>
@@ -17443,6 +17503,12 @@
         </w:rPr>
         <w:t>This helps me understand why some people in our church are causing problems.</w:t>
       </w:r>
+      <w:r>
+        <w:rPr>
+          <w:lang w:val="en_US" w:bidi="en_US"/>
+        </w:rPr>
+        <w:t>Continue the drama.</w:t>
+      </w:r>
     </w:p>
     <w:p>
       <w:pPr/>
@@ -17599,6 +17665,12 @@
         </w:rPr>
         <w:t>These teachers sound wise, but something does not feel right about their teaching.</w:t>
       </w:r>
+      <w:r>
+        <w:rPr>
+          <w:lang w:val="en_US" w:bidi="en_US"/>
+        </w:rPr>
+        <w:t>Continue the drama.</w:t>
+      </w:r>
     </w:p>
     <w:p>
       <w:pPr/>
@@ -17686,6 +17758,12 @@
           <w:lang w:val="en_US" w:bidi="en_US"/>
         </w:rPr>
         <w:t>People could see the difference between God's truth and the magicians' tricks.</w:t>
+      </w:r>
+      <w:r>
+        <w:rPr>
+          <w:lang w:val="en_US" w:bidi="en_US"/>
+        </w:rPr>
+        <w:t>Continue the drama.</w:t>
       </w:r>
     </w:p>
     <w:p>
@@ -20309,6 +20387,12 @@
         </w:rPr>
         <w:t>I am grateful that Paul lets me see both Paul's strengths and Paul's struggles. This helps me know how to serve God faithfully.</w:t>
       </w:r>
+      <w:r>
+        <w:rPr>
+          <w:lang w:val="en_US" w:bidi="en_US"/>
+        </w:rPr>
+        <w:t>Continue the drama.</w:t>
+      </w:r>
     </w:p>
     <w:p>
       <w:pPr/>
@@ -20464,6 +20548,12 @@
           <w:lang w:val="en_US" w:bidi="en_US"/>
         </w:rPr>
         <w:t>We thank God that Timothy continues to follow the true teachings we shared with Timothy.</w:t>
+      </w:r>
+      <w:r>
+        <w:rPr>
+          <w:lang w:val="en_US" w:bidi="en_US"/>
+        </w:rPr>
+        <w:t>Continue the drama.</w:t>
       </w:r>
     </w:p>
     <w:p>
@@ -22750,6 +22840,12 @@
         </w:rPr>
         <w:t>I am thinking about Jesus returning as Judge and King, and I want Timothy to keep this future event in his thoughts as Timothy works.</w:t>
       </w:r>
+      <w:r>
+        <w:rPr>
+          <w:lang w:val="en_US" w:bidi="en_US"/>
+        </w:rPr>
+        <w:t>Continue the drama.</w:t>
+      </w:r>
     </w:p>
     <w:p>
       <w:pPr/>
@@ -22838,6 +22934,12 @@
         </w:rPr>
         <w:t>I am nervous that I will experience the same things that Paul experienced.</w:t>
       </w:r>
+      <w:r>
+        <w:rPr>
+          <w:lang w:val="en_US" w:bidi="en_US"/>
+        </w:rPr>
+        <w:t>Continue the drama.</w:t>
+      </w:r>
     </w:p>
     <w:p>
       <w:pPr/>
@@ -22925,6 +23027,12 @@
           <w:lang w:val="en_US" w:bidi="en_US"/>
         </w:rPr>
         <w:t>Let's find teachers who will say what makes us comfortable.</w:t>
+      </w:r>
+      <w:r>
+        <w:rPr>
+          <w:lang w:val="en_US" w:bidi="en_US"/>
+        </w:rPr>
+        <w:t>Continue the drama.</w:t>
       </w:r>
     </w:p>
     <w:p>
@@ -24422,7 +24530,25 @@
         <w:rPr>
           <w:lang w:val="en_US" w:bidi="en_US"/>
         </w:rPr>
-        <w:t>Stop here and look at a map of the area of the Mediterranean that shows Rome, where Paul is, Ephesus, where Timothy is, Thessalonica, Galatia, Dalmatia, and Troas, where Timothy needs to stop on the way to Rome. Pause this audio here.</w:t>
+        <w:t xml:space="preserve">Stop here and look at a map of the </w:t>
+      </w:r>
+      <w:hyperlink r:id="rId73">
+        <w:r>
+          <w:rPr>
+            <w:lang w:val="en_US" w:bidi="en_US"/>
+          </w:rPr>
+          <w:rPr>
+            <w:color w:val="0000EE"/>
+            <w:u w:val="single"/>
+          </w:rPr>
+          <w:t>area of the Mediterranean that shows Rome, where Paul is, Ephesus, where Timothy is, Thessalonica, Galatia, Dalmatia, and Troas, where Timothy needs to stop on the way to Rome</w:t>
+        </w:r>
+      </w:hyperlink>
+      <w:r>
+        <w:rPr>
+          <w:lang w:val="en_US" w:bidi="en_US"/>
+        </w:rPr>
+        <w:t>. Pause this audio here.</w:t>
       </w:r>
     </w:p>
     <w:p>
@@ -24508,8 +24634,2508 @@
         </w:rPr>
         <w:t xml:space="preserve">Stop here and look at photos of </w:t>
       </w:r>
-      <w:r>
-        <w:rPr>
+      <w:hyperlink r:id="rId74">
+        <w:r>
+          <w:rPr>
+            <w:lang w:val="en_US" w:bidi="en_US"/>
+          </w:rPr>
+          <w:rPr>
+            <w:color w:val="0000EE"/>
+            <w:u w:val="single"/>
+          </w:rPr>
+          <w:t>scrolls</w:t>
+        </w:r>
+      </w:hyperlink>
+      <w:r>
+        <w:rPr>
+          <w:lang w:val="en_US" w:bidi="en_US"/>
+        </w:rPr>
+        <w:t xml:space="preserve">, </w:t>
+      </w:r>
+      <w:hyperlink r:id="rId75">
+        <w:r>
+          <w:rPr>
+            <w:lang w:val="en_US" w:bidi="en_US"/>
+          </w:rPr>
+          <w:rPr>
+            <w:color w:val="0000EE"/>
+            <w:u w:val="single"/>
+          </w:rPr>
+          <w:t>parchment</w:t>
+        </w:r>
+      </w:hyperlink>
+      <w:r>
+        <w:rPr>
+          <w:lang w:val="en_US" w:bidi="en_US"/>
+        </w:rPr>
+        <w:t xml:space="preserve">, and a </w:t>
+      </w:r>
+      <w:hyperlink r:id="rId76">
+        <w:r>
+          <w:rPr>
+            <w:lang w:val="en_US" w:bidi="en_US"/>
+          </w:rPr>
+          <w:rPr>
+            <w:color w:val="0000EE"/>
+            <w:u w:val="single"/>
+          </w:rPr>
+          <w:t>cloak</w:t>
+        </w:r>
+      </w:hyperlink>
+      <w:r>
+        <w:rPr>
+          <w:lang w:val="en_US" w:bidi="en_US"/>
+        </w:rPr>
+        <w:t xml:space="preserve"> as a group. Pause this audio here.</w:t>
+      </w:r>
+    </w:p>
+    <w:p>
+      <w:pPr/>
+      <w:r>
+        <w:rPr>
+          <w:lang w:val="en_US" w:bidi="en_US"/>
+        </w:rPr>
+      </w:r>
+      <w:r>
+        <w:rPr>
+          <w:lang w:val="en_US" w:bidi="en_US"/>
+        </w:rPr>
+        <w:t>Stop here and discuss this question as a group: Think about the items Paul asked for. What do these requests tell us about Paul's situation in prison? Pause this audio here.</w:t>
+      </w:r>
+    </w:p>
+    <w:p>
+      <w:pPr/>
+      <w:r>
+        <w:rPr>
+          <w:lang w:val="en_US" w:bidi="en_US"/>
+        </w:rPr>
+      </w:r>
+      <w:r>
+        <w:rPr>
+          <w:lang w:val="en_US" w:bidi="en_US"/>
+        </w:rPr>
+        <w:t>Paul warns Timothy about Alexander the metalworker. This Alexander might be the same Alexander who caused trouble in Ephesus earlier. A group of metalworkers worked in Troas at that time, and Paul may be thinking that Alexander is in Troas now. Paul says Alexander has hurt Paul badly. The text does not explain what Alexander did. Some scholars believe Alexander made false claims to Roman leaders about Paul, which led the leaders to arrest Paul.</w:t>
+      </w:r>
+    </w:p>
+    <w:p>
+      <w:pPr/>
+      <w:r>
+        <w:rPr>
+          <w:lang w:val="en_US" w:bidi="en_US"/>
+        </w:rPr>
+      </w:r>
+      <w:r>
+        <w:rPr>
+          <w:lang w:val="en_US" w:bidi="en_US"/>
+        </w:rPr>
+        <w:t>Paul declares that the Lord will pay Alexander back for what Alexander has done. Jewish scriptures and teachers had taught their people to trust God to handle people who hurt them in this way. When Paul says "the Lord," Paul means Jesus Christ. Paul warns Timothy to watch out for Alexander. Paul explains that Alexander fights hard against their message about Jesus.</w:t>
+      </w:r>
+    </w:p>
+    <w:p>
+      <w:pPr/>
+      <w:r>
+        <w:rPr>
+          <w:lang w:val="en_US" w:bidi="en_US"/>
+        </w:rPr>
+      </w:r>
+      <w:r>
+        <w:rPr>
+          <w:lang w:val="en_US" w:bidi="en_US"/>
+        </w:rPr>
+        <w:t>After Paul asks Timothy to bring Paul some things, Paul tells Timothy about Paul's first hearing in a Roman court. The court would typically hold this type of initial hearing to decide if enough evidence existed for a full trial. Supporters would normally stand with the accused person to provide testimony and moral support. However, Paul stood completely alone that day. Everyone who could have defended Paul had abandoned Paul. Even though this abandonment hurt Paul deeply, Paul responds with grace. Paul prays that God will not count this desertion against those people who left Paul. Jesus Christ stayed right by Paul's side, even when no one else supported Paul.</w:t>
+      </w:r>
+    </w:p>
+    <w:p>
+      <w:pPr/>
+      <w:r>
+        <w:rPr>
+          <w:lang w:val="en_US" w:bidi="en_US"/>
+        </w:rPr>
+      </w:r>
+      <w:r>
+        <w:rPr>
+          <w:lang w:val="en_US" w:bidi="en_US"/>
+        </w:rPr>
+        <w:t>Stop here and discuss this question as a group: Why do you think no one came to support Paul at Paul's trial? When everyone abandons Paul at his trial, Paul responds by focusing on how Jesus Christ stood with Paul and gave Paul strength. What does Paul's response tell us about Paul's character? Pause this audio here.</w:t>
+      </w:r>
+    </w:p>
+    <w:p>
+      <w:pPr/>
+      <w:r>
+        <w:rPr>
+          <w:lang w:val="en_US" w:bidi="en_US"/>
+        </w:rPr>
+      </w:r>
+      <w:r>
+        <w:rPr>
+          <w:lang w:val="en_US" w:bidi="en_US"/>
+        </w:rPr>
+        <w:t>Because the Lord helped Paul, Paul could fully proclaim his message. Paul sees this as completing Paul's mission to the Gentiles, or non-Jews. Rome was the center of the Gentile world because it was the capital of the Roman Empire. By preaching in Rome, Paul believes that Paul has reached all nations with the gospel.</w:t>
+      </w:r>
+    </w:p>
+    <w:p>
+      <w:pPr/>
+      <w:r>
+        <w:rPr>
+          <w:lang w:val="en_US" w:bidi="en_US"/>
+        </w:rPr>
+      </w:r>
+      <w:r>
+        <w:rPr>
+          <w:lang w:val="en_US" w:bidi="en_US"/>
+        </w:rPr>
+        <w:t>Paul says the Lord rescued Paul from "the lion's mouth." These words come from an ancient psalm that Jesus quoted during his suffering. Paul picks up many phrases from this psalm as Paul writes about his own troubles. This shows Paul sees his own trials as similar to what Jesus went through. When Paul talks about "the lion's mouth," Paul means the threat of death. Paul does not mean actual lions. Romans did sometimes throw prisoners to lions in the arena as punishment. However, Paul uses the lion as a picture of deadly danger.</w:t>
+      </w:r>
+    </w:p>
+    <w:p>
+      <w:pPr/>
+      <w:r>
+        <w:rPr>
+          <w:lang w:val="en_US" w:bidi="en_US"/>
+        </w:rPr>
+      </w:r>
+      <w:r>
+        <w:rPr>
+          <w:lang w:val="en_US" w:bidi="en_US"/>
+        </w:rPr>
+        <w:t>Paul might mean that Paul survived his first court hearing and the Romans did not throw Paul to the lions. Or Paul might mean Jesus gave Paul spiritual strength even though Paul remained in physical danger. By using words from this old psalm, Paul links Paul's suffering to two important things. Paul connects to the ancient Jewish way of praying during hard times, and Paul connects his experience to how Jesus suffered. When Paul says "the Lord" rescued him, Paul means Jesus Christ helped Paul.</w:t>
+      </w:r>
+    </w:p>
+    <w:p>
+      <w:pPr/>
+      <w:r>
+        <w:rPr>
+          <w:lang w:val="en_US" w:bidi="en_US"/>
+        </w:rPr>
+      </w:r>
+      <w:r>
+        <w:rPr>
+          <w:lang w:val="en_US" w:bidi="en_US"/>
+        </w:rPr>
+        <w:t>Stop here and discuss this question as a group: Tell a story about a time when you felt alone in a difficult situation. How did knowing God was with you help you face that challenge? Pause this audio here.</w:t>
+      </w:r>
+    </w:p>
+    <w:p>
+      <w:pPr/>
+      <w:r>
+        <w:rPr>
+          <w:lang w:val="en_US" w:bidi="en_US"/>
+        </w:rPr>
+      </w:r>
+      <w:r>
+        <w:rPr>
+          <w:lang w:val="en_US" w:bidi="en_US"/>
+        </w:rPr>
+        <w:t>As in all of Paul's letters, Paul ends by sending greetings to Priscilla and Aquila. These were Jewish Christians who worked with Paul in several cities. Paul also greets the household of Onesiphorus. We do not know if Onesiphorus lived at this time, since Paul only mentions Onesiphorus' household. Paul tells Timothy that Erastus remains in Corinth. This Erastus might be the same person who served as Corinth's city treasurer and had worked with Timothy before. Paul mentions that Paul left Trophimus sick in Miletus. Trophimus came from Ephesus and had traveled with Paul before. Trophimus was a Gentile, a non-Jewish believer. Trophimus' presence with Paul in Jerusalem once caused problems when some people accused Paul of bringing Gentiles into restricted temple areas.</w:t>
+      </w:r>
+    </w:p>
+    <w:p>
+      <w:pPr/>
+      <w:r>
+        <w:rPr>
+          <w:lang w:val="en_US" w:bidi="en_US"/>
+        </w:rPr>
+      </w:r>
+      <w:r>
+        <w:rPr>
+          <w:lang w:val="en_US" w:bidi="en_US"/>
+        </w:rPr>
+        <w:t>Stop here and discuss this question as a group: Paul worked with many different people in different places to spread the gospel. How do believers in different places work together today to share about Jesus? Pause this audio here.</w:t>
+      </w:r>
+    </w:p>
+    <w:p>
+      <w:pPr/>
+      <w:r>
+        <w:rPr>
+          <w:lang w:val="en_US" w:bidi="en_US"/>
+        </w:rPr>
+      </w:r>
+      <w:r>
+        <w:rPr>
+          <w:lang w:val="en_US" w:bidi="en_US"/>
+        </w:rPr>
+        <w:t>Paul again asks Timothy to come before winter. Winter travel was dangerous by land and impossible by sea. If Timothy waited too long, Timothy might not be able to reach Paul until spring. Even though many people abandoned Paul at his trial, Paul has made new friends among the Roman believers. Eubulus, Pudens, Linus, and Claudia want Timothy to know they send greetings. These believers likely met Paul after Paul's imprisonment in Rome. These believers are different from Paul's mission team members, who left Paul. All the other Roman believers also send their greetings to Timothy.</w:t>
+      </w:r>
+    </w:p>
+    <w:p>
+      <w:pPr/>
+      <w:r>
+        <w:rPr>
+          <w:lang w:val="en_US" w:bidi="en_US"/>
+        </w:rPr>
+      </w:r>
+      <w:r>
+        <w:rPr>
+          <w:lang w:val="en_US" w:bidi="en_US"/>
+        </w:rPr>
+        <w:t>Paul ends with two blessings. First, Paul asks the Lord to be with Timothy's spirit. Paul refers to Timothy's spirit as that part of human life that can connect with God. This is the deep inner part of a person that can have a relationship with God. This blessing matches the challenging tasks that Timothy must face ahead. Then Paul asks for God's grace to be with all the believers. This second blessing includes the whole church that will hear this letter.</w:t>
+      </w:r>
+      <w:r>
+        <w:rPr>
+          <w:lang w:val="en_US" w:bidi="en_US"/>
+        </w:rPr>
+      </w:r>
+    </w:p>
+    <w:p>
+      <w:pPr>
+        <w:pStyle w:val="Heading3"/>
+      </w:pPr>
+      <w:r>
+        <w:rPr>
+          <w:lang w:val="en_US" w:bidi="en_US"/>
+        </w:rPr>
+        <w:t>Defining the Scenes</w:t>
+      </w:r>
+      <w:r>
+        <w:rPr>
+          <w:lang w:val="en_US" w:bidi="en_US"/>
+        </w:rPr>
+      </w:r>
+    </w:p>
+    <w:p>
+      <w:pPr/>
+      <w:r>
+        <w:rPr>
+          <w:lang w:val="en_US" w:bidi="en_US"/>
+        </w:rPr>
+      </w:r>
+      <w:r>
+        <w:rPr>
+          <w:lang w:val="en_US" w:bidi="en_US"/>
+        </w:rPr>
+        <w:t>Listen to an audio version of 2 Timothy 4:9–22 in the easiest-to-understand translation.</w:t>
+      </w:r>
+    </w:p>
+    <w:p>
+      <w:pPr/>
+      <w:r>
+        <w:rPr>
+          <w:lang w:val="en_US" w:bidi="en_US"/>
+        </w:rPr>
+      </w:r>
+      <w:r>
+        <w:rPr>
+          <w:lang w:val="en_US" w:bidi="en_US"/>
+        </w:rPr>
+        <w:t>Pause this audio here.</w:t>
+      </w:r>
+    </w:p>
+    <w:p>
+      <w:pPr/>
+      <w:r>
+        <w:rPr>
+          <w:lang w:val="en_US" w:bidi="en_US"/>
+        </w:rPr>
+      </w:r>
+      <w:r>
+        <w:rPr>
+          <w:lang w:val="en_US" w:bidi="en_US"/>
+        </w:rPr>
+        <w:t>In this step, the group will define the parts, characters, and setting of this passage. Then the group will visualize this passage.</w:t>
+      </w:r>
+    </w:p>
+    <w:p>
+      <w:pPr/>
+      <w:r>
+        <w:rPr>
+          <w:lang w:val="en_US" w:bidi="en_US"/>
+        </w:rPr>
+      </w:r>
+      <w:r>
+        <w:rPr>
+          <w:lang w:val="en_US" w:bidi="en_US"/>
+        </w:rPr>
+        <w:t>This passage has five parts.</w:t>
+      </w:r>
+    </w:p>
+    <w:p>
+      <w:pPr/>
+      <w:r>
+        <w:rPr>
+          <w:lang w:val="en_US" w:bidi="en_US"/>
+        </w:rPr>
+      </w:r>
+      <w:r>
+        <w:rPr>
+          <w:b/>
+          <w:lang w:val="en_US" w:bidi="en_US"/>
+        </w:rPr>
+        <w:t>In the first part:</w:t>
+      </w:r>
+      <w:r>
+        <w:rPr>
+          <w:lang w:val="en_US" w:bidi="en_US"/>
+        </w:rPr>
+        <w:t xml:space="preserve"> Paul asks Timothy to come to Rome quickly and explains where Paul's team members went.</w:t>
+      </w:r>
+    </w:p>
+    <w:p>
+      <w:pPr/>
+      <w:r>
+        <w:rPr>
+          <w:lang w:val="en_US" w:bidi="en_US"/>
+        </w:rPr>
+      </w:r>
+      <w:r>
+        <w:rPr>
+          <w:b/>
+          <w:lang w:val="en_US" w:bidi="en_US"/>
+        </w:rPr>
+        <w:t>In the second part:</w:t>
+      </w:r>
+      <w:r>
+        <w:rPr>
+          <w:lang w:val="en_US" w:bidi="en_US"/>
+        </w:rPr>
+        <w:t xml:space="preserve"> Paul also asks Timothy to bring specific items Paul needs, and then Paul warns Timothy about Alexander the metalworker and the harm Alexander has done.</w:t>
+      </w:r>
+    </w:p>
+    <w:p>
+      <w:pPr/>
+      <w:r>
+        <w:rPr>
+          <w:lang w:val="en_US" w:bidi="en_US"/>
+        </w:rPr>
+      </w:r>
+      <w:r>
+        <w:rPr>
+          <w:b/>
+          <w:lang w:val="en_US" w:bidi="en_US"/>
+        </w:rPr>
+        <w:t>In the third part:</w:t>
+      </w:r>
+      <w:r>
+        <w:rPr>
+          <w:lang w:val="en_US" w:bidi="en_US"/>
+        </w:rPr>
+        <w:t xml:space="preserve"> Paul describes Paul's first defense in court and how everyone abandoned Paul. But Paul also describes how the Lord stood with Paul and strengthened Paul.</w:t>
+      </w:r>
+    </w:p>
+    <w:p>
+      <w:pPr/>
+      <w:r>
+        <w:rPr>
+          <w:lang w:val="en_US" w:bidi="en_US"/>
+        </w:rPr>
+      </w:r>
+      <w:r>
+        <w:rPr>
+          <w:b/>
+          <w:lang w:val="en_US" w:bidi="en_US"/>
+        </w:rPr>
+        <w:t>In the fourth part:</w:t>
+      </w:r>
+      <w:r>
+        <w:rPr>
+          <w:lang w:val="en_US" w:bidi="en_US"/>
+        </w:rPr>
+        <w:t xml:space="preserve"> Paul sends greetings to believers and shares information about where other team members are located.</w:t>
+      </w:r>
+    </w:p>
+    <w:p>
+      <w:pPr/>
+      <w:r>
+        <w:rPr>
+          <w:lang w:val="en_US" w:bidi="en_US"/>
+        </w:rPr>
+      </w:r>
+      <w:r>
+        <w:rPr>
+          <w:b/>
+          <w:lang w:val="en_US" w:bidi="en_US"/>
+        </w:rPr>
+        <w:t>In the fifth part:</w:t>
+      </w:r>
+      <w:r>
+        <w:rPr>
+          <w:lang w:val="en_US" w:bidi="en_US"/>
+        </w:rPr>
+        <w:t xml:space="preserve"> Paul gives Paul's final blessings to Timothy and all the believers.</w:t>
+      </w:r>
+    </w:p>
+    <w:p>
+      <w:pPr/>
+      <w:r>
+        <w:rPr>
+          <w:lang w:val="en_US" w:bidi="en_US"/>
+        </w:rPr>
+      </w:r>
+      <w:r>
+        <w:rPr>
+          <w:lang w:val="en_US" w:bidi="en_US"/>
+        </w:rPr>
+        <w:t>The characters in this passage are:</w:t>
+      </w:r>
+    </w:p>
+    <w:p>
+      <w:pPr>
+        <w:pStyle w:val="ListBullet"/>
+        <w:spacing w:line="240" w:lineRule="auto"/>
+        <w:ind w:left="720"/>
+      </w:pPr>
+      <w:r>
+        <w:rPr>
+          <w:lang w:val="en_US" w:bidi="en_US"/>
+        </w:rPr>
+      </w:r>
+      <w:r>
+        <w:rPr>
+          <w:lang w:val="en_US" w:bidi="en_US"/>
+        </w:rPr>
+        <w:t>Paul</w:t>
+      </w:r>
+    </w:p>
+    <w:p>
+      <w:pPr>
+        <w:pStyle w:val="ListBullet"/>
+        <w:spacing w:line="240" w:lineRule="auto"/>
+        <w:ind w:left="720"/>
+      </w:pPr>
+      <w:r>
+        <w:rPr>
+          <w:lang w:val="en_US" w:bidi="en_US"/>
+        </w:rPr>
+      </w:r>
+      <w:r>
+        <w:rPr>
+          <w:lang w:val="en_US" w:bidi="en_US"/>
+        </w:rPr>
+        <w:t>Timothy</w:t>
+      </w:r>
+    </w:p>
+    <w:p>
+      <w:pPr>
+        <w:pStyle w:val="ListBullet"/>
+        <w:spacing w:line="240" w:lineRule="auto"/>
+        <w:ind w:left="720"/>
+      </w:pPr>
+      <w:r>
+        <w:rPr>
+          <w:lang w:val="en_US" w:bidi="en_US"/>
+        </w:rPr>
+      </w:r>
+      <w:r>
+        <w:rPr>
+          <w:lang w:val="en_US" w:bidi="en_US"/>
+        </w:rPr>
+        <w:t>Demas</w:t>
+      </w:r>
+    </w:p>
+    <w:p>
+      <w:pPr>
+        <w:pStyle w:val="ListBullet"/>
+        <w:spacing w:line="240" w:lineRule="auto"/>
+        <w:ind w:left="720"/>
+      </w:pPr>
+      <w:r>
+        <w:rPr>
+          <w:lang w:val="en_US" w:bidi="en_US"/>
+        </w:rPr>
+      </w:r>
+      <w:r>
+        <w:rPr>
+          <w:lang w:val="en_US" w:bidi="en_US"/>
+        </w:rPr>
+        <w:t>Crescens</w:t>
+      </w:r>
+    </w:p>
+    <w:p>
+      <w:pPr>
+        <w:pStyle w:val="ListBullet"/>
+        <w:spacing w:line="240" w:lineRule="auto"/>
+        <w:ind w:left="720"/>
+      </w:pPr>
+      <w:r>
+        <w:rPr>
+          <w:lang w:val="en_US" w:bidi="en_US"/>
+        </w:rPr>
+      </w:r>
+      <w:r>
+        <w:rPr>
+          <w:lang w:val="en_US" w:bidi="en_US"/>
+        </w:rPr>
+        <w:t>Titus</w:t>
+      </w:r>
+    </w:p>
+    <w:p>
+      <w:pPr>
+        <w:pStyle w:val="ListBullet"/>
+        <w:spacing w:line="240" w:lineRule="auto"/>
+        <w:ind w:left="720"/>
+      </w:pPr>
+      <w:r>
+        <w:rPr>
+          <w:lang w:val="en_US" w:bidi="en_US"/>
+        </w:rPr>
+      </w:r>
+      <w:r>
+        <w:rPr>
+          <w:lang w:val="en_US" w:bidi="en_US"/>
+        </w:rPr>
+        <w:t>Luke</w:t>
+      </w:r>
+    </w:p>
+    <w:p>
+      <w:pPr>
+        <w:pStyle w:val="ListBullet"/>
+        <w:spacing w:line="240" w:lineRule="auto"/>
+        <w:ind w:left="720"/>
+      </w:pPr>
+      <w:r>
+        <w:rPr>
+          <w:lang w:val="en_US" w:bidi="en_US"/>
+        </w:rPr>
+      </w:r>
+      <w:r>
+        <w:rPr>
+          <w:lang w:val="en_US" w:bidi="en_US"/>
+        </w:rPr>
+        <w:t>Mark</w:t>
+      </w:r>
+    </w:p>
+    <w:p>
+      <w:pPr>
+        <w:pStyle w:val="ListBullet"/>
+        <w:spacing w:line="240" w:lineRule="auto"/>
+        <w:ind w:left="720"/>
+      </w:pPr>
+      <w:r>
+        <w:rPr>
+          <w:lang w:val="en_US" w:bidi="en_US"/>
+        </w:rPr>
+      </w:r>
+      <w:r>
+        <w:rPr>
+          <w:lang w:val="en_US" w:bidi="en_US"/>
+        </w:rPr>
+        <w:t>Tychicus</w:t>
+      </w:r>
+    </w:p>
+    <w:p>
+      <w:pPr>
+        <w:pStyle w:val="ListBullet"/>
+        <w:spacing w:line="240" w:lineRule="auto"/>
+        <w:ind w:left="720"/>
+      </w:pPr>
+      <w:r>
+        <w:rPr>
+          <w:lang w:val="en_US" w:bidi="en_US"/>
+        </w:rPr>
+      </w:r>
+      <w:r>
+        <w:rPr>
+          <w:lang w:val="en_US" w:bidi="en_US"/>
+        </w:rPr>
+        <w:t>Carpus</w:t>
+      </w:r>
+    </w:p>
+    <w:p>
+      <w:pPr>
+        <w:pStyle w:val="ListBullet"/>
+        <w:spacing w:line="240" w:lineRule="auto"/>
+        <w:ind w:left="720"/>
+      </w:pPr>
+      <w:r>
+        <w:rPr>
+          <w:lang w:val="en_US" w:bidi="en_US"/>
+        </w:rPr>
+      </w:r>
+      <w:r>
+        <w:rPr>
+          <w:lang w:val="en_US" w:bidi="en_US"/>
+        </w:rPr>
+        <w:t>Alexander the metalworker</w:t>
+      </w:r>
+    </w:p>
+    <w:p>
+      <w:pPr>
+        <w:pStyle w:val="ListBullet"/>
+        <w:spacing w:line="240" w:lineRule="auto"/>
+        <w:ind w:left="720"/>
+      </w:pPr>
+      <w:r>
+        <w:rPr>
+          <w:lang w:val="en_US" w:bidi="en_US"/>
+        </w:rPr>
+      </w:r>
+      <w:r>
+        <w:rPr>
+          <w:lang w:val="en_US" w:bidi="en_US"/>
+        </w:rPr>
+        <w:t>Priscilla</w:t>
+      </w:r>
+    </w:p>
+    <w:p>
+      <w:pPr>
+        <w:pStyle w:val="ListBullet"/>
+        <w:spacing w:line="240" w:lineRule="auto"/>
+        <w:ind w:left="720"/>
+      </w:pPr>
+      <w:r>
+        <w:rPr>
+          <w:lang w:val="en_US" w:bidi="en_US"/>
+        </w:rPr>
+      </w:r>
+      <w:r>
+        <w:rPr>
+          <w:lang w:val="en_US" w:bidi="en_US"/>
+        </w:rPr>
+        <w:t>Aquila</w:t>
+      </w:r>
+    </w:p>
+    <w:p>
+      <w:pPr>
+        <w:pStyle w:val="ListBullet"/>
+        <w:spacing w:line="240" w:lineRule="auto"/>
+        <w:ind w:left="720"/>
+      </w:pPr>
+      <w:r>
+        <w:rPr>
+          <w:lang w:val="en_US" w:bidi="en_US"/>
+        </w:rPr>
+      </w:r>
+      <w:r>
+        <w:rPr>
+          <w:lang w:val="en_US" w:bidi="en_US"/>
+        </w:rPr>
+        <w:t>Onesiphorus's household</w:t>
+      </w:r>
+    </w:p>
+    <w:p>
+      <w:pPr>
+        <w:pStyle w:val="ListBullet"/>
+        <w:spacing w:line="240" w:lineRule="auto"/>
+        <w:ind w:left="720"/>
+      </w:pPr>
+      <w:r>
+        <w:rPr>
+          <w:lang w:val="en_US" w:bidi="en_US"/>
+        </w:rPr>
+      </w:r>
+      <w:r>
+        <w:rPr>
+          <w:lang w:val="en_US" w:bidi="en_US"/>
+        </w:rPr>
+        <w:t>Erastus</w:t>
+      </w:r>
+    </w:p>
+    <w:p>
+      <w:pPr>
+        <w:pStyle w:val="ListBullet"/>
+        <w:spacing w:line="240" w:lineRule="auto"/>
+        <w:ind w:left="720"/>
+      </w:pPr>
+      <w:r>
+        <w:rPr>
+          <w:lang w:val="en_US" w:bidi="en_US"/>
+        </w:rPr>
+      </w:r>
+      <w:r>
+        <w:rPr>
+          <w:lang w:val="en_US" w:bidi="en_US"/>
+        </w:rPr>
+        <w:t>Trophimus</w:t>
+      </w:r>
+    </w:p>
+    <w:p>
+      <w:pPr>
+        <w:pStyle w:val="ListBullet"/>
+        <w:spacing w:line="240" w:lineRule="auto"/>
+        <w:ind w:left="720"/>
+      </w:pPr>
+      <w:r>
+        <w:rPr>
+          <w:lang w:val="en_US" w:bidi="en_US"/>
+        </w:rPr>
+      </w:r>
+      <w:r>
+        <w:rPr>
+          <w:lang w:val="en_US" w:bidi="en_US"/>
+        </w:rPr>
+        <w:t>Eubulus</w:t>
+      </w:r>
+    </w:p>
+    <w:p>
+      <w:pPr>
+        <w:pStyle w:val="ListBullet"/>
+        <w:spacing w:line="240" w:lineRule="auto"/>
+        <w:ind w:left="720"/>
+      </w:pPr>
+      <w:r>
+        <w:rPr>
+          <w:lang w:val="en_US" w:bidi="en_US"/>
+        </w:rPr>
+      </w:r>
+      <w:r>
+        <w:rPr>
+          <w:lang w:val="en_US" w:bidi="en_US"/>
+        </w:rPr>
+        <w:t>Pudens</w:t>
+      </w:r>
+    </w:p>
+    <w:p>
+      <w:pPr>
+        <w:pStyle w:val="ListBullet"/>
+        <w:spacing w:line="240" w:lineRule="auto"/>
+        <w:ind w:left="720"/>
+      </w:pPr>
+      <w:r>
+        <w:rPr>
+          <w:lang w:val="en_US" w:bidi="en_US"/>
+        </w:rPr>
+      </w:r>
+      <w:r>
+        <w:rPr>
+          <w:lang w:val="en_US" w:bidi="en_US"/>
+        </w:rPr>
+        <w:t>Linus</w:t>
+      </w:r>
+    </w:p>
+    <w:p>
+      <w:pPr>
+        <w:pStyle w:val="ListBullet"/>
+        <w:spacing w:line="240" w:lineRule="auto"/>
+        <w:ind w:left="720"/>
+      </w:pPr>
+      <w:r>
+        <w:rPr>
+          <w:lang w:val="en_US" w:bidi="en_US"/>
+        </w:rPr>
+      </w:r>
+      <w:r>
+        <w:rPr>
+          <w:lang w:val="en_US" w:bidi="en_US"/>
+        </w:rPr>
+        <w:t>Claudia</w:t>
+      </w:r>
+    </w:p>
+    <w:p>
+      <w:pPr>
+        <w:pStyle w:val="ListBullet"/>
+        <w:spacing w:line="240" w:lineRule="auto"/>
+        <w:ind w:left="720"/>
+      </w:pPr>
+      <w:r>
+        <w:rPr>
+          <w:lang w:val="en_US" w:bidi="en_US"/>
+        </w:rPr>
+      </w:r>
+      <w:r>
+        <w:rPr>
+          <w:lang w:val="en_US" w:bidi="en_US"/>
+        </w:rPr>
+        <w:t>The Lord Jesus Christ</w:t>
+      </w:r>
+    </w:p>
+    <w:p>
+      <w:pPr>
+        <w:pStyle w:val="ListBullet"/>
+        <w:spacing w:line="240" w:lineRule="auto"/>
+        <w:ind w:left="720"/>
+      </w:pPr>
+      <w:r>
+        <w:rPr>
+          <w:lang w:val="en_US" w:bidi="en_US"/>
+        </w:rPr>
+      </w:r>
+      <w:r>
+        <w:rPr>
+          <w:lang w:val="en_US" w:bidi="en_US"/>
+        </w:rPr>
+        <w:t>And all the believers in Rome</w:t>
+      </w:r>
+    </w:p>
+    <w:p>
+      <w:pPr/>
+      <w:r>
+        <w:rPr>
+          <w:lang w:val="en_US" w:bidi="en_US"/>
+        </w:rPr>
+      </w:r>
+      <w:r>
+        <w:rPr>
+          <w:lang w:val="en_US" w:bidi="en_US"/>
+        </w:rPr>
+        <w:t>As a group, pay attention to these parts of the passage's setting:</w:t>
+      </w:r>
+    </w:p>
+    <w:p>
+      <w:pPr/>
+      <w:r>
+        <w:rPr>
+          <w:lang w:val="en_US" w:bidi="en_US"/>
+        </w:rPr>
+      </w:r>
+      <w:r>
+        <w:rPr>
+          <w:lang w:val="en_US" w:bidi="en_US"/>
+        </w:rPr>
+        <w:t>Paul is in prison in Rome. Paul has already had one court hearing and expects more to come. Most of Paul's team members have left Paul. Some left for ministry work in other places.</w:t>
+      </w:r>
+    </w:p>
+    <w:p>
+      <w:pPr/>
+      <w:r>
+        <w:rPr>
+          <w:lang w:val="en_US" w:bidi="en_US"/>
+        </w:rPr>
+      </w:r>
+      <w:r>
+        <w:rPr>
+          <w:lang w:val="en_US" w:bidi="en_US"/>
+        </w:rPr>
+        <w:t>Stop here and discuss this question as a group: Think about what it would be like to be in prison in ancient Rome. What would you want your friends to bring you? What words or phrases would you use to describe the things or people you missed the most? Pause this audio here.</w:t>
+      </w:r>
+    </w:p>
+    <w:p>
+      <w:pPr/>
+      <w:r>
+        <w:rPr>
+          <w:lang w:val="en_US" w:bidi="en_US"/>
+        </w:rPr>
+      </w:r>
+      <w:r>
+        <w:rPr>
+          <w:lang w:val="en_US" w:bidi="en_US"/>
+        </w:rPr>
+        <w:t>In the first part of this passage, Paul urgently asks Timothy to come see Paul. Paul says, "Do your best to come quickly." Paul then explains why Paul needs Timothy. Demas has deserted Paul because Demas loves "this present world," or the comfortable life that someone can have in the world. Crescens has gone to Galatia, and Titus has gone to Dalmatia. Only Luke stays with Paul.</w:t>
+      </w:r>
+    </w:p>
+    <w:p>
+      <w:pPr/>
+      <w:r>
+        <w:rPr>
+          <w:lang w:val="en_US" w:bidi="en_US"/>
+        </w:rPr>
+      </w:r>
+      <w:r>
+        <w:rPr>
+          <w:lang w:val="en_US" w:bidi="en_US"/>
+        </w:rPr>
+        <w:t>Paul wants Timothy to bring Mark with Timothy. Earlier in their ministry, Mark had left Paul's team. Now Paul trusts Mark and says Mark is helpful in ministry. Paul also tells Timothy that Paul sent Tychicus to Ephesus. Paul might mean several things when Paul says "sent." Tychicus might carry this very letter to Timothy in Ephesus. Or Tychicus might have traveled to Ephesus earlier on another mission from Paul. We cannot know for sure when or why Paul sent Tychicus. Tychicus had carried Paul's letters before and had traveled with Paul from Greece to Jerusalem.</w:t>
+      </w:r>
+    </w:p>
+    <w:p>
+      <w:pPr/>
+      <w:r>
+        <w:rPr>
+          <w:lang w:val="en_US" w:bidi="en_US"/>
+        </w:rPr>
+      </w:r>
+      <w:r>
+        <w:rPr>
+          <w:lang w:val="en_US" w:bidi="en_US"/>
+        </w:rPr>
+        <w:t>Stop here and discuss this question as a group: Tell a story about a time when you had to choose between staying comfortable and doing something difficult that you knew was right. What words or phrases would you use to describe someone who chooses comfort over doing what is right? What words or phrases would you use to describe someone who gives up comfort to do what is right? Pause this audio here.</w:t>
+      </w:r>
+    </w:p>
+    <w:p>
+      <w:pPr/>
+      <w:r>
+        <w:rPr>
+          <w:lang w:val="en_US" w:bidi="en_US"/>
+        </w:rPr>
+      </w:r>
+      <w:r>
+        <w:rPr>
+          <w:lang w:val="en_US" w:bidi="en_US"/>
+        </w:rPr>
+        <w:t>In the second part, Paul asks Timothy to bring specific items. Paul tells us that Paul stayed in Troas earlier and that Paul left his belongings in Troas with a man named Carpus. Paul left his cloak in Troas with Carpus, and Paul wants Timothy to pick this cloak up for Paul. Paul also wants Paul's scrolls and parchments. These might have included parts of the Old Testament, other Christian writings, and Paul's personal notebooks.</w:t>
+      </w:r>
+    </w:p>
+    <w:p>
+      <w:pPr/>
+      <w:r>
+        <w:rPr>
+          <w:lang w:val="en_US" w:bidi="en_US"/>
+        </w:rPr>
+      </w:r>
+      <w:r>
+        <w:rPr>
+          <w:lang w:val="en_US" w:bidi="en_US"/>
+        </w:rPr>
+        <w:t>Paul brings up Alexander the metalworker right after mentioning Troas because Alexander may live in Troas. Paul wants Timothy to be careful when Timothy stops in Troas to collect Paul's belongings. Paul says that Alexander caused Paul great personal harm. Though we do not know exactly what Alexander did, Paul's strong words show that something serious and direct happened. When Paul says the Lord will repay Alexander according to Alexander's deeds, Paul uses words that Paul's readers would recognize from the Psalms. Paul chooses these familiar words to show that Paul trusts God to handle the punishment rather than seeking revenge himself. Paul shows us how to follow God's teaching even when someone has caused deep hurt.</w:t>
+      </w:r>
+    </w:p>
+    <w:p>
+      <w:pPr/>
+      <w:r>
+        <w:rPr>
+          <w:lang w:val="en_US" w:bidi="en_US"/>
+        </w:rPr>
+      </w:r>
+      <w:r>
+        <w:rPr>
+          <w:lang w:val="en_US" w:bidi="en_US"/>
+        </w:rPr>
+        <w:t>Stop here and discuss this question as a group: Tell a story about a time when someone hurt you deeply and personally. What words or phrases would you use to describe how that harm felt? Paul describes Alexander's actions as "great harm" but trusts God for justice. What words or phrases would you use to describe Paul's response to being hurt? What words or phrases would you use to describe the difference between seeking revenge and trusting God to handle justice? Pause this audio here.</w:t>
+      </w:r>
+    </w:p>
+    <w:p>
+      <w:pPr/>
+      <w:r>
+        <w:rPr>
+          <w:lang w:val="en_US" w:bidi="en_US"/>
+        </w:rPr>
+      </w:r>
+      <w:r>
+        <w:rPr>
+          <w:lang w:val="en_US" w:bidi="en_US"/>
+        </w:rPr>
+        <w:t>In the third part, Paul describes Paul's first defense in court. No one came to support Paul during this hearing. When Paul tells Timothy what happened, Paul strongly says that everyone "abandoned" Paul. Paul chose this strong description for a reason. Paul's friends did not just stay away, but they completely left Paul alone when Paul needed these friends most. But Paul does not want God to hold this against these friends or punish them. Instead of human help, the Lord stood with Paul and gave Paul strength.</w:t>
+      </w:r>
+    </w:p>
+    <w:p>
+      <w:pPr/>
+      <w:r>
+        <w:rPr>
+          <w:lang w:val="en_US" w:bidi="en_US"/>
+        </w:rPr>
+      </w:r>
+      <w:r>
+        <w:rPr>
+          <w:lang w:val="en_US" w:bidi="en_US"/>
+        </w:rPr>
+        <w:t>Stop here and discuss this question as a group: Tell a story about a time when you felt completely alone or when people you counted on were not there for you. What words or phrases would you use to describe how that felt? Pause this audio here.</w:t>
+      </w:r>
+    </w:p>
+    <w:p>
+      <w:pPr/>
+      <w:r>
+        <w:rPr>
+          <w:lang w:val="en_US" w:bidi="en_US"/>
+        </w:rPr>
+      </w:r>
+      <w:r>
+        <w:rPr>
+          <w:lang w:val="en_US" w:bidi="en_US"/>
+        </w:rPr>
+        <w:t>Paul says the Lord rescued Paul from "the lion's mouth." When Paul says "lion's mouth," Paul talks about facing death. Paul does not mean real lions. Paul uses these special words to show that Paul's suffering is like how Jesus suffered.</w:t>
+      </w:r>
+    </w:p>
+    <w:p>
+      <w:pPr/>
+      <w:r>
+        <w:rPr>
+          <w:lang w:val="en_US" w:bidi="en_US"/>
+        </w:rPr>
+      </w:r>
+      <w:r>
+        <w:rPr>
+          <w:lang w:val="en_US" w:bidi="en_US"/>
+        </w:rPr>
+        <w:t>Stop here and look at photos of lions as a group. Think about how dangerous lions could be! Pause this audio here.</w:t>
+      </w:r>
+    </w:p>
+    <w:p>
+      <w:pPr/>
+      <w:r>
+        <w:rPr>
+          <w:lang w:val="en_US" w:bidi="en_US"/>
+        </w:rPr>
+      </w:r>
+      <w:r>
+        <w:rPr>
+          <w:lang w:val="en_US" w:bidi="en_US"/>
+        </w:rPr>
+        <w:t>Stop here and discuss these questions as a group: Tell a story about a time when you faced great danger. What words or phrases would you use in your language to describe being saved from danger? Pause this audio here.</w:t>
+      </w:r>
+    </w:p>
+    <w:p>
+      <w:pPr/>
+      <w:r>
+        <w:rPr>
+          <w:lang w:val="en_US" w:bidi="en_US"/>
+        </w:rPr>
+      </w:r>
+      <w:r>
+        <w:rPr>
+          <w:lang w:val="en_US" w:bidi="en_US"/>
+        </w:rPr>
+        <w:t>Paul says Jesus will bring Paul safely into Jesus' heavenly kingdom. Paul knows that Paul will die soon, but Paul sees Jesus taking Paul home to heaven. Paul talks about this like a safe journey. Even though people will kill Paul, Paul describes it as Jesus leading Paul safely home.</w:t>
+      </w:r>
+    </w:p>
+    <w:p>
+      <w:pPr/>
+      <w:r>
+        <w:rPr>
+          <w:lang w:val="en_US" w:bidi="en_US"/>
+        </w:rPr>
+      </w:r>
+      <w:r>
+        <w:rPr>
+          <w:lang w:val="en_US" w:bidi="en_US"/>
+        </w:rPr>
+        <w:t>Stop here and discuss these questions as a group: Tell a story about returning home after a dangerous journey. What words or phrases would you use in your language to describe arriving safely home? Pause this audio here.</w:t>
+      </w:r>
+    </w:p>
+    <w:p>
+      <w:pPr/>
+      <w:r>
+        <w:rPr>
+          <w:lang w:val="en_US" w:bidi="en_US"/>
+        </w:rPr>
+      </w:r>
+      <w:r>
+        <w:rPr>
+          <w:lang w:val="en_US" w:bidi="en_US"/>
+        </w:rPr>
+        <w:t>In the fourth part, Paul sends greetings from believers in Rome. Paul names both men and women. Claudia and Priscilla are women. Eubulus, Pudens, and Linus are men. Paul then says that "all the brothers" send greetings. At that time, "brothers" referred to both men and women. This shows both men and women belonged to the early church. Paul worked with both men and women throughout Paul's ministry.</w:t>
+      </w:r>
+    </w:p>
+    <w:p>
+      <w:pPr/>
+      <w:r>
+        <w:rPr>
+          <w:lang w:val="en_US" w:bidi="en_US"/>
+        </w:rPr>
+      </w:r>
+      <w:r>
+        <w:rPr>
+          <w:lang w:val="en_US" w:bidi="en_US"/>
+        </w:rPr>
+        <w:t>Stop here and discuss these questions as a group: Tell a story about how men and women work together in your church community. What words or phrases would you use in your language to show that both men and women belong to God's family? What words or phrases would you use to describe a community where both men and women serve God together? Pause this audio here.</w:t>
+      </w:r>
+    </w:p>
+    <w:p>
+      <w:pPr/>
+      <w:r>
+        <w:rPr>
+          <w:lang w:val="en_US" w:bidi="en_US"/>
+        </w:rPr>
+      </w:r>
+      <w:r>
+        <w:rPr>
+          <w:lang w:val="en_US" w:bidi="en_US"/>
+        </w:rPr>
+        <w:t>Paul then ends Paul's letter to Timothy with a typical greeting and blessing. Paul asks for the Lord Jesus to be with Timothy's spirit. In other words, Paul wants the Lord Jesus to be close to Timothy. Paul wishes that Jesus gives everyone in the church his grace. Paul knows that Jesus is kind to his people, even though we do not deserve Jesus' kindness!</w:t>
+      </w:r>
+    </w:p>
+    <w:p>
+      <w:pPr/>
+      <w:r>
+        <w:rPr>
+          <w:lang w:val="en_US" w:bidi="en_US"/>
+        </w:rPr>
+      </w:r>
+      <w:r>
+        <w:rPr>
+          <w:lang w:val="en_US" w:bidi="en_US"/>
+        </w:rPr>
+        <w:t>Now, the group should storyboard, draw, or use objects to visualize the passage and the action in it. As you do this, you might want to use drawings, objects, or even people to represent Paul in prison, Timothy receiving the letter, the various team members in different locations, and Paul standing alone at his trial with the Lord beside Paul. Consider showing the contrast between Demas leaving for worldly comfort and Paul trusting God in Paul's difficult situation.</w:t>
+      </w:r>
+      <w:r>
+        <w:rPr>
+          <w:lang w:val="en_US" w:bidi="en_US"/>
+        </w:rPr>
+      </w:r>
+    </w:p>
+    <w:p>
+      <w:pPr>
+        <w:pStyle w:val="Heading3"/>
+      </w:pPr>
+      <w:r>
+        <w:rPr>
+          <w:lang w:val="en_US" w:bidi="en_US"/>
+        </w:rPr>
+        <w:t>Embodying the Text</w:t>
+      </w:r>
+      <w:r>
+        <w:rPr>
+          <w:lang w:val="en_US" w:bidi="en_US"/>
+        </w:rPr>
+      </w:r>
+    </w:p>
+    <w:p>
+      <w:pPr/>
+      <w:r>
+        <w:rPr>
+          <w:lang w:val="en_US" w:bidi="en_US"/>
+        </w:rPr>
+      </w:r>
+      <w:r>
+        <w:rPr>
+          <w:lang w:val="en_US" w:bidi="en_US"/>
+        </w:rPr>
+        <w:t>Listen to an audio version of 2 Timothy 4:9–22 in the easiest-to-understand translation.</w:t>
+      </w:r>
+    </w:p>
+    <w:p>
+      <w:pPr/>
+      <w:r>
+        <w:rPr>
+          <w:lang w:val="en_US" w:bidi="en_US"/>
+        </w:rPr>
+      </w:r>
+      <w:r>
+        <w:rPr>
+          <w:lang w:val="en_US" w:bidi="en_US"/>
+        </w:rPr>
+        <w:t>Pause this audio here.</w:t>
+      </w:r>
+    </w:p>
+    <w:p>
+      <w:pPr/>
+      <w:r>
+        <w:rPr>
+          <w:lang w:val="en_US" w:bidi="en_US"/>
+        </w:rPr>
+      </w:r>
+      <w:r>
+        <w:rPr>
+          <w:lang w:val="en_US" w:bidi="en_US"/>
+        </w:rPr>
+        <w:t>In this step, the group will dramatize the passage.</w:t>
+      </w:r>
+    </w:p>
+    <w:p>
+      <w:pPr/>
+      <w:r>
+        <w:rPr>
+          <w:lang w:val="en_US" w:bidi="en_US"/>
+        </w:rPr>
+      </w:r>
+      <w:r>
+        <w:rPr>
+          <w:lang w:val="en_US" w:bidi="en_US"/>
+        </w:rPr>
+        <w:t>This passage has five parts.</w:t>
+      </w:r>
+    </w:p>
+    <w:p>
+      <w:pPr/>
+      <w:r>
+        <w:rPr>
+          <w:lang w:val="en_US" w:bidi="en_US"/>
+        </w:rPr>
+      </w:r>
+      <w:r>
+        <w:rPr>
+          <w:lang w:val="en_US" w:bidi="en_US"/>
+        </w:rPr>
+        <w:t>The characters in this passage are:</w:t>
+      </w:r>
+    </w:p>
+    <w:p>
+      <w:pPr>
+        <w:pStyle w:val="ListBullet"/>
+        <w:spacing w:line="240" w:lineRule="auto"/>
+        <w:ind w:left="720"/>
+      </w:pPr>
+      <w:r>
+        <w:rPr>
+          <w:lang w:val="en_US" w:bidi="en_US"/>
+        </w:rPr>
+      </w:r>
+      <w:r>
+        <w:rPr>
+          <w:lang w:val="en_US" w:bidi="en_US"/>
+        </w:rPr>
+        <w:t>Paul</w:t>
+      </w:r>
+    </w:p>
+    <w:p>
+      <w:pPr>
+        <w:pStyle w:val="ListBullet"/>
+        <w:spacing w:line="240" w:lineRule="auto"/>
+        <w:ind w:left="720"/>
+      </w:pPr>
+      <w:r>
+        <w:rPr>
+          <w:lang w:val="en_US" w:bidi="en_US"/>
+        </w:rPr>
+      </w:r>
+      <w:r>
+        <w:rPr>
+          <w:lang w:val="en_US" w:bidi="en_US"/>
+        </w:rPr>
+        <w:t>Timothy</w:t>
+      </w:r>
+    </w:p>
+    <w:p>
+      <w:pPr>
+        <w:pStyle w:val="ListBullet"/>
+        <w:spacing w:line="240" w:lineRule="auto"/>
+        <w:ind w:left="720"/>
+      </w:pPr>
+      <w:r>
+        <w:rPr>
+          <w:lang w:val="en_US" w:bidi="en_US"/>
+        </w:rPr>
+      </w:r>
+      <w:r>
+        <w:rPr>
+          <w:lang w:val="en_US" w:bidi="en_US"/>
+        </w:rPr>
+        <w:t>Demas</w:t>
+      </w:r>
+    </w:p>
+    <w:p>
+      <w:pPr>
+        <w:pStyle w:val="ListBullet"/>
+        <w:spacing w:line="240" w:lineRule="auto"/>
+        <w:ind w:left="720"/>
+      </w:pPr>
+      <w:r>
+        <w:rPr>
+          <w:lang w:val="en_US" w:bidi="en_US"/>
+        </w:rPr>
+      </w:r>
+      <w:r>
+        <w:rPr>
+          <w:lang w:val="en_US" w:bidi="en_US"/>
+        </w:rPr>
+        <w:t>Crescens</w:t>
+      </w:r>
+    </w:p>
+    <w:p>
+      <w:pPr>
+        <w:pStyle w:val="ListBullet"/>
+        <w:spacing w:line="240" w:lineRule="auto"/>
+        <w:ind w:left="720"/>
+      </w:pPr>
+      <w:r>
+        <w:rPr>
+          <w:lang w:val="en_US" w:bidi="en_US"/>
+        </w:rPr>
+      </w:r>
+      <w:r>
+        <w:rPr>
+          <w:lang w:val="en_US" w:bidi="en_US"/>
+        </w:rPr>
+        <w:t>Titus</w:t>
+      </w:r>
+    </w:p>
+    <w:p>
+      <w:pPr>
+        <w:pStyle w:val="ListBullet"/>
+        <w:spacing w:line="240" w:lineRule="auto"/>
+        <w:ind w:left="720"/>
+      </w:pPr>
+      <w:r>
+        <w:rPr>
+          <w:lang w:val="en_US" w:bidi="en_US"/>
+        </w:rPr>
+      </w:r>
+      <w:r>
+        <w:rPr>
+          <w:lang w:val="en_US" w:bidi="en_US"/>
+        </w:rPr>
+        <w:t>Luke</w:t>
+      </w:r>
+    </w:p>
+    <w:p>
+      <w:pPr>
+        <w:pStyle w:val="ListBullet"/>
+        <w:spacing w:line="240" w:lineRule="auto"/>
+        <w:ind w:left="720"/>
+      </w:pPr>
+      <w:r>
+        <w:rPr>
+          <w:lang w:val="en_US" w:bidi="en_US"/>
+        </w:rPr>
+      </w:r>
+      <w:r>
+        <w:rPr>
+          <w:lang w:val="en_US" w:bidi="en_US"/>
+        </w:rPr>
+        <w:t>Mark</w:t>
+      </w:r>
+    </w:p>
+    <w:p>
+      <w:pPr>
+        <w:pStyle w:val="ListBullet"/>
+        <w:spacing w:line="240" w:lineRule="auto"/>
+        <w:ind w:left="720"/>
+      </w:pPr>
+      <w:r>
+        <w:rPr>
+          <w:lang w:val="en_US" w:bidi="en_US"/>
+        </w:rPr>
+      </w:r>
+      <w:r>
+        <w:rPr>
+          <w:lang w:val="en_US" w:bidi="en_US"/>
+        </w:rPr>
+        <w:t>Tychicus</w:t>
+      </w:r>
+    </w:p>
+    <w:p>
+      <w:pPr>
+        <w:pStyle w:val="ListBullet"/>
+        <w:spacing w:line="240" w:lineRule="auto"/>
+        <w:ind w:left="720"/>
+      </w:pPr>
+      <w:r>
+        <w:rPr>
+          <w:lang w:val="en_US" w:bidi="en_US"/>
+        </w:rPr>
+      </w:r>
+      <w:r>
+        <w:rPr>
+          <w:lang w:val="en_US" w:bidi="en_US"/>
+        </w:rPr>
+        <w:t>Carpus</w:t>
+      </w:r>
+    </w:p>
+    <w:p>
+      <w:pPr>
+        <w:pStyle w:val="ListBullet"/>
+        <w:spacing w:line="240" w:lineRule="auto"/>
+        <w:ind w:left="720"/>
+      </w:pPr>
+      <w:r>
+        <w:rPr>
+          <w:lang w:val="en_US" w:bidi="en_US"/>
+        </w:rPr>
+      </w:r>
+      <w:r>
+        <w:rPr>
+          <w:lang w:val="en_US" w:bidi="en_US"/>
+        </w:rPr>
+        <w:t>Alexander the metalworker</w:t>
+      </w:r>
+    </w:p>
+    <w:p>
+      <w:pPr>
+        <w:pStyle w:val="ListBullet"/>
+        <w:spacing w:line="240" w:lineRule="auto"/>
+        <w:ind w:left="720"/>
+      </w:pPr>
+      <w:r>
+        <w:rPr>
+          <w:lang w:val="en_US" w:bidi="en_US"/>
+        </w:rPr>
+      </w:r>
+      <w:r>
+        <w:rPr>
+          <w:lang w:val="en_US" w:bidi="en_US"/>
+        </w:rPr>
+        <w:t>Priscilla</w:t>
+      </w:r>
+    </w:p>
+    <w:p>
+      <w:pPr>
+        <w:pStyle w:val="ListBullet"/>
+        <w:spacing w:line="240" w:lineRule="auto"/>
+        <w:ind w:left="720"/>
+      </w:pPr>
+      <w:r>
+        <w:rPr>
+          <w:lang w:val="en_US" w:bidi="en_US"/>
+        </w:rPr>
+      </w:r>
+      <w:r>
+        <w:rPr>
+          <w:lang w:val="en_US" w:bidi="en_US"/>
+        </w:rPr>
+        <w:t>Aquila</w:t>
+      </w:r>
+    </w:p>
+    <w:p>
+      <w:pPr>
+        <w:pStyle w:val="ListBullet"/>
+        <w:spacing w:line="240" w:lineRule="auto"/>
+        <w:ind w:left="720"/>
+      </w:pPr>
+      <w:r>
+        <w:rPr>
+          <w:lang w:val="en_US" w:bidi="en_US"/>
+        </w:rPr>
+      </w:r>
+      <w:r>
+        <w:rPr>
+          <w:lang w:val="en_US" w:bidi="en_US"/>
+        </w:rPr>
+        <w:t>Onesiphorus's household</w:t>
+      </w:r>
+    </w:p>
+    <w:p>
+      <w:pPr>
+        <w:pStyle w:val="ListBullet"/>
+        <w:spacing w:line="240" w:lineRule="auto"/>
+        <w:ind w:left="720"/>
+      </w:pPr>
+      <w:r>
+        <w:rPr>
+          <w:lang w:val="en_US" w:bidi="en_US"/>
+        </w:rPr>
+      </w:r>
+      <w:r>
+        <w:rPr>
+          <w:lang w:val="en_US" w:bidi="en_US"/>
+        </w:rPr>
+        <w:t>Erastus</w:t>
+      </w:r>
+    </w:p>
+    <w:p>
+      <w:pPr>
+        <w:pStyle w:val="ListBullet"/>
+        <w:spacing w:line="240" w:lineRule="auto"/>
+        <w:ind w:left="720"/>
+      </w:pPr>
+      <w:r>
+        <w:rPr>
+          <w:lang w:val="en_US" w:bidi="en_US"/>
+        </w:rPr>
+      </w:r>
+      <w:r>
+        <w:rPr>
+          <w:lang w:val="en_US" w:bidi="en_US"/>
+        </w:rPr>
+        <w:t>Trophimus</w:t>
+      </w:r>
+    </w:p>
+    <w:p>
+      <w:pPr>
+        <w:pStyle w:val="ListBullet"/>
+        <w:spacing w:line="240" w:lineRule="auto"/>
+        <w:ind w:left="720"/>
+      </w:pPr>
+      <w:r>
+        <w:rPr>
+          <w:lang w:val="en_US" w:bidi="en_US"/>
+        </w:rPr>
+      </w:r>
+      <w:r>
+        <w:rPr>
+          <w:lang w:val="en_US" w:bidi="en_US"/>
+        </w:rPr>
+        <w:t>Eubulus</w:t>
+      </w:r>
+    </w:p>
+    <w:p>
+      <w:pPr>
+        <w:pStyle w:val="ListBullet"/>
+        <w:spacing w:line="240" w:lineRule="auto"/>
+        <w:ind w:left="720"/>
+      </w:pPr>
+      <w:r>
+        <w:rPr>
+          <w:lang w:val="en_US" w:bidi="en_US"/>
+        </w:rPr>
+      </w:r>
+      <w:r>
+        <w:rPr>
+          <w:lang w:val="en_US" w:bidi="en_US"/>
+        </w:rPr>
+        <w:t>Pudens</w:t>
+      </w:r>
+    </w:p>
+    <w:p>
+      <w:pPr>
+        <w:pStyle w:val="ListBullet"/>
+        <w:spacing w:line="240" w:lineRule="auto"/>
+        <w:ind w:left="720"/>
+      </w:pPr>
+      <w:r>
+        <w:rPr>
+          <w:lang w:val="en_US" w:bidi="en_US"/>
+        </w:rPr>
+      </w:r>
+      <w:r>
+        <w:rPr>
+          <w:lang w:val="en_US" w:bidi="en_US"/>
+        </w:rPr>
+        <w:t>Linus</w:t>
+      </w:r>
+    </w:p>
+    <w:p>
+      <w:pPr>
+        <w:pStyle w:val="ListBullet"/>
+        <w:spacing w:line="240" w:lineRule="auto"/>
+        <w:ind w:left="720"/>
+      </w:pPr>
+      <w:r>
+        <w:rPr>
+          <w:lang w:val="en_US" w:bidi="en_US"/>
+        </w:rPr>
+      </w:r>
+      <w:r>
+        <w:rPr>
+          <w:lang w:val="en_US" w:bidi="en_US"/>
+        </w:rPr>
+        <w:t>Claudia</w:t>
+      </w:r>
+    </w:p>
+    <w:p>
+      <w:pPr>
+        <w:pStyle w:val="ListBullet"/>
+        <w:spacing w:line="240" w:lineRule="auto"/>
+        <w:ind w:left="720"/>
+      </w:pPr>
+      <w:r>
+        <w:rPr>
+          <w:lang w:val="en_US" w:bidi="en_US"/>
+        </w:rPr>
+      </w:r>
+      <w:r>
+        <w:rPr>
+          <w:lang w:val="en_US" w:bidi="en_US"/>
+        </w:rPr>
+        <w:t>The Lord Jesus Christ</w:t>
+      </w:r>
+    </w:p>
+    <w:p>
+      <w:pPr>
+        <w:pStyle w:val="ListBullet"/>
+        <w:spacing w:line="240" w:lineRule="auto"/>
+        <w:ind w:left="720"/>
+      </w:pPr>
+      <w:r>
+        <w:rPr>
+          <w:lang w:val="en_US" w:bidi="en_US"/>
+        </w:rPr>
+      </w:r>
+      <w:r>
+        <w:rPr>
+          <w:lang w:val="en_US" w:bidi="en_US"/>
+        </w:rPr>
+        <w:t>And all the believers in Rome</w:t>
+      </w:r>
+    </w:p>
+    <w:p>
+      <w:pPr/>
+      <w:r>
+        <w:rPr>
+          <w:lang w:val="en_US" w:bidi="en_US"/>
+        </w:rPr>
+      </w:r>
+      <w:r>
+        <w:rPr>
+          <w:lang w:val="en_US" w:bidi="en_US"/>
+        </w:rPr>
+        <w:t>As a group, act out the passage twice. You should act out the passage in your own language.</w:t>
+      </w:r>
+    </w:p>
+    <w:p>
+      <w:pPr/>
+      <w:r>
+        <w:rPr>
+          <w:lang w:val="en_US" w:bidi="en_US"/>
+        </w:rPr>
+      </w:r>
+      <w:r>
+        <w:rPr>
+          <w:lang w:val="en_US" w:bidi="en_US"/>
+        </w:rPr>
+        <w:t>First, act out the passage without stopping. Pay attention to the dialogue, flow, plotline, and chronology of the passage. Make sure you do not skip acting out the difficult or important parts of the passage. Help each other remember every part of the passage.</w:t>
+      </w:r>
+    </w:p>
+    <w:p>
+      <w:pPr/>
+      <w:r>
+        <w:rPr>
+          <w:lang w:val="en_US" w:bidi="en_US"/>
+        </w:rPr>
+      </w:r>
+      <w:r>
+        <w:rPr>
+          <w:lang w:val="en_US" w:bidi="en_US"/>
+        </w:rPr>
+        <w:t>Pause this audio here and act out the passage.</w:t>
+      </w:r>
+    </w:p>
+    <w:p>
+      <w:pPr/>
+      <w:r>
+        <w:rPr>
+          <w:lang w:val="en_US" w:bidi="en_US"/>
+        </w:rPr>
+      </w:r>
+      <w:r>
+        <w:rPr>
+          <w:lang w:val="en_US" w:bidi="en_US"/>
+        </w:rPr>
+        <w:t>The group should act out this passage a second time. At certain points in the drama, pause the drama and ask the person playing the character, "What are you feeling or thinking?" The person playing the character should answer what they would be feeling or thinking if they were that character. Then continue the drama.</w:t>
+      </w:r>
+    </w:p>
+    <w:p>
+      <w:pPr/>
+      <w:r>
+        <w:rPr>
+          <w:lang w:val="en_US" w:bidi="en_US"/>
+        </w:rPr>
+      </w:r>
+      <w:r>
+        <w:rPr>
+          <w:lang w:val="en_US" w:bidi="en_US"/>
+        </w:rPr>
+        <w:t>Pause this audio here and act out the passage a second time.</w:t>
+      </w:r>
+    </w:p>
+    <w:p>
+      <w:pPr/>
+      <w:r>
+        <w:rPr>
+          <w:lang w:val="en_US" w:bidi="en_US"/>
+        </w:rPr>
+      </w:r>
+      <w:r>
+        <w:rPr>
+          <w:lang w:val="en_US" w:bidi="en_US"/>
+        </w:rPr>
+        <w:t>The following is an example of the drama and possible responses.</w:t>
+      </w:r>
+    </w:p>
+    <w:p>
+      <w:pPr/>
+      <w:r>
+        <w:rPr>
+          <w:lang w:val="en_US" w:bidi="en_US"/>
+        </w:rPr>
+      </w:r>
+      <w:r>
+        <w:rPr>
+          <w:lang w:val="en_US" w:bidi="en_US"/>
+        </w:rPr>
+        <w:t>Paul writes to Timothy, "Do your best to come to me quickly. Demas has deserted me because he loves this present world, and Demas has gone to Thessalonica. Crescens has gone to Galatia, and Titus to Dalmatia. Only Luke is with me. Get Mark and bring him with you, because Mark is helpful to me in my ministry. I sent Tychicus to Ephesus. When you come, bring the cloak that I left with Carpus at Troas, and my scrolls, especially the parchments."</w:t>
+      </w:r>
+      <w:r>
+        <w:rPr>
+          <w:lang w:val="en_US" w:bidi="en_US"/>
+        </w:rPr>
+        <w:t>Pause the drama.</w:t>
+      </w:r>
+    </w:p>
+    <w:p>
+      <w:pPr/>
+      <w:r>
+        <w:rPr>
+          <w:lang w:val="en_US" w:bidi="en_US"/>
+        </w:rPr>
+      </w:r>
+      <w:r>
+        <w:rPr>
+          <w:lang w:val="en_US" w:bidi="en_US"/>
+        </w:rPr>
+        <w:t>Ask the person playing Paul, "What are you feeling or thinking?" The person might answer things like:</w:t>
+      </w:r>
+    </w:p>
+    <w:p>
+      <w:pPr>
+        <w:pStyle w:val="ListBullet"/>
+        <w:spacing w:line="240" w:lineRule="auto"/>
+        <w:ind w:left="720"/>
+      </w:pPr>
+      <w:r>
+        <w:rPr>
+          <w:lang w:val="en_US" w:bidi="en_US"/>
+        </w:rPr>
+      </w:r>
+      <w:r>
+        <w:rPr>
+          <w:lang w:val="en_US" w:bidi="en_US"/>
+        </w:rPr>
+        <w:t>I feel lonely with most of my friends gone. I really want Timothy to come quickly; or</w:t>
+      </w:r>
+    </w:p>
+    <w:p>
+      <w:pPr>
+        <w:pStyle w:val="ListBullet"/>
+        <w:spacing w:line="240" w:lineRule="auto"/>
+        <w:ind w:left="720"/>
+      </w:pPr>
+      <w:r>
+        <w:rPr>
+          <w:lang w:val="en_US" w:bidi="en_US"/>
+        </w:rPr>
+      </w:r>
+      <w:r>
+        <w:rPr>
+          <w:lang w:val="en_US" w:bidi="en_US"/>
+        </w:rPr>
+        <w:t>I am disappointed that Demas chose comfort over serving Christ; or</w:t>
+      </w:r>
+    </w:p>
+    <w:p>
+      <w:pPr>
+        <w:pStyle w:val="ListBullet"/>
+        <w:spacing w:line="240" w:lineRule="auto"/>
+        <w:ind w:left="720"/>
+      </w:pPr>
+      <w:r>
+        <w:rPr>
+          <w:lang w:val="en_US" w:bidi="en_US"/>
+        </w:rPr>
+      </w:r>
+      <w:r>
+        <w:rPr>
+          <w:lang w:val="en_US" w:bidi="en_US"/>
+        </w:rPr>
+        <w:t>I am cold in this prison and need my warm cloak. I want to study my scrolls while I wait.</w:t>
+      </w:r>
+    </w:p>
+    <w:p>
+      <w:pPr/>
+      <w:r>
+        <w:rPr>
+          <w:lang w:val="en_US" w:bidi="en_US"/>
+        </w:rPr>
+      </w:r>
+      <w:r>
+        <w:rPr>
+          <w:lang w:val="en_US" w:bidi="en_US"/>
+        </w:rPr>
+        <w:t>Ask the person playing Demas, "What are you feeling or thinking?" The person might answer things like:</w:t>
+      </w:r>
+    </w:p>
+    <w:p>
+      <w:pPr>
+        <w:pStyle w:val="ListBullet"/>
+        <w:spacing w:line="240" w:lineRule="auto"/>
+        <w:ind w:left="720"/>
+      </w:pPr>
+      <w:r>
+        <w:rPr>
+          <w:lang w:val="en_US" w:bidi="en_US"/>
+        </w:rPr>
+      </w:r>
+      <w:r>
+        <w:rPr>
+          <w:lang w:val="en_US" w:bidi="en_US"/>
+        </w:rPr>
+        <w:t>Following Paul is too hard. I want an easier life; or</w:t>
+      </w:r>
+    </w:p>
+    <w:p>
+      <w:pPr>
+        <w:pStyle w:val="ListBullet"/>
+        <w:spacing w:line="240" w:lineRule="auto"/>
+        <w:ind w:left="720"/>
+      </w:pPr>
+      <w:r>
+        <w:rPr>
+          <w:lang w:val="en_US" w:bidi="en_US"/>
+        </w:rPr>
+      </w:r>
+      <w:r>
+        <w:rPr>
+          <w:lang w:val="en_US" w:bidi="en_US"/>
+        </w:rPr>
+        <w:t>I am afraid to associate with a prisoner who might be executed.</w:t>
+      </w:r>
+      <w:r>
+        <w:rPr>
+          <w:lang w:val="en_US" w:bidi="en_US"/>
+        </w:rPr>
+        <w:t>Continue the drama.</w:t>
+      </w:r>
+    </w:p>
+    <w:p>
+      <w:pPr/>
+      <w:r>
+        <w:rPr>
+          <w:lang w:val="en_US" w:bidi="en_US"/>
+        </w:rPr>
+      </w:r>
+      <w:r>
+        <w:rPr>
+          <w:lang w:val="en_US" w:bidi="en_US"/>
+        </w:rPr>
+        <w:t>Paul says, "Alexander the metalworker did me a great deal of harm. The Lord will repay Alexander for what Alexander has done. You should also be on your guard against Alexander, because Alexander strongly opposed our message."</w:t>
+      </w:r>
+      <w:r>
+        <w:rPr>
+          <w:lang w:val="en_US" w:bidi="en_US"/>
+        </w:rPr>
+        <w:t>Pause the drama.</w:t>
+      </w:r>
+    </w:p>
+    <w:p>
+      <w:pPr/>
+      <w:r>
+        <w:rPr>
+          <w:lang w:val="en_US" w:bidi="en_US"/>
+        </w:rPr>
+      </w:r>
+      <w:r>
+        <w:rPr>
+          <w:lang w:val="en_US" w:bidi="en_US"/>
+        </w:rPr>
+        <w:t>Ask the person playing Alexander, "What are you feeling or thinking?" The person might answer things like:</w:t>
+      </w:r>
+    </w:p>
+    <w:p>
+      <w:pPr>
+        <w:pStyle w:val="ListBullet"/>
+        <w:spacing w:line="240" w:lineRule="auto"/>
+        <w:ind w:left="720"/>
+      </w:pPr>
+      <w:r>
+        <w:rPr>
+          <w:lang w:val="en_US" w:bidi="en_US"/>
+        </w:rPr>
+      </w:r>
+      <w:r>
+        <w:rPr>
+          <w:lang w:val="en_US" w:bidi="en_US"/>
+        </w:rPr>
+        <w:t>I want to stop Paul's message from spreading, so I will also cause trouble for Timothy! or</w:t>
+      </w:r>
+    </w:p>
+    <w:p>
+      <w:pPr>
+        <w:pStyle w:val="ListBullet"/>
+        <w:spacing w:line="240" w:lineRule="auto"/>
+        <w:ind w:left="720"/>
+      </w:pPr>
+      <w:r>
+        <w:rPr>
+          <w:lang w:val="en_US" w:bidi="en_US"/>
+        </w:rPr>
+      </w:r>
+      <w:r>
+        <w:rPr>
+          <w:lang w:val="en_US" w:bidi="en_US"/>
+        </w:rPr>
+        <w:t>If more people believe Paul's message, I might lose my business making idols; or</w:t>
+      </w:r>
+    </w:p>
+    <w:p>
+      <w:pPr>
+        <w:pStyle w:val="ListBullet"/>
+        <w:spacing w:line="240" w:lineRule="auto"/>
+        <w:ind w:left="720"/>
+      </w:pPr>
+      <w:r>
+        <w:rPr>
+          <w:lang w:val="en_US" w:bidi="en_US"/>
+        </w:rPr>
+      </w:r>
+      <w:r>
+        <w:rPr>
+          <w:lang w:val="en_US" w:bidi="en_US"/>
+        </w:rPr>
+        <w:t>Paul's confidence and authority make me feel small and threatened.</w:t>
+      </w:r>
+    </w:p>
+    <w:p>
+      <w:pPr/>
+      <w:r>
+        <w:rPr>
+          <w:lang w:val="en_US" w:bidi="en_US"/>
+        </w:rPr>
+      </w:r>
+      <w:r>
+        <w:rPr>
+          <w:lang w:val="en_US" w:bidi="en_US"/>
+        </w:rPr>
+        <w:t>Ask the person playing Timothy, "What are you feeling or thinking?" The person might answer things like:</w:t>
+      </w:r>
+    </w:p>
+    <w:p>
+      <w:pPr>
+        <w:pStyle w:val="ListBullet"/>
+        <w:spacing w:line="240" w:lineRule="auto"/>
+        <w:ind w:left="720"/>
+      </w:pPr>
+      <w:r>
+        <w:rPr>
+          <w:lang w:val="en_US" w:bidi="en_US"/>
+        </w:rPr>
+      </w:r>
+      <w:r>
+        <w:rPr>
+          <w:lang w:val="en_US" w:bidi="en_US"/>
+        </w:rPr>
+        <w:t>I am worried about facing Alexander's opposition; or</w:t>
+      </w:r>
+    </w:p>
+    <w:p>
+      <w:pPr>
+        <w:pStyle w:val="ListBullet"/>
+        <w:spacing w:line="240" w:lineRule="auto"/>
+        <w:ind w:left="720"/>
+      </w:pPr>
+      <w:r>
+        <w:rPr>
+          <w:lang w:val="en_US" w:bidi="en_US"/>
+        </w:rPr>
+      </w:r>
+      <w:r>
+        <w:rPr>
+          <w:lang w:val="en_US" w:bidi="en_US"/>
+        </w:rPr>
+        <w:t>I trust that God will protect me like God protected Paul; or</w:t>
+      </w:r>
+    </w:p>
+    <w:p>
+      <w:pPr>
+        <w:pStyle w:val="ListBullet"/>
+        <w:spacing w:line="240" w:lineRule="auto"/>
+        <w:ind w:left="720"/>
+      </w:pPr>
+      <w:r>
+        <w:rPr>
+          <w:lang w:val="en_US" w:bidi="en_US"/>
+        </w:rPr>
+      </w:r>
+      <w:r>
+        <w:rPr>
+          <w:lang w:val="en_US" w:bidi="en_US"/>
+        </w:rPr>
+        <w:t>I need to be careful and guard against people who oppose the gospel; or</w:t>
+      </w:r>
+    </w:p>
+    <w:p>
+      <w:pPr>
+        <w:pStyle w:val="ListBullet"/>
+        <w:spacing w:line="240" w:lineRule="auto"/>
+        <w:ind w:left="720"/>
+      </w:pPr>
+      <w:r>
+        <w:rPr>
+          <w:lang w:val="en_US" w:bidi="en_US"/>
+        </w:rPr>
+      </w:r>
+      <w:r>
+        <w:rPr>
+          <w:lang w:val="en_US" w:bidi="en_US"/>
+        </w:rPr>
+        <w:t>I am grateful Paul taught me how to handle opposition without seeking revenge.</w:t>
+      </w:r>
+      <w:r>
+        <w:rPr>
+          <w:lang w:val="en_US" w:bidi="en_US"/>
+        </w:rPr>
+        <w:t>Continue the drama.</w:t>
+      </w:r>
+    </w:p>
+    <w:p>
+      <w:pPr/>
+      <w:r>
+        <w:rPr>
+          <w:lang w:val="en_US" w:bidi="en_US"/>
+        </w:rPr>
+      </w:r>
+      <w:r>
+        <w:rPr>
+          <w:lang w:val="en_US" w:bidi="en_US"/>
+        </w:rPr>
+        <w:t>Paul says, "At my first defense, no one came to my support, but everyone deserted me. May it not be held against them. But the Lord stood at my side and gave me strength, so that through me God might proclaim his message and all the Gentiles might hear it. And God delivered me from the lion's mouth. The Lord will rescue me from every evil attack and will bring me safely to his heavenly kingdom."</w:t>
+      </w:r>
+      <w:r>
+        <w:rPr>
+          <w:lang w:val="en_US" w:bidi="en_US"/>
+        </w:rPr>
+        <w:t>Pause the drama.</w:t>
+      </w:r>
+    </w:p>
+    <w:p>
+      <w:pPr/>
+      <w:r>
+        <w:rPr>
+          <w:lang w:val="en_US" w:bidi="en_US"/>
+        </w:rPr>
+      </w:r>
+      <w:r>
+        <w:rPr>
+          <w:lang w:val="en_US" w:bidi="en_US"/>
+        </w:rPr>
+        <w:t>Ask the person playing Paul, "What are you feeling or thinking?" The person might answer things like:</w:t>
+      </w:r>
+    </w:p>
+    <w:p>
+      <w:pPr>
+        <w:pStyle w:val="ListBullet"/>
+        <w:spacing w:line="240" w:lineRule="auto"/>
+        <w:ind w:left="720"/>
+      </w:pPr>
+      <w:r>
+        <w:rPr>
+          <w:lang w:val="en_US" w:bidi="en_US"/>
+        </w:rPr>
+      </w:r>
+      <w:r>
+        <w:rPr>
+          <w:lang w:val="en_US" w:bidi="en_US"/>
+        </w:rPr>
+        <w:t>I felt so alone when no one supported me at my trial; or</w:t>
+      </w:r>
+    </w:p>
+    <w:p>
+      <w:pPr>
+        <w:pStyle w:val="ListBullet"/>
+        <w:spacing w:line="240" w:lineRule="auto"/>
+        <w:ind w:left="720"/>
+      </w:pPr>
+      <w:r>
+        <w:rPr>
+          <w:lang w:val="en_US" w:bidi="en_US"/>
+        </w:rPr>
+      </w:r>
+      <w:r>
+        <w:rPr>
+          <w:lang w:val="en_US" w:bidi="en_US"/>
+        </w:rPr>
+        <w:t>But God's presence gave me courage to keep preaching; or</w:t>
+      </w:r>
+    </w:p>
+    <w:p>
+      <w:pPr>
+        <w:pStyle w:val="ListBullet"/>
+        <w:spacing w:line="240" w:lineRule="auto"/>
+        <w:ind w:left="720"/>
+      </w:pPr>
+      <w:r>
+        <w:rPr>
+          <w:lang w:val="en_US" w:bidi="en_US"/>
+        </w:rPr>
+      </w:r>
+      <w:r>
+        <w:rPr>
+          <w:lang w:val="en_US" w:bidi="en_US"/>
+        </w:rPr>
+        <w:t>I trust God will save me even if I die in prison.</w:t>
+      </w:r>
+    </w:p>
+    <w:p>
+      <w:pPr/>
+      <w:r>
+        <w:rPr>
+          <w:lang w:val="en_US" w:bidi="en_US"/>
+        </w:rPr>
+      </w:r>
+      <w:r>
+        <w:rPr>
+          <w:lang w:val="en_US" w:bidi="en_US"/>
+        </w:rPr>
+        <w:t>Ask the person playing the Lord, "What are you feeling or thinking?" The person might answer things like:</w:t>
+      </w:r>
+    </w:p>
+    <w:p>
+      <w:pPr>
+        <w:pStyle w:val="ListBullet"/>
+        <w:spacing w:line="240" w:lineRule="auto"/>
+        <w:ind w:left="720"/>
+      </w:pPr>
+      <w:r>
+        <w:rPr>
+          <w:lang w:val="en_US" w:bidi="en_US"/>
+        </w:rPr>
+      </w:r>
+      <w:r>
+        <w:rPr>
+          <w:lang w:val="en_US" w:bidi="en_US"/>
+        </w:rPr>
+        <w:t>I love Paul! I will never abandon my servant Paul; or</w:t>
+      </w:r>
+    </w:p>
+    <w:p>
+      <w:pPr>
+        <w:pStyle w:val="ListBullet"/>
+        <w:spacing w:line="240" w:lineRule="auto"/>
+        <w:ind w:left="720"/>
+      </w:pPr>
+      <w:r>
+        <w:rPr>
+          <w:lang w:val="en_US" w:bidi="en_US"/>
+        </w:rPr>
+      </w:r>
+      <w:r>
+        <w:rPr>
+          <w:lang w:val="en_US" w:bidi="en_US"/>
+        </w:rPr>
+        <w:t>Paul has shown great love and faithfulness to me; or</w:t>
+      </w:r>
+    </w:p>
+    <w:p>
+      <w:pPr>
+        <w:pStyle w:val="ListBullet"/>
+        <w:spacing w:line="240" w:lineRule="auto"/>
+        <w:ind w:left="720"/>
+      </w:pPr>
+      <w:r>
+        <w:rPr>
+          <w:lang w:val="en_US" w:bidi="en_US"/>
+        </w:rPr>
+      </w:r>
+      <w:r>
+        <w:rPr>
+          <w:lang w:val="en_US" w:bidi="en_US"/>
+        </w:rPr>
+        <w:t>I will give Paul strength to complete Paul's mission.</w:t>
+      </w:r>
+      <w:r>
+        <w:rPr>
+          <w:lang w:val="en_US" w:bidi="en_US"/>
+        </w:rPr>
+        <w:t>Continue the drama.</w:t>
+      </w:r>
+    </w:p>
+    <w:p>
+      <w:pPr/>
+      <w:r>
+        <w:rPr>
+          <w:lang w:val="en_US" w:bidi="en_US"/>
+        </w:rPr>
+      </w:r>
+      <w:r>
+        <w:rPr>
+          <w:lang w:val="en_US" w:bidi="en_US"/>
+        </w:rPr>
+        <w:t>Paul concludes, "Greet Priscilla and Aquila and the household of Onesiphorus. Erastus stayed in Corinth, and I left Trophimus sick in Miletus. Do your best to get here before winter. Eubulus greets you, and so do Pudens, Linus, Claudia, and all the brothers and sisters. The Lord be with your spirit. Grace be with you all."</w:t>
+      </w:r>
+      <w:r>
+        <w:rPr>
+          <w:lang w:val="en_US" w:bidi="en_US"/>
+        </w:rPr>
+        <w:t>Pause the drama.</w:t>
+      </w:r>
+    </w:p>
+    <w:p>
+      <w:pPr/>
+      <w:r>
+        <w:rPr>
+          <w:lang w:val="en_US" w:bidi="en_US"/>
+        </w:rPr>
+      </w:r>
+      <w:r>
+        <w:rPr>
+          <w:lang w:val="en_US" w:bidi="en_US"/>
+        </w:rPr>
+        <w:t>Ask the person playing Paul, "What are you feeling or thinking?" The person might answer things like:</w:t>
+      </w:r>
+    </w:p>
+    <w:p>
+      <w:pPr>
+        <w:pStyle w:val="ListBullet"/>
+        <w:spacing w:line="240" w:lineRule="auto"/>
+        <w:ind w:left="720"/>
+      </w:pPr>
+      <w:r>
+        <w:rPr>
+          <w:lang w:val="en_US" w:bidi="en_US"/>
+        </w:rPr>
+      </w:r>
+      <w:r>
+        <w:rPr>
+          <w:lang w:val="en_US" w:bidi="en_US"/>
+        </w:rPr>
+        <w:t>I care deeply about all these believers and want to send my greetings; or</w:t>
+      </w:r>
+    </w:p>
+    <w:p>
+      <w:pPr>
+        <w:pStyle w:val="ListBullet"/>
+        <w:spacing w:line="240" w:lineRule="auto"/>
+        <w:ind w:left="720"/>
+      </w:pPr>
+      <w:r>
+        <w:rPr>
+          <w:lang w:val="en_US" w:bidi="en_US"/>
+        </w:rPr>
+      </w:r>
+      <w:r>
+        <w:rPr>
+          <w:lang w:val="en_US" w:bidi="en_US"/>
+        </w:rPr>
+        <w:t>I hope Timothy arrives before the winter weather makes travel impossible; or</w:t>
+      </w:r>
+    </w:p>
+    <w:p>
+      <w:pPr>
+        <w:pStyle w:val="ListBullet"/>
+        <w:spacing w:line="240" w:lineRule="auto"/>
+        <w:ind w:left="720"/>
+      </w:pPr>
+      <w:r>
+        <w:rPr>
+          <w:lang w:val="en_US" w:bidi="en_US"/>
+        </w:rPr>
+      </w:r>
+      <w:r>
+        <w:rPr>
+          <w:lang w:val="en_US" w:bidi="en_US"/>
+        </w:rPr>
+        <w:t>I want to be with these people, but because I cannot, I will give a special blessing to Timothy and all the believers.</w:t>
+      </w:r>
+    </w:p>
+    <w:p>
+      <w:pPr/>
+      <w:r>
+        <w:rPr>
+          <w:lang w:val="en_US" w:bidi="en_US"/>
+        </w:rPr>
+      </w:r>
+      <w:r>
+        <w:rPr>
+          <w:lang w:val="en_US" w:bidi="en_US"/>
+        </w:rPr>
+        <w:t>Ask the person playing Timothy, "What are you feeling or thinking?" The person might answer things like:</w:t>
+      </w:r>
+    </w:p>
+    <w:p>
+      <w:pPr>
+        <w:pStyle w:val="ListBullet"/>
+        <w:spacing w:line="240" w:lineRule="auto"/>
+        <w:ind w:left="720"/>
+      </w:pPr>
+      <w:r>
+        <w:rPr>
+          <w:lang w:val="en_US" w:bidi="en_US"/>
+        </w:rPr>
+      </w:r>
+      <w:r>
+        <w:rPr>
+          <w:lang w:val="en_US" w:bidi="en_US"/>
+        </w:rPr>
+        <w:t>I need to hurry to reach Paul before winter makes travel dangerous; or</w:t>
+      </w:r>
+    </w:p>
+    <w:p>
+      <w:pPr>
+        <w:pStyle w:val="ListBullet"/>
+        <w:spacing w:line="240" w:lineRule="auto"/>
+        <w:ind w:left="720"/>
+      </w:pPr>
+      <w:r>
+        <w:rPr>
+          <w:lang w:val="en_US" w:bidi="en_US"/>
+        </w:rPr>
+      </w:r>
+      <w:r>
+        <w:rPr>
+          <w:lang w:val="en_US" w:bidi="en_US"/>
+        </w:rPr>
+        <w:t>I am encouraged that other believers send their greetings; or</w:t>
+      </w:r>
+    </w:p>
+    <w:p>
+      <w:pPr>
+        <w:pStyle w:val="ListBullet"/>
+        <w:spacing w:line="240" w:lineRule="auto"/>
+        <w:ind w:left="720"/>
+      </w:pPr>
+      <w:r>
+        <w:rPr>
+          <w:lang w:val="en_US" w:bidi="en_US"/>
+        </w:rPr>
+      </w:r>
+      <w:r>
+        <w:rPr>
+          <w:lang w:val="en_US" w:bidi="en_US"/>
+        </w:rPr>
+        <w:t>I am touched by Paul's personal blessing for me.</w:t>
+      </w:r>
+      <w:r>
+        <w:rPr>
+          <w:lang w:val="en_US" w:bidi="en_US"/>
+        </w:rPr>
+      </w:r>
+    </w:p>
+    <w:p>
+      <w:pPr>
+        <w:pStyle w:val="Heading3"/>
+      </w:pPr>
+      <w:r>
+        <w:rPr>
+          <w:lang w:val="en_US" w:bidi="en_US"/>
+        </w:rPr>
+        <w:t>Filling the Gaps</w:t>
+      </w:r>
+      <w:r>
+        <w:rPr>
+          <w:lang w:val="en_US" w:bidi="en_US"/>
+        </w:rPr>
+      </w:r>
+    </w:p>
+    <w:p>
+      <w:pPr/>
+      <w:r>
+        <w:rPr>
+          <w:lang w:val="en_US" w:bidi="en_US"/>
+        </w:rPr>
+      </w:r>
+      <w:r>
+        <w:rPr>
+          <w:lang w:val="en_US" w:bidi="en_US"/>
+        </w:rPr>
+        <w:t>Listen to an audio version of 2 Timothy 4:9–22 in the easiest-to-understand translation.</w:t>
+      </w:r>
+    </w:p>
+    <w:p>
+      <w:pPr/>
+      <w:r>
+        <w:rPr>
+          <w:lang w:val="en_US" w:bidi="en_US"/>
+        </w:rPr>
+      </w:r>
+      <w:r>
+        <w:rPr>
+          <w:lang w:val="en_US" w:bidi="en_US"/>
+        </w:rPr>
+        <w:t>Pause this audio here.</w:t>
+      </w:r>
+    </w:p>
+    <w:p>
+      <w:pPr/>
+      <w:r>
+        <w:rPr>
+          <w:lang w:val="en_US" w:bidi="en_US"/>
+        </w:rPr>
+      </w:r>
+      <w:r>
+        <w:rPr>
+          <w:lang w:val="en_US" w:bidi="en_US"/>
+        </w:rPr>
+        <w:t>In this step, the group will discuss key terms and words in this passage.</w:t>
+      </w:r>
+    </w:p>
+    <w:p>
+      <w:pPr/>
+      <w:r>
+        <w:rPr>
+          <w:lang w:val="en_US" w:bidi="en_US"/>
+        </w:rPr>
+      </w:r>
+      <w:r>
+        <w:rPr>
+          <w:lang w:val="en_US" w:bidi="en_US"/>
+        </w:rPr>
+        <w:t xml:space="preserve">Paul tells Timothy to come before </w:t>
+      </w:r>
+      <w:r>
+        <w:rPr>
+          <w:b/>
+          <w:lang w:val="en_US" w:bidi="en_US"/>
+        </w:rPr>
+        <w:t>winter</w:t>
+      </w:r>
+      <w:r>
+        <w:rPr>
+          <w:lang w:val="en_US" w:bidi="en_US"/>
+        </w:rPr>
+        <w:t>. Winter was a dangerous time for travel in the ancient world. The word refers to the cold season when storms made sea travel impossible and land travel very dangerous.</w:t>
+      </w:r>
+    </w:p>
+    <w:p>
+      <w:pPr/>
+      <w:r>
+        <w:rPr>
+          <w:lang w:val="en_US" w:bidi="en_US"/>
+        </w:rPr>
+      </w:r>
+      <w:r>
+        <w:rPr>
+          <w:lang w:val="en_US" w:bidi="en_US"/>
+        </w:rPr>
+        <w:t>Stop here and discuss as a group what word or phrase you will use for winter. What words in your language describe a season when travel becomes dangerous? Pause this audio here.</w:t>
+      </w:r>
+    </w:p>
+    <w:p>
+      <w:pPr/>
+      <w:r>
+        <w:rPr>
+          <w:lang w:val="en_US" w:bidi="en_US"/>
+        </w:rPr>
+      </w:r>
+      <w:r>
+        <w:rPr>
+          <w:lang w:val="en_US" w:bidi="en_US"/>
+        </w:rPr>
+        <w:t xml:space="preserve">People do </w:t>
+      </w:r>
+      <w:r>
+        <w:rPr>
+          <w:b/>
+          <w:lang w:val="en_US" w:bidi="en_US"/>
+        </w:rPr>
+        <w:t>ministry</w:t>
+      </w:r>
+      <w:r>
+        <w:rPr>
+          <w:lang w:val="en_US" w:bidi="en_US"/>
+        </w:rPr>
+        <w:t xml:space="preserve"> or serve God by telling people the good news about Jesus. When Paul talks about Mark helping with this service, Paul means that Mark helped Paul spread the good news. This includes teaching people, caring for believers, starting new churches, and sharing God's message. Mark will not just help Paul with daily tasks. Paul uses this same word in all Paul's letters when Paul talks about the full work of serving God's people and sharing God's message.</w:t>
+      </w:r>
+    </w:p>
+    <w:p>
+      <w:pPr/>
+      <w:r>
+        <w:rPr>
+          <w:lang w:val="en_US" w:bidi="en_US"/>
+        </w:rPr>
+      </w:r>
+      <w:r>
+        <w:rPr>
+          <w:lang w:val="en_US" w:bidi="en_US"/>
+        </w:rPr>
+        <w:t>Stop here and discuss as a group how you will talk about ministry, or service to God. Pause this audio here.</w:t>
+      </w:r>
+    </w:p>
+    <w:p>
+      <w:pPr/>
+      <w:r>
+        <w:rPr>
+          <w:lang w:val="en_US" w:bidi="en_US"/>
+        </w:rPr>
+      </w:r>
+      <w:r>
+        <w:rPr>
+          <w:lang w:val="en_US" w:bidi="en_US"/>
+        </w:rPr>
+        <w:t xml:space="preserve">Paul asks Timothy to bring Paul's </w:t>
+      </w:r>
+      <w:r>
+        <w:rPr>
+          <w:b/>
+          <w:lang w:val="en_US" w:bidi="en_US"/>
+        </w:rPr>
+        <w:t>cloak</w:t>
+      </w:r>
+      <w:r>
+        <w:rPr>
+          <w:lang w:val="en_US" w:bidi="en_US"/>
+        </w:rPr>
+        <w:t>. A cloak was a heavy coat made from goat hair, hide, or thick wool. People used it to stay warm in cold weather. Most people owned only one cloak because a cloak cost a lot of money. Travelers like Paul needed a cloak to keep warm and to use as a blanket while sleeping.</w:t>
+      </w:r>
+    </w:p>
+    <w:p>
+      <w:pPr/>
+      <w:r>
+        <w:rPr>
+          <w:lang w:val="en_US" w:bidi="en_US"/>
+        </w:rPr>
+      </w:r>
+      <w:r>
+        <w:rPr>
+          <w:lang w:val="en_US" w:bidi="en_US"/>
+        </w:rPr>
+        <w:t>Stop here and look at the photo of a cloak again if needed. Pause this audio here.</w:t>
+      </w:r>
+    </w:p>
+    <w:p>
+      <w:pPr/>
+      <w:r>
+        <w:rPr>
+          <w:lang w:val="en_US" w:bidi="en_US"/>
+        </w:rPr>
+      </w:r>
+      <w:r>
+        <w:rPr>
+          <w:lang w:val="en_US" w:bidi="en_US"/>
+        </w:rPr>
+        <w:t>Stop here and discuss as a group what word or phrase you will use for cloak. Look up cloak in the Master Glossary for more information. If you have already translated this word in another book of the Bible, use the same word that you have used there. Pause this audio here.</w:t>
+      </w:r>
+    </w:p>
+    <w:p>
+      <w:pPr/>
+      <w:r>
+        <w:rPr>
+          <w:lang w:val="en_US" w:bidi="en_US"/>
+        </w:rPr>
+      </w:r>
+      <w:r>
+        <w:rPr>
+          <w:lang w:val="en_US" w:bidi="en_US"/>
+        </w:rPr>
+        <w:t xml:space="preserve">The </w:t>
+      </w:r>
+      <w:r>
+        <w:rPr>
+          <w:b/>
           <w:lang w:val="en_US" w:bidi="en_US"/>
         </w:rPr>
         <w:t>scrolls</w:t>
@@ -24518,213 +27144,423 @@
         <w:rPr>
           <w:lang w:val="en_US" w:bidi="en_US"/>
         </w:rPr>
-        <w:t xml:space="preserve">, </w:t>
-      </w:r>
-      <w:r>
-        <w:rPr>
-          <w:lang w:val="en_US" w:bidi="en_US"/>
-        </w:rPr>
-        <w:t>parchment</w:t>
-      </w:r>
-      <w:r>
-        <w:rPr>
-          <w:lang w:val="en_US" w:bidi="en_US"/>
-        </w:rPr>
-        <w:t xml:space="preserve">, and a </w:t>
-      </w:r>
-      <w:r>
-        <w:rPr>
-          <w:lang w:val="en_US" w:bidi="en_US"/>
-        </w:rPr>
-        <w:t>cloak</w:t>
-      </w:r>
-      <w:r>
-        <w:rPr>
-          <w:lang w:val="en_US" w:bidi="en_US"/>
-        </w:rPr>
-        <w:t xml:space="preserve"> as a group. Pause this audio here.</w:t>
-      </w:r>
-    </w:p>
-    <w:p>
-      <w:pPr/>
-      <w:r>
-        <w:rPr>
-          <w:lang w:val="en_US" w:bidi="en_US"/>
-        </w:rPr>
-      </w:r>
-      <w:r>
-        <w:rPr>
-          <w:lang w:val="en_US" w:bidi="en_US"/>
-        </w:rPr>
-        <w:t>Stop here and discuss this question as a group: Think about the items Paul asked for. What do these requests tell us about Paul's situation in prison? Pause this audio here.</w:t>
-      </w:r>
-    </w:p>
-    <w:p>
-      <w:pPr/>
-      <w:r>
-        <w:rPr>
-          <w:lang w:val="en_US" w:bidi="en_US"/>
-        </w:rPr>
-      </w:r>
-      <w:r>
-        <w:rPr>
-          <w:lang w:val="en_US" w:bidi="en_US"/>
-        </w:rPr>
-        <w:t>Paul warns Timothy about Alexander the metalworker. This Alexander might be the same Alexander who caused trouble in Ephesus earlier. A group of metalworkers worked in Troas at that time, and Paul may be thinking that Alexander is in Troas now. Paul says Alexander has hurt Paul badly. The text does not explain what Alexander did. Some scholars believe Alexander made false claims to Roman leaders about Paul, which led the leaders to arrest Paul.</w:t>
-      </w:r>
-    </w:p>
-    <w:p>
-      <w:pPr/>
-      <w:r>
-        <w:rPr>
-          <w:lang w:val="en_US" w:bidi="en_US"/>
-        </w:rPr>
-      </w:r>
-      <w:r>
-        <w:rPr>
-          <w:lang w:val="en_US" w:bidi="en_US"/>
-        </w:rPr>
-        <w:t>Paul declares that the Lord will pay Alexander back for what Alexander has done. Jewish scriptures and teachers had taught their people to trust God to handle people who hurt them in this way. When Paul says "the Lord," Paul means Jesus Christ. Paul warns Timothy to watch out for Alexander. Paul explains that Alexander fights hard against their message about Jesus.</w:t>
-      </w:r>
-    </w:p>
-    <w:p>
-      <w:pPr/>
-      <w:r>
-        <w:rPr>
-          <w:lang w:val="en_US" w:bidi="en_US"/>
-        </w:rPr>
-      </w:r>
-      <w:r>
-        <w:rPr>
-          <w:lang w:val="en_US" w:bidi="en_US"/>
-        </w:rPr>
-        <w:t>After Paul asks Timothy to bring Paul some things, Paul tells Timothy about Paul's first hearing in a Roman court. The court would typically hold this type of initial hearing to decide if enough evidence existed for a full trial. Supporters would normally stand with the accused person to provide testimony and moral support. However, Paul stood completely alone that day. Everyone who could have defended Paul had abandoned Paul. Even though this abandonment hurt Paul deeply, Paul responds with grace. Paul prays that God will not count this desertion against those people who left Paul. Jesus Christ stayed right by Paul's side, even when no one else supported Paul.</w:t>
-      </w:r>
-    </w:p>
-    <w:p>
-      <w:pPr/>
-      <w:r>
-        <w:rPr>
-          <w:lang w:val="en_US" w:bidi="en_US"/>
-        </w:rPr>
-      </w:r>
-      <w:r>
-        <w:rPr>
-          <w:lang w:val="en_US" w:bidi="en_US"/>
-        </w:rPr>
-        <w:t>Stop here and discuss this question as a group: Why do you think no one came to support Paul at Paul's trial? When everyone abandons Paul at his trial, Paul responds by focusing on how Jesus Christ stood with Paul and gave Paul strength. What does Paul's response tell us about Paul's character? Pause this audio here.</w:t>
-      </w:r>
-    </w:p>
-    <w:p>
-      <w:pPr/>
-      <w:r>
-        <w:rPr>
-          <w:lang w:val="en_US" w:bidi="en_US"/>
-        </w:rPr>
-      </w:r>
-      <w:r>
-        <w:rPr>
-          <w:lang w:val="en_US" w:bidi="en_US"/>
-        </w:rPr>
-        <w:t>Because the Lord helped Paul, Paul could fully proclaim his message. Paul sees this as completing Paul's mission to the Gentiles, or non-Jews. Rome was the center of the Gentile world because it was the capital of the Roman Empire. By preaching in Rome, Paul believes that Paul has reached all nations with the gospel.</w:t>
-      </w:r>
-    </w:p>
-    <w:p>
-      <w:pPr/>
-      <w:r>
-        <w:rPr>
-          <w:lang w:val="en_US" w:bidi="en_US"/>
-        </w:rPr>
-      </w:r>
-      <w:r>
-        <w:rPr>
-          <w:lang w:val="en_US" w:bidi="en_US"/>
-        </w:rPr>
-        <w:t>Paul says the Lord rescued Paul from "the lion's mouth." These words come from an ancient psalm that Jesus quoted during his suffering. Paul picks up many phrases from this psalm as Paul writes about his own troubles. This shows Paul sees his own trials as similar to what Jesus went through. When Paul talks about "the lion's mouth," Paul means the threat of death. Paul does not mean actual lions. Romans did sometimes throw prisoners to lions in the arena as punishment. However, Paul uses the lion as a picture of deadly danger.</w:t>
-      </w:r>
-    </w:p>
-    <w:p>
-      <w:pPr/>
-      <w:r>
-        <w:rPr>
-          <w:lang w:val="en_US" w:bidi="en_US"/>
-        </w:rPr>
-      </w:r>
-      <w:r>
-        <w:rPr>
-          <w:lang w:val="en_US" w:bidi="en_US"/>
-        </w:rPr>
-        <w:t>Paul might mean that Paul survived his first court hearing and the Romans did not throw Paul to the lions. Or Paul might mean Jesus gave Paul spiritual strength even though Paul remained in physical danger. By using words from this old psalm, Paul links Paul's suffering to two important things. Paul connects to the ancient Jewish way of praying during hard times, and Paul connects his experience to how Jesus suffered. When Paul says "the Lord" rescued him, Paul means Jesus Christ helped Paul.</w:t>
-      </w:r>
-    </w:p>
-    <w:p>
-      <w:pPr/>
-      <w:r>
-        <w:rPr>
-          <w:lang w:val="en_US" w:bidi="en_US"/>
-        </w:rPr>
-      </w:r>
-      <w:r>
-        <w:rPr>
-          <w:lang w:val="en_US" w:bidi="en_US"/>
-        </w:rPr>
-        <w:t>Stop here and discuss this question as a group: Tell a story about a time when you felt alone in a difficult situation. How did knowing God was with you help you face that challenge? Pause this audio here.</w:t>
-      </w:r>
-    </w:p>
-    <w:p>
-      <w:pPr/>
-      <w:r>
-        <w:rPr>
-          <w:lang w:val="en_US" w:bidi="en_US"/>
-        </w:rPr>
-      </w:r>
-      <w:r>
-        <w:rPr>
-          <w:lang w:val="en_US" w:bidi="en_US"/>
-        </w:rPr>
-        <w:t>As in all of Paul's letters, Paul ends by sending greetings to Priscilla and Aquila. These were Jewish Christians who worked with Paul in several cities. Paul also greets the household of Onesiphorus. We do not know if Onesiphorus lived at this time, since Paul only mentions Onesiphorus' household. Paul tells Timothy that Erastus remains in Corinth. This Erastus might be the same person who served as Corinth's city treasurer and had worked with Timothy before. Paul mentions that Paul left Trophimus sick in Miletus. Trophimus came from Ephesus and had traveled with Paul before. Trophimus was a Gentile, a non-Jewish believer. Trophimus' presence with Paul in Jerusalem once caused problems when some people accused Paul of bringing Gentiles into restricted temple areas.</w:t>
-      </w:r>
-    </w:p>
-    <w:p>
-      <w:pPr/>
-      <w:r>
-        <w:rPr>
-          <w:lang w:val="en_US" w:bidi="en_US"/>
-        </w:rPr>
-      </w:r>
-      <w:r>
-        <w:rPr>
-          <w:lang w:val="en_US" w:bidi="en_US"/>
-        </w:rPr>
-        <w:t>Stop here and discuss this question as a group: Paul worked with many different people in different places to spread the gospel. How do believers in different places work together today to share about Jesus? Pause this audio here.</w:t>
-      </w:r>
-    </w:p>
-    <w:p>
-      <w:pPr/>
-      <w:r>
-        <w:rPr>
-          <w:lang w:val="en_US" w:bidi="en_US"/>
-        </w:rPr>
-      </w:r>
-      <w:r>
-        <w:rPr>
-          <w:lang w:val="en_US" w:bidi="en_US"/>
-        </w:rPr>
-        <w:t>Paul again asks Timothy to come before winter. Winter travel was dangerous by land and impossible by sea. If Timothy waited too long, Timothy might not be able to reach Paul until spring. Even though many people abandoned Paul at his trial, Paul has made new friends among the Roman believers. Eubulus, Pudens, Linus, and Claudia want Timothy to know they send greetings. These believers likely met Paul after Paul's imprisonment in Rome. These believers are different from Paul's mission team members, who left Paul. All the other Roman believers also send their greetings to Timothy.</w:t>
-      </w:r>
-    </w:p>
-    <w:p>
-      <w:pPr/>
-      <w:r>
-        <w:rPr>
-          <w:lang w:val="en_US" w:bidi="en_US"/>
-        </w:rPr>
-      </w:r>
-      <w:r>
-        <w:rPr>
-          <w:lang w:val="en_US" w:bidi="en_US"/>
-        </w:rPr>
-        <w:t>Paul ends with two blessings. First, Paul asks the Lord to be with Timothy's spirit. Paul refers to Timothy's spirit as that part of human life that can connect with God. This is the deep inner part of a person that can have a relationship with God. This blessing matches the challenging tasks that Timothy must face ahead. Then Paul asks for God's grace to be with all the believers. This second blessing includes the whole church that will hear this letter.</w:t>
+        <w:t xml:space="preserve"> and </w:t>
+      </w:r>
+      <w:r>
+        <w:rPr>
+          <w:b/>
+          <w:lang w:val="en_US" w:bidi="en_US"/>
+        </w:rPr>
+        <w:t>parchments</w:t>
+      </w:r>
+      <w:r>
+        <w:rPr>
+          <w:lang w:val="en_US" w:bidi="en_US"/>
+        </w:rPr>
+        <w:t xml:space="preserve"> were different types of written materials. People made scrolls by rolling up papyrus plant material. Workers made parchments from animal skins and could roll or fold them into book form.</w:t>
+      </w:r>
+    </w:p>
+    <w:p>
+      <w:pPr/>
+      <w:r>
+        <w:rPr>
+          <w:lang w:val="en_US" w:bidi="en_US"/>
+        </w:rPr>
+      </w:r>
+      <w:r>
+        <w:rPr>
+          <w:lang w:val="en_US" w:bidi="en_US"/>
+        </w:rPr>
+        <w:t>Stop here and look at photos of scrolls and parchment again if needed. Pause this audio here.</w:t>
+      </w:r>
+    </w:p>
+    <w:p>
+      <w:pPr/>
+      <w:r>
+        <w:rPr>
+          <w:lang w:val="en_US" w:bidi="en_US"/>
+        </w:rPr>
+      </w:r>
+      <w:r>
+        <w:rPr>
+          <w:lang w:val="en_US" w:bidi="en_US"/>
+        </w:rPr>
+        <w:t>Stop here and discuss as a group what words or phrases you will use for scrolls and parchments. Pause this audio here.</w:t>
+      </w:r>
+    </w:p>
+    <w:p>
+      <w:pPr/>
+      <w:r>
+        <w:rPr>
+          <w:lang w:val="en_US" w:bidi="en_US"/>
+        </w:rPr>
+      </w:r>
+      <w:r>
+        <w:rPr>
+          <w:lang w:val="en_US" w:bidi="en_US"/>
+        </w:rPr>
+        <w:t xml:space="preserve">Paul refers to Alexander the </w:t>
+      </w:r>
+      <w:r>
+        <w:rPr>
+          <w:b/>
+          <w:lang w:val="en_US" w:bidi="en_US"/>
+        </w:rPr>
+        <w:t>metalworker</w:t>
+      </w:r>
+      <w:r>
+        <w:rPr>
+          <w:lang w:val="en_US" w:bidi="en_US"/>
+        </w:rPr>
+        <w:t>, but the historical record does not specify what type of metalwork Alexander practiced. Alexander could have worked with bronze, copper, or other metals common during the Roman period.</w:t>
+      </w:r>
+    </w:p>
+    <w:p>
+      <w:pPr/>
+      <w:r>
+        <w:rPr>
+          <w:lang w:val="en_US" w:bidi="en_US"/>
+        </w:rPr>
+      </w:r>
+      <w:r>
+        <w:rPr>
+          <w:lang w:val="en_US" w:bidi="en_US"/>
+        </w:rPr>
+        <w:t>Stop here and discuss as a group what word or phrase you will use to describe the type of work that Alexander did. Pause this audio here.</w:t>
+      </w:r>
+    </w:p>
+    <w:p>
+      <w:pPr/>
+      <w:r>
+        <w:rPr>
+          <w:lang w:val="en_US" w:bidi="en_US"/>
+        </w:rPr>
+      </w:r>
+      <w:r>
+        <w:rPr>
+          <w:lang w:val="en_US" w:bidi="en_US"/>
+        </w:rPr>
+        <w:t xml:space="preserve">Paul writes about the Lord standing with Paul. The word </w:t>
+      </w:r>
+      <w:r>
+        <w:rPr>
+          <w:b/>
+          <w:lang w:val="en_US" w:bidi="en_US"/>
+        </w:rPr>
+        <w:t>Lord</w:t>
+      </w:r>
+      <w:r>
+        <w:rPr>
+          <w:lang w:val="en_US" w:bidi="en_US"/>
+        </w:rPr>
+        <w:t xml:space="preserve"> here means Jesus Christ. For more information on Lord, refer to the Master Glossary. Use the same word for Lord as you have in previous passages.</w:t>
+      </w:r>
+    </w:p>
+    <w:p>
+      <w:pPr/>
+      <w:r>
+        <w:rPr>
+          <w:lang w:val="en_US" w:bidi="en_US"/>
+        </w:rPr>
+      </w:r>
+      <w:r>
+        <w:rPr>
+          <w:lang w:val="en_US" w:bidi="en_US"/>
+        </w:rPr>
+        <w:t xml:space="preserve">Paul had Paul's first </w:t>
+      </w:r>
+      <w:r>
+        <w:rPr>
+          <w:b/>
+          <w:lang w:val="en_US" w:bidi="en_US"/>
+        </w:rPr>
+        <w:t>defense</w:t>
+      </w:r>
+      <w:r>
+        <w:rPr>
+          <w:lang w:val="en_US" w:bidi="en_US"/>
+        </w:rPr>
+        <w:t>. This word refers to formally defending oneself in court against accusations. Defense was a technical legal term for the first hearing to decide if there was enough evidence for a trial.</w:t>
+      </w:r>
+    </w:p>
+    <w:p>
+      <w:pPr/>
+      <w:r>
+        <w:rPr>
+          <w:lang w:val="en_US" w:bidi="en_US"/>
+        </w:rPr>
+      </w:r>
+      <w:r>
+        <w:rPr>
+          <w:lang w:val="en_US" w:bidi="en_US"/>
+        </w:rPr>
+        <w:t>Stop here and discuss as a group what word or phrase you will use for defense. What words in your language describe defending yourself against accusations in court? Pause this audio here.</w:t>
+      </w:r>
+    </w:p>
+    <w:p>
+      <w:pPr/>
+      <w:r>
+        <w:rPr>
+          <w:lang w:val="en_US" w:bidi="en_US"/>
+        </w:rPr>
+      </w:r>
+      <w:r>
+        <w:rPr>
+          <w:lang w:val="en_US" w:bidi="en_US"/>
+        </w:rPr>
+        <w:t xml:space="preserve">The word </w:t>
+      </w:r>
+      <w:r>
+        <w:rPr>
+          <w:b/>
+          <w:lang w:val="en_US" w:bidi="en_US"/>
+        </w:rPr>
+        <w:t>Gentiles</w:t>
+      </w:r>
+      <w:r>
+        <w:rPr>
+          <w:lang w:val="en_US" w:bidi="en_US"/>
+        </w:rPr>
+        <w:t xml:space="preserve"> means all people who are not Jewish. Paul had a special mission to tell Gentiles about Jesus. Rome was an important city for reaching Gentiles.</w:t>
+      </w:r>
+    </w:p>
+    <w:p>
+      <w:pPr/>
+      <w:r>
+        <w:rPr>
+          <w:lang w:val="en_US" w:bidi="en_US"/>
+        </w:rPr>
+      </w:r>
+      <w:r>
+        <w:rPr>
+          <w:lang w:val="en_US" w:bidi="en_US"/>
+        </w:rPr>
+        <w:t>Stop here and discuss as a group what word or phrase you will use for Gentiles. What words in your language describe all people outside your own cultural group? How do you talk about people from every nation and culture together as one group? For more information on Gentiles, refer to the Master Glossary. Use the same word for Gentiles as you have in other books of the Bible. Pause this audio here.</w:t>
+      </w:r>
+    </w:p>
+    <w:p>
+      <w:pPr/>
+      <w:r>
+        <w:rPr>
+          <w:lang w:val="en_US" w:bidi="en_US"/>
+        </w:rPr>
+      </w:r>
+      <w:r>
+        <w:rPr>
+          <w:lang w:val="en_US" w:bidi="en_US"/>
+        </w:rPr>
+        <w:t xml:space="preserve">Paul says that the Lord will rescue Paul from </w:t>
+      </w:r>
+      <w:r>
+        <w:rPr>
+          <w:b/>
+          <w:lang w:val="en_US" w:bidi="en_US"/>
+        </w:rPr>
+        <w:t>evil</w:t>
+      </w:r>
+      <w:r>
+        <w:rPr>
+          <w:lang w:val="en_US" w:bidi="en_US"/>
+        </w:rPr>
+        <w:t xml:space="preserve"> attack, or evil actions. Use the same word for evil that you have used in previous passages, and refer to the Master Glossary for more information about evil.</w:t>
+      </w:r>
+    </w:p>
+    <w:p>
+      <w:pPr/>
+      <w:r>
+        <w:rPr>
+          <w:lang w:val="en_US" w:bidi="en_US"/>
+        </w:rPr>
+      </w:r>
+      <w:r>
+        <w:rPr>
+          <w:lang w:val="en_US" w:bidi="en_US"/>
+        </w:rPr>
+        <w:t xml:space="preserve">The Lord will bring Paul safely to God's </w:t>
+      </w:r>
+      <w:r>
+        <w:rPr>
+          <w:b/>
+          <w:lang w:val="en_US" w:bidi="en_US"/>
+        </w:rPr>
+        <w:t>heavenly kingdom</w:t>
+      </w:r>
+      <w:r>
+        <w:rPr>
+          <w:lang w:val="en_US" w:bidi="en_US"/>
+        </w:rPr>
+        <w:t>. The heavenly kingdom refers to God's eternal rule and the place where believers will live with God after death. For more information on kingdom and heaven, refer to the Master Glossary. Use the same word or phrase for kingdom as you used in previous passages. If you use the term for heaven, or the place where God lives, use the same term for heaven as you have used previously.</w:t>
+      </w:r>
+    </w:p>
+    <w:p>
+      <w:pPr/>
+      <w:r>
+        <w:rPr>
+          <w:lang w:val="en_US" w:bidi="en_US"/>
+        </w:rPr>
+      </w:r>
+      <w:r>
+        <w:rPr>
+          <w:b/>
+          <w:lang w:val="en_US" w:bidi="en_US"/>
+        </w:rPr>
+        <w:t>Amen</w:t>
+      </w:r>
+      <w:r>
+        <w:rPr>
+          <w:lang w:val="en_US" w:bidi="en_US"/>
+        </w:rPr>
+        <w:t xml:space="preserve"> is a word that means "this is true." People say Amen to show they agree with what was said. Paul uses Amen at the end of Paul's prayer to God. For more information on Amen, refer to the Master Glossary. Use the same word for Amen as you have in previous passages.</w:t>
+      </w:r>
+    </w:p>
+    <w:p>
+      <w:pPr/>
+      <w:r>
+        <w:rPr>
+          <w:lang w:val="en_US" w:bidi="en_US"/>
+        </w:rPr>
+      </w:r>
+      <w:r>
+        <w:rPr>
+          <w:lang w:val="en_US" w:bidi="en_US"/>
+        </w:rPr>
+        <w:t>Stop here and discuss as a group what word or phrase you will use for Amen. For more information on Amen, refer to the Master Glossary. Use the same word or phrase for Amen as you have in other books of the Bible. Pause this audio here.</w:t>
+      </w:r>
+    </w:p>
+    <w:p>
+      <w:pPr/>
+      <w:r>
+        <w:rPr>
+          <w:lang w:val="en_US" w:bidi="en_US"/>
+        </w:rPr>
+      </w:r>
+      <w:r>
+        <w:rPr>
+          <w:lang w:val="en_US" w:bidi="en_US"/>
+        </w:rPr>
+        <w:t xml:space="preserve">Paul asks the Lord to be with Timothy's </w:t>
+      </w:r>
+      <w:r>
+        <w:rPr>
+          <w:b/>
+          <w:lang w:val="en_US" w:bidi="en_US"/>
+        </w:rPr>
+        <w:t>spirit</w:t>
+      </w:r>
+      <w:r>
+        <w:rPr>
+          <w:lang w:val="en_US" w:bidi="en_US"/>
+        </w:rPr>
+        <w:t>. Spirit refers to the inner, spiritual part of a person that can relate to God. For more information on spirit, refer to the Master Glossary. Use the same word or phrase for spirit as you used in previous passages.</w:t>
+      </w:r>
+    </w:p>
+    <w:p>
+      <w:pPr/>
+      <w:r>
+        <w:rPr>
+          <w:lang w:val="en_US" w:bidi="en_US"/>
+        </w:rPr>
+      </w:r>
+      <w:r>
+        <w:rPr>
+          <w:lang w:val="en_US" w:bidi="en_US"/>
+        </w:rPr>
+        <w:t xml:space="preserve">A </w:t>
+      </w:r>
+      <w:r>
+        <w:rPr>
+          <w:b/>
+          <w:lang w:val="en_US" w:bidi="en_US"/>
+        </w:rPr>
+        <w:t>household</w:t>
+      </w:r>
+      <w:r>
+        <w:rPr>
+          <w:lang w:val="en_US" w:bidi="en_US"/>
+        </w:rPr>
+        <w:t xml:space="preserve"> means all the people who live in one home. This includes family members. A household can also include servants and workers. Paul sends greetings to the household of Onesiphorus. For more information on household, refer to the Master Glossary. Use the same word for household as you have in previous passages.</w:t>
+      </w:r>
+    </w:p>
+    <w:p>
+      <w:pPr/>
+      <w:r>
+        <w:rPr>
+          <w:lang w:val="en_US" w:bidi="en_US"/>
+        </w:rPr>
+      </w:r>
+      <w:r>
+        <w:rPr>
+          <w:b/>
+          <w:lang w:val="en_US" w:bidi="en_US"/>
+        </w:rPr>
+        <w:t>Brothers</w:t>
+      </w:r>
+      <w:r>
+        <w:rPr>
+          <w:lang w:val="en_US" w:bidi="en_US"/>
+        </w:rPr>
+        <w:t xml:space="preserve"> </w:t>
+      </w:r>
+      <w:r>
+        <w:rPr>
+          <w:b/>
+          <w:lang w:val="en_US" w:bidi="en_US"/>
+        </w:rPr>
+        <w:t>and</w:t>
+      </w:r>
+      <w:r>
+        <w:rPr>
+          <w:lang w:val="en_US" w:bidi="en_US"/>
+        </w:rPr>
+        <w:t xml:space="preserve"> </w:t>
+      </w:r>
+      <w:r>
+        <w:rPr>
+          <w:b/>
+          <w:lang w:val="en_US" w:bidi="en_US"/>
+        </w:rPr>
+        <w:t>sisters</w:t>
+      </w:r>
+      <w:r>
+        <w:rPr>
+          <w:lang w:val="en_US" w:bidi="en_US"/>
+        </w:rPr>
+        <w:t xml:space="preserve"> means all the believers in a local church community. Christians call each other brothers and sisters because they are part of God's family. Paul uses this term when Paul sends greetings from all the Christians in Rome. In the past, people just said "brothers," but this term included both men and women.</w:t>
+      </w:r>
+    </w:p>
+    <w:p>
+      <w:pPr/>
+      <w:r>
+        <w:rPr>
+          <w:lang w:val="en_US" w:bidi="en_US"/>
+        </w:rPr>
+      </w:r>
+      <w:r>
+        <w:rPr>
+          <w:lang w:val="en_US" w:bidi="en_US"/>
+        </w:rPr>
+        <w:t>Stop here and discuss as a group what word or phrase you will use for brothers and sisters. What words in your language show that people belong to the same group or family? What terms show close relationships that are not based on blood relations? Translate this idea of "brothers," or "brothers and sisters," in the same way as you have in previous books of the Bible. Pause this audio here.</w:t>
+      </w:r>
+    </w:p>
+    <w:p>
+      <w:pPr/>
+      <w:r>
+        <w:rPr>
+          <w:lang w:val="en_US" w:bidi="en_US"/>
+        </w:rPr>
+      </w:r>
+      <w:r>
+        <w:rPr>
+          <w:b/>
+          <w:lang w:val="en_US" w:bidi="en_US"/>
+        </w:rPr>
+        <w:t>Grace</w:t>
+      </w:r>
+      <w:r>
+        <w:rPr>
+          <w:lang w:val="en_US" w:bidi="en_US"/>
+        </w:rPr>
+        <w:t xml:space="preserve"> appears in Paul's final blessing. Grace refers to God's undeserved kindness and favor toward people. For more information on grace, refer to the Master Glossary. Use the same word or phrase for grace as you used in previous passages.</w:t>
       </w:r>
       <w:r>
         <w:rPr>
@@ -24740,26 +27576,26 @@
         <w:rPr>
           <w:lang w:val="en_US" w:bidi="en_US"/>
         </w:rPr>
-        <w:t>Defining the Scenes</w:t>
-      </w:r>
-      <w:r>
-        <w:rPr>
-          <w:lang w:val="en_US" w:bidi="en_US"/>
-        </w:rPr>
-      </w:r>
-    </w:p>
-    <w:p>
-      <w:pPr/>
-      <w:r>
-        <w:rPr>
-          <w:lang w:val="en_US" w:bidi="en_US"/>
-        </w:rPr>
-      </w:r>
-      <w:r>
-        <w:rPr>
-          <w:lang w:val="en_US" w:bidi="en_US"/>
-        </w:rPr>
-        <w:t>Listen to an audio version of 2 Timothy 4:9–22 in the easiest-to-understand translation.</w:t>
+        <w:t>Speaking the Word</w:t>
+      </w:r>
+      <w:r>
+        <w:rPr>
+          <w:lang w:val="en_US" w:bidi="en_US"/>
+        </w:rPr>
+      </w:r>
+    </w:p>
+    <w:p>
+      <w:pPr/>
+      <w:r>
+        <w:rPr>
+          <w:lang w:val="en_US" w:bidi="en_US"/>
+        </w:rPr>
+      </w:r>
+      <w:r>
+        <w:rPr>
+          <w:lang w:val="en_US" w:bidi="en_US"/>
+        </w:rPr>
+        <w:t>Listen to an audio version of the passage in the easiest-to-understand translation.</w:t>
       </w:r>
     </w:p>
     <w:p>
@@ -24787,833 +27623,35 @@
         <w:rPr>
           <w:lang w:val="en_US" w:bidi="en_US"/>
         </w:rPr>
-        <w:t>In this step, the group will define the parts, characters, and setting of this passage. Then the group will visualize this passage.</w:t>
-      </w:r>
-    </w:p>
-    <w:p>
-      <w:pPr/>
-      <w:r>
-        <w:rPr>
-          <w:lang w:val="en_US" w:bidi="en_US"/>
-        </w:rPr>
-      </w:r>
-      <w:r>
-        <w:rPr>
-          <w:lang w:val="en_US" w:bidi="en_US"/>
-        </w:rPr>
-        <w:t>This passage has five parts.</w:t>
-      </w:r>
-    </w:p>
-    <w:p>
-      <w:pPr/>
-      <w:r>
-        <w:rPr>
-          <w:lang w:val="en_US" w:bidi="en_US"/>
-        </w:rPr>
-      </w:r>
-      <w:r>
-        <w:rPr>
-          <w:b/>
-          <w:lang w:val="en_US" w:bidi="en_US"/>
-        </w:rPr>
-        <w:t>In the first part:</w:t>
-      </w:r>
-      <w:r>
-        <w:rPr>
-          <w:lang w:val="en_US" w:bidi="en_US"/>
-        </w:rPr>
-        <w:t xml:space="preserve"> Paul asks Timothy to come to Rome quickly and explains where Paul's team members went.</w:t>
-      </w:r>
-    </w:p>
-    <w:p>
-      <w:pPr/>
-      <w:r>
-        <w:rPr>
-          <w:lang w:val="en_US" w:bidi="en_US"/>
-        </w:rPr>
-      </w:r>
-      <w:r>
-        <w:rPr>
-          <w:b/>
-          <w:lang w:val="en_US" w:bidi="en_US"/>
-        </w:rPr>
-        <w:t>In the second part:</w:t>
-      </w:r>
-      <w:r>
-        <w:rPr>
-          <w:lang w:val="en_US" w:bidi="en_US"/>
-        </w:rPr>
-        <w:t xml:space="preserve"> Paul also asks Timothy to bring specific items Paul needs, and then Paul warns Timothy about Alexander the metalworker and the harm Alexander has done.</w:t>
-      </w:r>
-    </w:p>
-    <w:p>
-      <w:pPr/>
-      <w:r>
-        <w:rPr>
-          <w:lang w:val="en_US" w:bidi="en_US"/>
-        </w:rPr>
-      </w:r>
-      <w:r>
-        <w:rPr>
-          <w:b/>
-          <w:lang w:val="en_US" w:bidi="en_US"/>
-        </w:rPr>
-        <w:t>In the third part:</w:t>
-      </w:r>
-      <w:r>
-        <w:rPr>
-          <w:lang w:val="en_US" w:bidi="en_US"/>
-        </w:rPr>
-        <w:t xml:space="preserve"> Paul describes Paul's first defense in court and how everyone abandoned Paul. But Paul also describes how the Lord stood with Paul and strengthened Paul.</w:t>
-      </w:r>
-    </w:p>
-    <w:p>
-      <w:pPr/>
-      <w:r>
-        <w:rPr>
-          <w:lang w:val="en_US" w:bidi="en_US"/>
-        </w:rPr>
-      </w:r>
-      <w:r>
-        <w:rPr>
-          <w:b/>
-          <w:lang w:val="en_US" w:bidi="en_US"/>
-        </w:rPr>
-        <w:t>In the fourth part:</w:t>
-      </w:r>
-      <w:r>
-        <w:rPr>
-          <w:lang w:val="en_US" w:bidi="en_US"/>
-        </w:rPr>
-        <w:t xml:space="preserve"> Paul sends greetings to believers and shares information about where other team members are located.</w:t>
-      </w:r>
-    </w:p>
-    <w:p>
-      <w:pPr/>
-      <w:r>
-        <w:rPr>
-          <w:lang w:val="en_US" w:bidi="en_US"/>
-        </w:rPr>
-      </w:r>
-      <w:r>
-        <w:rPr>
-          <w:b/>
-          <w:lang w:val="en_US" w:bidi="en_US"/>
-        </w:rPr>
-        <w:t>In the fifth part:</w:t>
-      </w:r>
-      <w:r>
-        <w:rPr>
-          <w:lang w:val="en_US" w:bidi="en_US"/>
-        </w:rPr>
-        <w:t xml:space="preserve"> Paul gives Paul's final blessings to Timothy and all the believers.</w:t>
-      </w:r>
-    </w:p>
-    <w:p>
-      <w:pPr/>
-      <w:r>
-        <w:rPr>
-          <w:lang w:val="en_US" w:bidi="en_US"/>
-        </w:rPr>
-      </w:r>
-      <w:r>
-        <w:rPr>
-          <w:lang w:val="en_US" w:bidi="en_US"/>
-        </w:rPr>
-        <w:t>The characters in this passage are:</w:t>
-      </w:r>
-    </w:p>
-    <w:p>
-      <w:pPr>
-        <w:pStyle w:val="ListBullet"/>
-        <w:spacing w:line="240" w:lineRule="auto"/>
-        <w:ind w:left="720"/>
-      </w:pPr>
-      <w:r>
-        <w:rPr>
-          <w:lang w:val="en_US" w:bidi="en_US"/>
-        </w:rPr>
-      </w:r>
-      <w:r>
-        <w:rPr>
-          <w:lang w:val="en_US" w:bidi="en_US"/>
-        </w:rPr>
-        <w:t>Paul</w:t>
-      </w:r>
-    </w:p>
-    <w:p>
-      <w:pPr>
-        <w:pStyle w:val="ListBullet"/>
-        <w:spacing w:line="240" w:lineRule="auto"/>
-        <w:ind w:left="720"/>
-      </w:pPr>
-      <w:r>
-        <w:rPr>
-          <w:lang w:val="en_US" w:bidi="en_US"/>
-        </w:rPr>
-      </w:r>
-      <w:r>
-        <w:rPr>
-          <w:lang w:val="en_US" w:bidi="en_US"/>
-        </w:rPr>
-        <w:t>Timothy</w:t>
-      </w:r>
-    </w:p>
-    <w:p>
-      <w:pPr>
-        <w:pStyle w:val="ListBullet"/>
-        <w:spacing w:line="240" w:lineRule="auto"/>
-        <w:ind w:left="720"/>
-      </w:pPr>
-      <w:r>
-        <w:rPr>
-          <w:lang w:val="en_US" w:bidi="en_US"/>
-        </w:rPr>
-      </w:r>
-      <w:r>
-        <w:rPr>
-          <w:lang w:val="en_US" w:bidi="en_US"/>
-        </w:rPr>
-        <w:t>Demas</w:t>
-      </w:r>
-    </w:p>
-    <w:p>
-      <w:pPr>
-        <w:pStyle w:val="ListBullet"/>
-        <w:spacing w:line="240" w:lineRule="auto"/>
-        <w:ind w:left="720"/>
-      </w:pPr>
-      <w:r>
-        <w:rPr>
-          <w:lang w:val="en_US" w:bidi="en_US"/>
-        </w:rPr>
-      </w:r>
-      <w:r>
-        <w:rPr>
-          <w:lang w:val="en_US" w:bidi="en_US"/>
-        </w:rPr>
-        <w:t>Crescens</w:t>
-      </w:r>
-    </w:p>
-    <w:p>
-      <w:pPr>
-        <w:pStyle w:val="ListBullet"/>
-        <w:spacing w:line="240" w:lineRule="auto"/>
-        <w:ind w:left="720"/>
-      </w:pPr>
-      <w:r>
-        <w:rPr>
-          <w:lang w:val="en_US" w:bidi="en_US"/>
-        </w:rPr>
-      </w:r>
-      <w:r>
-        <w:rPr>
-          <w:lang w:val="en_US" w:bidi="en_US"/>
-        </w:rPr>
-        <w:t>Titus</w:t>
-      </w:r>
-    </w:p>
-    <w:p>
-      <w:pPr>
-        <w:pStyle w:val="ListBullet"/>
-        <w:spacing w:line="240" w:lineRule="auto"/>
-        <w:ind w:left="720"/>
-      </w:pPr>
-      <w:r>
-        <w:rPr>
-          <w:lang w:val="en_US" w:bidi="en_US"/>
-        </w:rPr>
-      </w:r>
-      <w:r>
-        <w:rPr>
-          <w:lang w:val="en_US" w:bidi="en_US"/>
-        </w:rPr>
-        <w:t>Luke</w:t>
-      </w:r>
-    </w:p>
-    <w:p>
-      <w:pPr>
-        <w:pStyle w:val="ListBullet"/>
-        <w:spacing w:line="240" w:lineRule="auto"/>
-        <w:ind w:left="720"/>
-      </w:pPr>
-      <w:r>
-        <w:rPr>
-          <w:lang w:val="en_US" w:bidi="en_US"/>
-        </w:rPr>
-      </w:r>
-      <w:r>
-        <w:rPr>
-          <w:lang w:val="en_US" w:bidi="en_US"/>
-        </w:rPr>
-        <w:t>Mark</w:t>
-      </w:r>
-    </w:p>
-    <w:p>
-      <w:pPr>
-        <w:pStyle w:val="ListBullet"/>
-        <w:spacing w:line="240" w:lineRule="auto"/>
-        <w:ind w:left="720"/>
-      </w:pPr>
-      <w:r>
-        <w:rPr>
-          <w:lang w:val="en_US" w:bidi="en_US"/>
-        </w:rPr>
-      </w:r>
-      <w:r>
-        <w:rPr>
-          <w:lang w:val="en_US" w:bidi="en_US"/>
-        </w:rPr>
-        <w:t>Tychicus</w:t>
-      </w:r>
-    </w:p>
-    <w:p>
-      <w:pPr>
-        <w:pStyle w:val="ListBullet"/>
-        <w:spacing w:line="240" w:lineRule="auto"/>
-        <w:ind w:left="720"/>
-      </w:pPr>
-      <w:r>
-        <w:rPr>
-          <w:lang w:val="en_US" w:bidi="en_US"/>
-        </w:rPr>
-      </w:r>
-      <w:r>
-        <w:rPr>
-          <w:lang w:val="en_US" w:bidi="en_US"/>
-        </w:rPr>
-        <w:t>Carpus</w:t>
-      </w:r>
-    </w:p>
-    <w:p>
-      <w:pPr>
-        <w:pStyle w:val="ListBullet"/>
-        <w:spacing w:line="240" w:lineRule="auto"/>
-        <w:ind w:left="720"/>
-      </w:pPr>
-      <w:r>
-        <w:rPr>
-          <w:lang w:val="en_US" w:bidi="en_US"/>
-        </w:rPr>
-      </w:r>
-      <w:r>
-        <w:rPr>
-          <w:lang w:val="en_US" w:bidi="en_US"/>
-        </w:rPr>
-        <w:t>Alexander the metalworker</w:t>
-      </w:r>
-    </w:p>
-    <w:p>
-      <w:pPr>
-        <w:pStyle w:val="ListBullet"/>
-        <w:spacing w:line="240" w:lineRule="auto"/>
-        <w:ind w:left="720"/>
-      </w:pPr>
-      <w:r>
-        <w:rPr>
-          <w:lang w:val="en_US" w:bidi="en_US"/>
-        </w:rPr>
-      </w:r>
-      <w:r>
-        <w:rPr>
-          <w:lang w:val="en_US" w:bidi="en_US"/>
-        </w:rPr>
-        <w:t>Priscilla</w:t>
-      </w:r>
-    </w:p>
-    <w:p>
-      <w:pPr>
-        <w:pStyle w:val="ListBullet"/>
-        <w:spacing w:line="240" w:lineRule="auto"/>
-        <w:ind w:left="720"/>
-      </w:pPr>
-      <w:r>
-        <w:rPr>
-          <w:lang w:val="en_US" w:bidi="en_US"/>
-        </w:rPr>
-      </w:r>
-      <w:r>
-        <w:rPr>
-          <w:lang w:val="en_US" w:bidi="en_US"/>
-        </w:rPr>
-        <w:t>Aquila</w:t>
-      </w:r>
-    </w:p>
-    <w:p>
-      <w:pPr>
-        <w:pStyle w:val="ListBullet"/>
-        <w:spacing w:line="240" w:lineRule="auto"/>
-        <w:ind w:left="720"/>
-      </w:pPr>
-      <w:r>
-        <w:rPr>
-          <w:lang w:val="en_US" w:bidi="en_US"/>
-        </w:rPr>
-      </w:r>
-      <w:r>
-        <w:rPr>
-          <w:lang w:val="en_US" w:bidi="en_US"/>
-        </w:rPr>
-        <w:t>Onesiphorus's household</w:t>
-      </w:r>
-    </w:p>
-    <w:p>
-      <w:pPr>
-        <w:pStyle w:val="ListBullet"/>
-        <w:spacing w:line="240" w:lineRule="auto"/>
-        <w:ind w:left="720"/>
-      </w:pPr>
-      <w:r>
-        <w:rPr>
-          <w:lang w:val="en_US" w:bidi="en_US"/>
-        </w:rPr>
-      </w:r>
-      <w:r>
-        <w:rPr>
-          <w:lang w:val="en_US" w:bidi="en_US"/>
-        </w:rPr>
-        <w:t>Erastus</w:t>
-      </w:r>
-    </w:p>
-    <w:p>
-      <w:pPr>
-        <w:pStyle w:val="ListBullet"/>
-        <w:spacing w:line="240" w:lineRule="auto"/>
-        <w:ind w:left="720"/>
-      </w:pPr>
-      <w:r>
-        <w:rPr>
-          <w:lang w:val="en_US" w:bidi="en_US"/>
-        </w:rPr>
-      </w:r>
-      <w:r>
-        <w:rPr>
-          <w:lang w:val="en_US" w:bidi="en_US"/>
-        </w:rPr>
-        <w:t>Trophimus</w:t>
-      </w:r>
-    </w:p>
-    <w:p>
-      <w:pPr>
-        <w:pStyle w:val="ListBullet"/>
-        <w:spacing w:line="240" w:lineRule="auto"/>
-        <w:ind w:left="720"/>
-      </w:pPr>
-      <w:r>
-        <w:rPr>
-          <w:lang w:val="en_US" w:bidi="en_US"/>
-        </w:rPr>
-      </w:r>
-      <w:r>
-        <w:rPr>
-          <w:lang w:val="en_US" w:bidi="en_US"/>
-        </w:rPr>
-        <w:t>Eubulus</w:t>
-      </w:r>
-    </w:p>
-    <w:p>
-      <w:pPr>
-        <w:pStyle w:val="ListBullet"/>
-        <w:spacing w:line="240" w:lineRule="auto"/>
-        <w:ind w:left="720"/>
-      </w:pPr>
-      <w:r>
-        <w:rPr>
-          <w:lang w:val="en_US" w:bidi="en_US"/>
-        </w:rPr>
-      </w:r>
-      <w:r>
-        <w:rPr>
-          <w:lang w:val="en_US" w:bidi="en_US"/>
-        </w:rPr>
-        <w:t>Pudens</w:t>
-      </w:r>
-    </w:p>
-    <w:p>
-      <w:pPr>
-        <w:pStyle w:val="ListBullet"/>
-        <w:spacing w:line="240" w:lineRule="auto"/>
-        <w:ind w:left="720"/>
-      </w:pPr>
-      <w:r>
-        <w:rPr>
-          <w:lang w:val="en_US" w:bidi="en_US"/>
-        </w:rPr>
-      </w:r>
-      <w:r>
-        <w:rPr>
-          <w:lang w:val="en_US" w:bidi="en_US"/>
-        </w:rPr>
-        <w:t>Linus</w:t>
-      </w:r>
-    </w:p>
-    <w:p>
-      <w:pPr>
-        <w:pStyle w:val="ListBullet"/>
-        <w:spacing w:line="240" w:lineRule="auto"/>
-        <w:ind w:left="720"/>
-      </w:pPr>
-      <w:r>
-        <w:rPr>
-          <w:lang w:val="en_US" w:bidi="en_US"/>
-        </w:rPr>
-      </w:r>
-      <w:r>
-        <w:rPr>
-          <w:lang w:val="en_US" w:bidi="en_US"/>
-        </w:rPr>
-        <w:t>Claudia</w:t>
-      </w:r>
-    </w:p>
-    <w:p>
-      <w:pPr>
-        <w:pStyle w:val="ListBullet"/>
-        <w:spacing w:line="240" w:lineRule="auto"/>
-        <w:ind w:left="720"/>
-      </w:pPr>
-      <w:r>
-        <w:rPr>
-          <w:lang w:val="en_US" w:bidi="en_US"/>
-        </w:rPr>
-      </w:r>
-      <w:r>
-        <w:rPr>
-          <w:lang w:val="en_US" w:bidi="en_US"/>
-        </w:rPr>
-        <w:t>The Lord Jesus Christ</w:t>
-      </w:r>
-    </w:p>
-    <w:p>
-      <w:pPr>
-        <w:pStyle w:val="ListBullet"/>
-        <w:spacing w:line="240" w:lineRule="auto"/>
-        <w:ind w:left="720"/>
-      </w:pPr>
-      <w:r>
-        <w:rPr>
-          <w:lang w:val="en_US" w:bidi="en_US"/>
-        </w:rPr>
-      </w:r>
-      <w:r>
-        <w:rPr>
-          <w:lang w:val="en_US" w:bidi="en_US"/>
-        </w:rPr>
-        <w:t>And all the believers in Rome</w:t>
-      </w:r>
-    </w:p>
-    <w:p>
-      <w:pPr/>
-      <w:r>
-        <w:rPr>
-          <w:lang w:val="en_US" w:bidi="en_US"/>
-        </w:rPr>
-      </w:r>
-      <w:r>
-        <w:rPr>
-          <w:lang w:val="en_US" w:bidi="en_US"/>
-        </w:rPr>
-        <w:t>As a group, pay attention to these parts of the passage's setting:</w:t>
-      </w:r>
-    </w:p>
-    <w:p>
-      <w:pPr/>
-      <w:r>
-        <w:rPr>
-          <w:lang w:val="en_US" w:bidi="en_US"/>
-        </w:rPr>
-      </w:r>
-      <w:r>
-        <w:rPr>
-          <w:lang w:val="en_US" w:bidi="en_US"/>
-        </w:rPr>
-        <w:t>Paul is in prison in Rome. Paul has already had one court hearing and expects more to come. Most of Paul's team members have left Paul. Some left for ministry work in other places.</w:t>
-      </w:r>
-    </w:p>
-    <w:p>
-      <w:pPr/>
-      <w:r>
-        <w:rPr>
-          <w:lang w:val="en_US" w:bidi="en_US"/>
-        </w:rPr>
-      </w:r>
-      <w:r>
-        <w:rPr>
-          <w:lang w:val="en_US" w:bidi="en_US"/>
-        </w:rPr>
-        <w:t>Stop here and discuss this question as a group: Think about what it would be like to be in prison in ancient Rome. What would you want your friends to bring you? What words or phrases would you use to describe the things or people you missed the most? Pause this audio here.</w:t>
-      </w:r>
-    </w:p>
-    <w:p>
-      <w:pPr/>
-      <w:r>
-        <w:rPr>
-          <w:lang w:val="en_US" w:bidi="en_US"/>
-        </w:rPr>
-      </w:r>
-      <w:r>
-        <w:rPr>
-          <w:lang w:val="en_US" w:bidi="en_US"/>
-        </w:rPr>
-        <w:t>In the first part of this passage, Paul urgently asks Timothy to come see Paul. Paul says, "Do your best to come quickly." Paul then explains why Paul needs Timothy. Demas has deserted Paul because Demas loves "this present world," or the comfortable life that someone can have in the world. Crescens has gone to Galatia, and Titus has gone to Dalmatia. Only Luke stays with Paul.</w:t>
-      </w:r>
-    </w:p>
-    <w:p>
-      <w:pPr/>
-      <w:r>
-        <w:rPr>
-          <w:lang w:val="en_US" w:bidi="en_US"/>
-        </w:rPr>
-      </w:r>
-      <w:r>
-        <w:rPr>
-          <w:lang w:val="en_US" w:bidi="en_US"/>
-        </w:rPr>
-        <w:t>Paul wants Timothy to bring Mark with Timothy. Earlier in their ministry, Mark had left Paul's team. Now Paul trusts Mark and says Mark is helpful in ministry. Paul also tells Timothy that Paul sent Tychicus to Ephesus. Paul might mean several things when Paul says "sent." Tychicus might carry this very letter to Timothy in Ephesus. Or Tychicus might have traveled to Ephesus earlier on another mission from Paul. We cannot know for sure when or why Paul sent Tychicus. Tychicus had carried Paul's letters before and had traveled with Paul from Greece to Jerusalem.</w:t>
-      </w:r>
-    </w:p>
-    <w:p>
-      <w:pPr/>
-      <w:r>
-        <w:rPr>
-          <w:lang w:val="en_US" w:bidi="en_US"/>
-        </w:rPr>
-      </w:r>
-      <w:r>
-        <w:rPr>
-          <w:lang w:val="en_US" w:bidi="en_US"/>
-        </w:rPr>
-        <w:t>Stop here and discuss this question as a group: Tell a story about a time when you had to choose between staying comfortable and doing something difficult that you knew was right. What words or phrases would you use to describe someone who chooses comfort over doing what is right? What words or phrases would you use to describe someone who gives up comfort to do what is right? Pause this audio here.</w:t>
-      </w:r>
-    </w:p>
-    <w:p>
-      <w:pPr/>
-      <w:r>
-        <w:rPr>
-          <w:lang w:val="en_US" w:bidi="en_US"/>
-        </w:rPr>
-      </w:r>
-      <w:r>
-        <w:rPr>
-          <w:lang w:val="en_US" w:bidi="en_US"/>
-        </w:rPr>
-        <w:t>In the second part, Paul asks Timothy to bring specific items. Paul tells us that Paul stayed in Troas earlier and that Paul left his belongings in Troas with a man named Carpus. Paul left his cloak in Troas with Carpus, and Paul wants Timothy to pick this cloak up for Paul. Paul also wants Paul's scrolls and parchments. These might have included parts of the Old Testament, other Christian writings, and Paul's personal notebooks.</w:t>
-      </w:r>
-    </w:p>
-    <w:p>
-      <w:pPr/>
-      <w:r>
-        <w:rPr>
-          <w:lang w:val="en_US" w:bidi="en_US"/>
-        </w:rPr>
-      </w:r>
-      <w:r>
-        <w:rPr>
-          <w:lang w:val="en_US" w:bidi="en_US"/>
-        </w:rPr>
-        <w:t>Paul brings up Alexander the metalworker right after mentioning Troas because Alexander may live in Troas. Paul wants Timothy to be careful when Timothy stops in Troas to collect Paul's belongings. Paul says that Alexander caused Paul great personal harm. Though we do not know exactly what Alexander did, Paul's strong words show that something serious and direct happened. When Paul says the Lord will repay Alexander according to Alexander's deeds, Paul uses words that Paul's readers would recognize from the Psalms. Paul chooses these familiar words to show that Paul trusts God to handle the punishment rather than seeking revenge himself. Paul shows us how to follow God's teaching even when someone has caused deep hurt.</w:t>
-      </w:r>
-    </w:p>
-    <w:p>
-      <w:pPr/>
-      <w:r>
-        <w:rPr>
-          <w:lang w:val="en_US" w:bidi="en_US"/>
-        </w:rPr>
-      </w:r>
-      <w:r>
-        <w:rPr>
-          <w:lang w:val="en_US" w:bidi="en_US"/>
-        </w:rPr>
-        <w:t>Stop here and discuss this question as a group: Tell a story about a time when someone hurt you deeply and personally. What words or phrases would you use to describe how that harm felt? Paul describes Alexander's actions as "great harm" but trusts God for justice. What words or phrases would you use to describe Paul's response to being hurt? What words or phrases would you use to describe the difference between seeking revenge and trusting God to handle justice? Pause this audio here.</w:t>
-      </w:r>
-    </w:p>
-    <w:p>
-      <w:pPr/>
-      <w:r>
-        <w:rPr>
-          <w:lang w:val="en_US" w:bidi="en_US"/>
-        </w:rPr>
-      </w:r>
-      <w:r>
-        <w:rPr>
-          <w:lang w:val="en_US" w:bidi="en_US"/>
-        </w:rPr>
-        <w:t>In the third part, Paul describes Paul's first defense in court. No one came to support Paul during this hearing. When Paul tells Timothy what happened, Paul strongly says that everyone "abandoned" Paul. Paul chose this strong description for a reason. Paul's friends did not just stay away, but they completely left Paul alone when Paul needed these friends most. But Paul does not want God to hold this against these friends or punish them. Instead of human help, the Lord stood with Paul and gave Paul strength.</w:t>
-      </w:r>
-    </w:p>
-    <w:p>
-      <w:pPr/>
-      <w:r>
-        <w:rPr>
-          <w:lang w:val="en_US" w:bidi="en_US"/>
-        </w:rPr>
-      </w:r>
-      <w:r>
-        <w:rPr>
-          <w:lang w:val="en_US" w:bidi="en_US"/>
-        </w:rPr>
-        <w:t>Stop here and discuss this question as a group: Tell a story about a time when you felt completely alone or when people you counted on were not there for you. What words or phrases would you use to describe how that felt? Pause this audio here.</w:t>
-      </w:r>
-    </w:p>
-    <w:p>
-      <w:pPr/>
-      <w:r>
-        <w:rPr>
-          <w:lang w:val="en_US" w:bidi="en_US"/>
-        </w:rPr>
-      </w:r>
-      <w:r>
-        <w:rPr>
-          <w:lang w:val="en_US" w:bidi="en_US"/>
-        </w:rPr>
-        <w:t>Paul says the Lord rescued Paul from "the lion's mouth." When Paul says "lion's mouth," Paul talks about facing death. Paul does not mean real lions. Paul uses these special words to show that Paul's suffering is like how Jesus suffered.</w:t>
-      </w:r>
-    </w:p>
-    <w:p>
-      <w:pPr/>
-      <w:r>
-        <w:rPr>
-          <w:lang w:val="en_US" w:bidi="en_US"/>
-        </w:rPr>
-      </w:r>
-      <w:r>
-        <w:rPr>
-          <w:lang w:val="en_US" w:bidi="en_US"/>
-        </w:rPr>
-        <w:t>Stop here and look at photos of lions as a group. Think about how dangerous lions could be! Pause this audio here.</w:t>
-      </w:r>
-    </w:p>
-    <w:p>
-      <w:pPr/>
-      <w:r>
-        <w:rPr>
-          <w:lang w:val="en_US" w:bidi="en_US"/>
-        </w:rPr>
-      </w:r>
-      <w:r>
-        <w:rPr>
-          <w:lang w:val="en_US" w:bidi="en_US"/>
-        </w:rPr>
-        <w:t>Stop here and discuss these questions as a group: Tell a story about a time when you faced great danger. What words or phrases would you use in your language to describe being saved from danger? Pause this audio here.</w:t>
-      </w:r>
-    </w:p>
-    <w:p>
-      <w:pPr/>
-      <w:r>
-        <w:rPr>
-          <w:lang w:val="en_US" w:bidi="en_US"/>
-        </w:rPr>
-      </w:r>
-      <w:r>
-        <w:rPr>
-          <w:lang w:val="en_US" w:bidi="en_US"/>
-        </w:rPr>
-        <w:t>Paul says Jesus will bring Paul safely into Jesus' heavenly kingdom. Paul knows that Paul will die soon, but Paul sees Jesus taking Paul home to heaven. Paul talks about this like a safe journey. Even though people will kill Paul, Paul describes it as Jesus leading Paul safely home.</w:t>
-      </w:r>
-    </w:p>
-    <w:p>
-      <w:pPr/>
-      <w:r>
-        <w:rPr>
-          <w:lang w:val="en_US" w:bidi="en_US"/>
-        </w:rPr>
-      </w:r>
-      <w:r>
-        <w:rPr>
-          <w:lang w:val="en_US" w:bidi="en_US"/>
-        </w:rPr>
-        <w:t>Stop here and discuss these questions as a group: Tell a story about returning home after a dangerous journey. What words or phrases would you use in your language to describe arriving safely home? Pause this audio here.</w:t>
-      </w:r>
-    </w:p>
-    <w:p>
-      <w:pPr/>
-      <w:r>
-        <w:rPr>
-          <w:lang w:val="en_US" w:bidi="en_US"/>
-        </w:rPr>
-      </w:r>
-      <w:r>
-        <w:rPr>
-          <w:lang w:val="en_US" w:bidi="en_US"/>
-        </w:rPr>
-        <w:t>In the fourth part, Paul sends greetings from believers in Rome. Paul names both men and women. Claudia and Priscilla are women. Eubulus, Pudens, and Linus are men. Paul then says that "all the brothers" send greetings. At that time, "brothers" referred to both men and women. This shows both men and women belonged to the early church. Paul worked with both men and women throughout Paul's ministry.</w:t>
-      </w:r>
-    </w:p>
-    <w:p>
-      <w:pPr/>
-      <w:r>
-        <w:rPr>
-          <w:lang w:val="en_US" w:bidi="en_US"/>
-        </w:rPr>
-      </w:r>
-      <w:r>
-        <w:rPr>
-          <w:lang w:val="en_US" w:bidi="en_US"/>
-        </w:rPr>
-        <w:t>Stop here and discuss these questions as a group: Tell a story about how men and women work together in your church community. What words or phrases would you use in your language to show that both men and women belong to God's family? What words or phrases would you use to describe a community where both men and women serve God together? Pause this audio here.</w:t>
-      </w:r>
-    </w:p>
-    <w:p>
-      <w:pPr/>
-      <w:r>
-        <w:rPr>
-          <w:lang w:val="en_US" w:bidi="en_US"/>
-        </w:rPr>
-      </w:r>
-      <w:r>
-        <w:rPr>
-          <w:lang w:val="en_US" w:bidi="en_US"/>
-        </w:rPr>
-        <w:t>Paul then ends Paul's letter to Timothy with a typical greeting and blessing. Paul asks for the Lord Jesus to be with Timothy's spirit. In other words, Paul wants the Lord Jesus to be close to Timothy. Paul wishes that Jesus gives everyone in the church his grace. Paul knows that Jesus is kind to his people, even though we do not deserve Jesus' kindness!</w:t>
-      </w:r>
-    </w:p>
-    <w:p>
-      <w:pPr/>
-      <w:r>
-        <w:rPr>
-          <w:lang w:val="en_US" w:bidi="en_US"/>
-        </w:rPr>
-      </w:r>
-      <w:r>
-        <w:rPr>
-          <w:lang w:val="en_US" w:bidi="en_US"/>
-        </w:rPr>
-        <w:t>Now, the group should storyboard, draw, or use objects to visualize the passage and the action in it. As you do this, you might want to use drawings, objects, or even people to represent Paul in prison, Timothy receiving the letter, the various team members in different locations, and Paul standing alone at his trial with the Lord beside Paul. Consider showing the contrast between Demas leaving for worldly comfort and Paul trusting God in Paul's difficult situation.</w:t>
-      </w:r>
-      <w:r>
-        <w:rPr>
-          <w:lang w:val="en_US" w:bidi="en_US"/>
-        </w:rPr>
-      </w:r>
-    </w:p>
-    <w:p>
-      <w:pPr>
-        <w:pStyle w:val="Heading3"/>
-      </w:pPr>
-      <w:r>
-        <w:rPr>
-          <w:lang w:val="en_US" w:bidi="en_US"/>
-        </w:rPr>
-        <w:t>Embodying the Text</w:t>
-      </w:r>
-      <w:r>
-        <w:rPr>
-          <w:lang w:val="en_US" w:bidi="en_US"/>
-        </w:rPr>
-      </w:r>
-    </w:p>
-    <w:p>
-      <w:pPr/>
-      <w:r>
-        <w:rPr>
-          <w:lang w:val="en_US" w:bidi="en_US"/>
-        </w:rPr>
-      </w:r>
-      <w:r>
-        <w:rPr>
-          <w:lang w:val="en_US" w:bidi="en_US"/>
-        </w:rPr>
-        <w:t>Listen to an audio version of 2 Timothy 4:9–22 in the easiest-to-understand translation.</w:t>
+        <w:t>In this session, retell the passage, as a group, in your own language.</w:t>
+      </w:r>
+    </w:p>
+    <w:p>
+      <w:pPr/>
+      <w:r>
+        <w:rPr>
+          <w:lang w:val="en_US" w:bidi="en_US"/>
+        </w:rPr>
+      </w:r>
+      <w:r>
+        <w:rPr>
+          <w:lang w:val="en_US" w:bidi="en_US"/>
+        </w:rPr>
+        <w:t>First, the whole group should practice telling the passage in your own language. Remember to include the things you decided in previous steps, like chronology, words, phrases, emotions, or anything else you discussed.</w:t>
+      </w:r>
+    </w:p>
+    <w:p>
+      <w:pPr/>
+      <w:r>
+        <w:rPr>
+          <w:lang w:val="en_US" w:bidi="en_US"/>
+        </w:rPr>
+      </w:r>
+      <w:r>
+        <w:rPr>
+          <w:lang w:val="en_US" w:bidi="en_US"/>
+        </w:rPr>
+        <w:t>One group member should tell a few sentences of the passage and pause. Another group member should tell the next part of the passage and pause. Do this until the group has retold the whole passage. The group members can correct each other in this step.</w:t>
       </w:r>
     </w:p>
     <w:p>
@@ -25641,1156 +27679,7 @@
         <w:rPr>
           <w:lang w:val="en_US" w:bidi="en_US"/>
         </w:rPr>
-        <w:t>In this step, the group will dramatize the passage.</w:t>
-      </w:r>
-    </w:p>
-    <w:p>
-      <w:pPr/>
-      <w:r>
-        <w:rPr>
-          <w:lang w:val="en_US" w:bidi="en_US"/>
-        </w:rPr>
-      </w:r>
-      <w:r>
-        <w:rPr>
-          <w:lang w:val="en_US" w:bidi="en_US"/>
-        </w:rPr>
-        <w:t>This passage has five parts.</w:t>
-      </w:r>
-    </w:p>
-    <w:p>
-      <w:pPr/>
-      <w:r>
-        <w:rPr>
-          <w:lang w:val="en_US" w:bidi="en_US"/>
-        </w:rPr>
-      </w:r>
-      <w:r>
-        <w:rPr>
-          <w:lang w:val="en_US" w:bidi="en_US"/>
-        </w:rPr>
-        <w:t>The characters in this passage are:</w:t>
-      </w:r>
-    </w:p>
-    <w:p>
-      <w:pPr>
-        <w:pStyle w:val="ListBullet"/>
-        <w:spacing w:line="240" w:lineRule="auto"/>
-        <w:ind w:left="720"/>
-      </w:pPr>
-      <w:r>
-        <w:rPr>
-          <w:lang w:val="en_US" w:bidi="en_US"/>
-        </w:rPr>
-      </w:r>
-      <w:r>
-        <w:rPr>
-          <w:lang w:val="en_US" w:bidi="en_US"/>
-        </w:rPr>
-        <w:t>Paul</w:t>
-      </w:r>
-    </w:p>
-    <w:p>
-      <w:pPr>
-        <w:pStyle w:val="ListBullet"/>
-        <w:spacing w:line="240" w:lineRule="auto"/>
-        <w:ind w:left="720"/>
-      </w:pPr>
-      <w:r>
-        <w:rPr>
-          <w:lang w:val="en_US" w:bidi="en_US"/>
-        </w:rPr>
-      </w:r>
-      <w:r>
-        <w:rPr>
-          <w:lang w:val="en_US" w:bidi="en_US"/>
-        </w:rPr>
-        <w:t>Timothy</w:t>
-      </w:r>
-    </w:p>
-    <w:p>
-      <w:pPr>
-        <w:pStyle w:val="ListBullet"/>
-        <w:spacing w:line="240" w:lineRule="auto"/>
-        <w:ind w:left="720"/>
-      </w:pPr>
-      <w:r>
-        <w:rPr>
-          <w:lang w:val="en_US" w:bidi="en_US"/>
-        </w:rPr>
-      </w:r>
-      <w:r>
-        <w:rPr>
-          <w:lang w:val="en_US" w:bidi="en_US"/>
-        </w:rPr>
-        <w:t>Demas</w:t>
-      </w:r>
-    </w:p>
-    <w:p>
-      <w:pPr>
-        <w:pStyle w:val="ListBullet"/>
-        <w:spacing w:line="240" w:lineRule="auto"/>
-        <w:ind w:left="720"/>
-      </w:pPr>
-      <w:r>
-        <w:rPr>
-          <w:lang w:val="en_US" w:bidi="en_US"/>
-        </w:rPr>
-      </w:r>
-      <w:r>
-        <w:rPr>
-          <w:lang w:val="en_US" w:bidi="en_US"/>
-        </w:rPr>
-        <w:t>Crescens</w:t>
-      </w:r>
-    </w:p>
-    <w:p>
-      <w:pPr>
-        <w:pStyle w:val="ListBullet"/>
-        <w:spacing w:line="240" w:lineRule="auto"/>
-        <w:ind w:left="720"/>
-      </w:pPr>
-      <w:r>
-        <w:rPr>
-          <w:lang w:val="en_US" w:bidi="en_US"/>
-        </w:rPr>
-      </w:r>
-      <w:r>
-        <w:rPr>
-          <w:lang w:val="en_US" w:bidi="en_US"/>
-        </w:rPr>
-        <w:t>Titus</w:t>
-      </w:r>
-    </w:p>
-    <w:p>
-      <w:pPr>
-        <w:pStyle w:val="ListBullet"/>
-        <w:spacing w:line="240" w:lineRule="auto"/>
-        <w:ind w:left="720"/>
-      </w:pPr>
-      <w:r>
-        <w:rPr>
-          <w:lang w:val="en_US" w:bidi="en_US"/>
-        </w:rPr>
-      </w:r>
-      <w:r>
-        <w:rPr>
-          <w:lang w:val="en_US" w:bidi="en_US"/>
-        </w:rPr>
-        <w:t>Luke</w:t>
-      </w:r>
-    </w:p>
-    <w:p>
-      <w:pPr>
-        <w:pStyle w:val="ListBullet"/>
-        <w:spacing w:line="240" w:lineRule="auto"/>
-        <w:ind w:left="720"/>
-      </w:pPr>
-      <w:r>
-        <w:rPr>
-          <w:lang w:val="en_US" w:bidi="en_US"/>
-        </w:rPr>
-      </w:r>
-      <w:r>
-        <w:rPr>
-          <w:lang w:val="en_US" w:bidi="en_US"/>
-        </w:rPr>
-        <w:t>Mark</w:t>
-      </w:r>
-    </w:p>
-    <w:p>
-      <w:pPr>
-        <w:pStyle w:val="ListBullet"/>
-        <w:spacing w:line="240" w:lineRule="auto"/>
-        <w:ind w:left="720"/>
-      </w:pPr>
-      <w:r>
-        <w:rPr>
-          <w:lang w:val="en_US" w:bidi="en_US"/>
-        </w:rPr>
-      </w:r>
-      <w:r>
-        <w:rPr>
-          <w:lang w:val="en_US" w:bidi="en_US"/>
-        </w:rPr>
-        <w:t>Tychicus</w:t>
-      </w:r>
-    </w:p>
-    <w:p>
-      <w:pPr>
-        <w:pStyle w:val="ListBullet"/>
-        <w:spacing w:line="240" w:lineRule="auto"/>
-        <w:ind w:left="720"/>
-      </w:pPr>
-      <w:r>
-        <w:rPr>
-          <w:lang w:val="en_US" w:bidi="en_US"/>
-        </w:rPr>
-      </w:r>
-      <w:r>
-        <w:rPr>
-          <w:lang w:val="en_US" w:bidi="en_US"/>
-        </w:rPr>
-        <w:t>Carpus</w:t>
-      </w:r>
-    </w:p>
-    <w:p>
-      <w:pPr>
-        <w:pStyle w:val="ListBullet"/>
-        <w:spacing w:line="240" w:lineRule="auto"/>
-        <w:ind w:left="720"/>
-      </w:pPr>
-      <w:r>
-        <w:rPr>
-          <w:lang w:val="en_US" w:bidi="en_US"/>
-        </w:rPr>
-      </w:r>
-      <w:r>
-        <w:rPr>
-          <w:lang w:val="en_US" w:bidi="en_US"/>
-        </w:rPr>
-        <w:t>Alexander the metalworker</w:t>
-      </w:r>
-    </w:p>
-    <w:p>
-      <w:pPr>
-        <w:pStyle w:val="ListBullet"/>
-        <w:spacing w:line="240" w:lineRule="auto"/>
-        <w:ind w:left="720"/>
-      </w:pPr>
-      <w:r>
-        <w:rPr>
-          <w:lang w:val="en_US" w:bidi="en_US"/>
-        </w:rPr>
-      </w:r>
-      <w:r>
-        <w:rPr>
-          <w:lang w:val="en_US" w:bidi="en_US"/>
-        </w:rPr>
-        <w:t>Priscilla</w:t>
-      </w:r>
-    </w:p>
-    <w:p>
-      <w:pPr>
-        <w:pStyle w:val="ListBullet"/>
-        <w:spacing w:line="240" w:lineRule="auto"/>
-        <w:ind w:left="720"/>
-      </w:pPr>
-      <w:r>
-        <w:rPr>
-          <w:lang w:val="en_US" w:bidi="en_US"/>
-        </w:rPr>
-      </w:r>
-      <w:r>
-        <w:rPr>
-          <w:lang w:val="en_US" w:bidi="en_US"/>
-        </w:rPr>
-        <w:t>Aquila</w:t>
-      </w:r>
-    </w:p>
-    <w:p>
-      <w:pPr>
-        <w:pStyle w:val="ListBullet"/>
-        <w:spacing w:line="240" w:lineRule="auto"/>
-        <w:ind w:left="720"/>
-      </w:pPr>
-      <w:r>
-        <w:rPr>
-          <w:lang w:val="en_US" w:bidi="en_US"/>
-        </w:rPr>
-      </w:r>
-      <w:r>
-        <w:rPr>
-          <w:lang w:val="en_US" w:bidi="en_US"/>
-        </w:rPr>
-        <w:t>Onesiphorus's household</w:t>
-      </w:r>
-    </w:p>
-    <w:p>
-      <w:pPr>
-        <w:pStyle w:val="ListBullet"/>
-        <w:spacing w:line="240" w:lineRule="auto"/>
-        <w:ind w:left="720"/>
-      </w:pPr>
-      <w:r>
-        <w:rPr>
-          <w:lang w:val="en_US" w:bidi="en_US"/>
-        </w:rPr>
-      </w:r>
-      <w:r>
-        <w:rPr>
-          <w:lang w:val="en_US" w:bidi="en_US"/>
-        </w:rPr>
-        <w:t>Erastus</w:t>
-      </w:r>
-    </w:p>
-    <w:p>
-      <w:pPr>
-        <w:pStyle w:val="ListBullet"/>
-        <w:spacing w:line="240" w:lineRule="auto"/>
-        <w:ind w:left="720"/>
-      </w:pPr>
-      <w:r>
-        <w:rPr>
-          <w:lang w:val="en_US" w:bidi="en_US"/>
-        </w:rPr>
-      </w:r>
-      <w:r>
-        <w:rPr>
-          <w:lang w:val="en_US" w:bidi="en_US"/>
-        </w:rPr>
-        <w:t>Trophimus</w:t>
-      </w:r>
-    </w:p>
-    <w:p>
-      <w:pPr>
-        <w:pStyle w:val="ListBullet"/>
-        <w:spacing w:line="240" w:lineRule="auto"/>
-        <w:ind w:left="720"/>
-      </w:pPr>
-      <w:r>
-        <w:rPr>
-          <w:lang w:val="en_US" w:bidi="en_US"/>
-        </w:rPr>
-      </w:r>
-      <w:r>
-        <w:rPr>
-          <w:lang w:val="en_US" w:bidi="en_US"/>
-        </w:rPr>
-        <w:t>Eubulus</w:t>
-      </w:r>
-    </w:p>
-    <w:p>
-      <w:pPr>
-        <w:pStyle w:val="ListBullet"/>
-        <w:spacing w:line="240" w:lineRule="auto"/>
-        <w:ind w:left="720"/>
-      </w:pPr>
-      <w:r>
-        <w:rPr>
-          <w:lang w:val="en_US" w:bidi="en_US"/>
-        </w:rPr>
-      </w:r>
-      <w:r>
-        <w:rPr>
-          <w:lang w:val="en_US" w:bidi="en_US"/>
-        </w:rPr>
-        <w:t>Pudens</w:t>
-      </w:r>
-    </w:p>
-    <w:p>
-      <w:pPr>
-        <w:pStyle w:val="ListBullet"/>
-        <w:spacing w:line="240" w:lineRule="auto"/>
-        <w:ind w:left="720"/>
-      </w:pPr>
-      <w:r>
-        <w:rPr>
-          <w:lang w:val="en_US" w:bidi="en_US"/>
-        </w:rPr>
-      </w:r>
-      <w:r>
-        <w:rPr>
-          <w:lang w:val="en_US" w:bidi="en_US"/>
-        </w:rPr>
-        <w:t>Linus</w:t>
-      </w:r>
-    </w:p>
-    <w:p>
-      <w:pPr>
-        <w:pStyle w:val="ListBullet"/>
-        <w:spacing w:line="240" w:lineRule="auto"/>
-        <w:ind w:left="720"/>
-      </w:pPr>
-      <w:r>
-        <w:rPr>
-          <w:lang w:val="en_US" w:bidi="en_US"/>
-        </w:rPr>
-      </w:r>
-      <w:r>
-        <w:rPr>
-          <w:lang w:val="en_US" w:bidi="en_US"/>
-        </w:rPr>
-        <w:t>Claudia</w:t>
-      </w:r>
-    </w:p>
-    <w:p>
-      <w:pPr>
-        <w:pStyle w:val="ListBullet"/>
-        <w:spacing w:line="240" w:lineRule="auto"/>
-        <w:ind w:left="720"/>
-      </w:pPr>
-      <w:r>
-        <w:rPr>
-          <w:lang w:val="en_US" w:bidi="en_US"/>
-        </w:rPr>
-      </w:r>
-      <w:r>
-        <w:rPr>
-          <w:lang w:val="en_US" w:bidi="en_US"/>
-        </w:rPr>
-        <w:t>The Lord Jesus Christ</w:t>
-      </w:r>
-    </w:p>
-    <w:p>
-      <w:pPr>
-        <w:pStyle w:val="ListBullet"/>
-        <w:spacing w:line="240" w:lineRule="auto"/>
-        <w:ind w:left="720"/>
-      </w:pPr>
-      <w:r>
-        <w:rPr>
-          <w:lang w:val="en_US" w:bidi="en_US"/>
-        </w:rPr>
-      </w:r>
-      <w:r>
-        <w:rPr>
-          <w:lang w:val="en_US" w:bidi="en_US"/>
-        </w:rPr>
-        <w:t>And all the believers in Rome</w:t>
-      </w:r>
-    </w:p>
-    <w:p>
-      <w:pPr/>
-      <w:r>
-        <w:rPr>
-          <w:lang w:val="en_US" w:bidi="en_US"/>
-        </w:rPr>
-      </w:r>
-      <w:r>
-        <w:rPr>
-          <w:lang w:val="en_US" w:bidi="en_US"/>
-        </w:rPr>
-        <w:t>As a group, act out the passage twice. You should act out the passage in your own language.</w:t>
-      </w:r>
-    </w:p>
-    <w:p>
-      <w:pPr/>
-      <w:r>
-        <w:rPr>
-          <w:lang w:val="en_US" w:bidi="en_US"/>
-        </w:rPr>
-      </w:r>
-      <w:r>
-        <w:rPr>
-          <w:lang w:val="en_US" w:bidi="en_US"/>
-        </w:rPr>
-        <w:t>First, act out the passage without stopping. Pay attention to the dialogue, flow, plotline, and chronology of the passage. Make sure you do not skip acting out the difficult or important parts of the passage. Help each other remember every part of the passage.</w:t>
-      </w:r>
-    </w:p>
-    <w:p>
-      <w:pPr/>
-      <w:r>
-        <w:rPr>
-          <w:lang w:val="en_US" w:bidi="en_US"/>
-        </w:rPr>
-      </w:r>
-      <w:r>
-        <w:rPr>
-          <w:lang w:val="en_US" w:bidi="en_US"/>
-        </w:rPr>
-        <w:t>Pause this audio here and act out the passage.</w:t>
-      </w:r>
-    </w:p>
-    <w:p>
-      <w:pPr/>
-      <w:r>
-        <w:rPr>
-          <w:lang w:val="en_US" w:bidi="en_US"/>
-        </w:rPr>
-      </w:r>
-      <w:r>
-        <w:rPr>
-          <w:lang w:val="en_US" w:bidi="en_US"/>
-        </w:rPr>
-        <w:t>The group should act out this passage a second time. At certain points in the drama, pause the drama and ask the person playing the character, "What are you feeling or thinking?" The person playing the character should answer what they would be feeling or thinking if they were that character. Then continue the drama.</w:t>
-      </w:r>
-    </w:p>
-    <w:p>
-      <w:pPr/>
-      <w:r>
-        <w:rPr>
-          <w:lang w:val="en_US" w:bidi="en_US"/>
-        </w:rPr>
-      </w:r>
-      <w:r>
-        <w:rPr>
-          <w:lang w:val="en_US" w:bidi="en_US"/>
-        </w:rPr>
-        <w:t>Pause this audio here and act out the passage a second time.</w:t>
-      </w:r>
-    </w:p>
-    <w:p>
-      <w:pPr/>
-      <w:r>
-        <w:rPr>
-          <w:lang w:val="en_US" w:bidi="en_US"/>
-        </w:rPr>
-      </w:r>
-      <w:r>
-        <w:rPr>
-          <w:lang w:val="en_US" w:bidi="en_US"/>
-        </w:rPr>
-        <w:t>The following is an example of the drama and possible responses.</w:t>
-      </w:r>
-    </w:p>
-    <w:p>
-      <w:pPr/>
-      <w:r>
-        <w:rPr>
-          <w:lang w:val="en_US" w:bidi="en_US"/>
-        </w:rPr>
-      </w:r>
-      <w:r>
-        <w:rPr>
-          <w:lang w:val="en_US" w:bidi="en_US"/>
-        </w:rPr>
-        <w:t>Paul writes to Timothy, "Do your best to come to me quickly. Demas has deserted me because he loves this present world, and Demas has gone to Thessalonica. Crescens has gone to Galatia, and Titus to Dalmatia. Only Luke is with me. Get Mark and bring him with you, because Mark is helpful to me in my ministry. I sent Tychicus to Ephesus. When you come, bring the cloak that I left with Carpus at Troas, and my scrolls, especially the parchments."</w:t>
-      </w:r>
-      <w:r>
-        <w:rPr>
-          <w:lang w:val="en_US" w:bidi="en_US"/>
-        </w:rPr>
-        <w:t>Pause the drama.</w:t>
-      </w:r>
-    </w:p>
-    <w:p>
-      <w:pPr/>
-      <w:r>
-        <w:rPr>
-          <w:lang w:val="en_US" w:bidi="en_US"/>
-        </w:rPr>
-      </w:r>
-      <w:r>
-        <w:rPr>
-          <w:lang w:val="en_US" w:bidi="en_US"/>
-        </w:rPr>
-        <w:t>Ask the person playing Paul, "What are you feeling or thinking?" The person might answer things like:</w:t>
-      </w:r>
-    </w:p>
-    <w:p>
-      <w:pPr>
-        <w:pStyle w:val="ListBullet"/>
-        <w:spacing w:line="240" w:lineRule="auto"/>
-        <w:ind w:left="720"/>
-      </w:pPr>
-      <w:r>
-        <w:rPr>
-          <w:lang w:val="en_US" w:bidi="en_US"/>
-        </w:rPr>
-      </w:r>
-      <w:r>
-        <w:rPr>
-          <w:lang w:val="en_US" w:bidi="en_US"/>
-        </w:rPr>
-        <w:t>I feel lonely with most of my friends gone. I really want Timothy to come quickly; or</w:t>
-      </w:r>
-    </w:p>
-    <w:p>
-      <w:pPr>
-        <w:pStyle w:val="ListBullet"/>
-        <w:spacing w:line="240" w:lineRule="auto"/>
-        <w:ind w:left="720"/>
-      </w:pPr>
-      <w:r>
-        <w:rPr>
-          <w:lang w:val="en_US" w:bidi="en_US"/>
-        </w:rPr>
-      </w:r>
-      <w:r>
-        <w:rPr>
-          <w:lang w:val="en_US" w:bidi="en_US"/>
-        </w:rPr>
-        <w:t>I am disappointed that Demas chose comfort over serving Christ; or</w:t>
-      </w:r>
-    </w:p>
-    <w:p>
-      <w:pPr>
-        <w:pStyle w:val="ListBullet"/>
-        <w:spacing w:line="240" w:lineRule="auto"/>
-        <w:ind w:left="720"/>
-      </w:pPr>
-      <w:r>
-        <w:rPr>
-          <w:lang w:val="en_US" w:bidi="en_US"/>
-        </w:rPr>
-      </w:r>
-      <w:r>
-        <w:rPr>
-          <w:lang w:val="en_US" w:bidi="en_US"/>
-        </w:rPr>
-        <w:t>I am cold in this prison and need my warm cloak. I want to study my scrolls while I wait.</w:t>
-      </w:r>
-    </w:p>
-    <w:p>
-      <w:pPr/>
-      <w:r>
-        <w:rPr>
-          <w:lang w:val="en_US" w:bidi="en_US"/>
-        </w:rPr>
-      </w:r>
-      <w:r>
-        <w:rPr>
-          <w:lang w:val="en_US" w:bidi="en_US"/>
-        </w:rPr>
-        <w:t>Ask the person playing Demas, "What are you feeling or thinking?" The person might answer things like:</w:t>
-      </w:r>
-    </w:p>
-    <w:p>
-      <w:pPr>
-        <w:pStyle w:val="ListBullet"/>
-        <w:spacing w:line="240" w:lineRule="auto"/>
-        <w:ind w:left="720"/>
-      </w:pPr>
-      <w:r>
-        <w:rPr>
-          <w:lang w:val="en_US" w:bidi="en_US"/>
-        </w:rPr>
-      </w:r>
-      <w:r>
-        <w:rPr>
-          <w:lang w:val="en_US" w:bidi="en_US"/>
-        </w:rPr>
-        <w:t>Following Paul is too hard. I want an easier life; or</w:t>
-      </w:r>
-    </w:p>
-    <w:p>
-      <w:pPr>
-        <w:pStyle w:val="ListBullet"/>
-        <w:spacing w:line="240" w:lineRule="auto"/>
-        <w:ind w:left="720"/>
-      </w:pPr>
-      <w:r>
-        <w:rPr>
-          <w:lang w:val="en_US" w:bidi="en_US"/>
-        </w:rPr>
-      </w:r>
-      <w:r>
-        <w:rPr>
-          <w:lang w:val="en_US" w:bidi="en_US"/>
-        </w:rPr>
-        <w:t>I am afraid to associate with a prisoner who might be executed.</w:t>
-      </w:r>
-    </w:p>
-    <w:p>
-      <w:pPr/>
-      <w:r>
-        <w:rPr>
-          <w:lang w:val="en_US" w:bidi="en_US"/>
-        </w:rPr>
-      </w:r>
-      <w:r>
-        <w:rPr>
-          <w:lang w:val="en_US" w:bidi="en_US"/>
-        </w:rPr>
-        <w:t>Paul says, "Alexander the metalworker did me a great deal of harm. The Lord will repay Alexander for what Alexander has done. You should also be on your guard against Alexander, because Alexander strongly opposed our message."</w:t>
-      </w:r>
-      <w:r>
-        <w:rPr>
-          <w:lang w:val="en_US" w:bidi="en_US"/>
-        </w:rPr>
-        <w:t>Pause the drama.</w:t>
-      </w:r>
-    </w:p>
-    <w:p>
-      <w:pPr/>
-      <w:r>
-        <w:rPr>
-          <w:lang w:val="en_US" w:bidi="en_US"/>
-        </w:rPr>
-      </w:r>
-      <w:r>
-        <w:rPr>
-          <w:lang w:val="en_US" w:bidi="en_US"/>
-        </w:rPr>
-        <w:t>Ask the person playing Alexander, "What are you feeling or thinking?" The person might answer things like:</w:t>
-      </w:r>
-    </w:p>
-    <w:p>
-      <w:pPr>
-        <w:pStyle w:val="ListBullet"/>
-        <w:spacing w:line="240" w:lineRule="auto"/>
-        <w:ind w:left="720"/>
-      </w:pPr>
-      <w:r>
-        <w:rPr>
-          <w:lang w:val="en_US" w:bidi="en_US"/>
-        </w:rPr>
-      </w:r>
-      <w:r>
-        <w:rPr>
-          <w:lang w:val="en_US" w:bidi="en_US"/>
-        </w:rPr>
-        <w:t>I want to stop Paul's message from spreading, so I will also cause trouble for Timothy! or</w:t>
-      </w:r>
-    </w:p>
-    <w:p>
-      <w:pPr>
-        <w:pStyle w:val="ListBullet"/>
-        <w:spacing w:line="240" w:lineRule="auto"/>
-        <w:ind w:left="720"/>
-      </w:pPr>
-      <w:r>
-        <w:rPr>
-          <w:lang w:val="en_US" w:bidi="en_US"/>
-        </w:rPr>
-      </w:r>
-      <w:r>
-        <w:rPr>
-          <w:lang w:val="en_US" w:bidi="en_US"/>
-        </w:rPr>
-        <w:t>If more people believe Paul's message, I might lose my business making idols; or</w:t>
-      </w:r>
-    </w:p>
-    <w:p>
-      <w:pPr>
-        <w:pStyle w:val="ListBullet"/>
-        <w:spacing w:line="240" w:lineRule="auto"/>
-        <w:ind w:left="720"/>
-      </w:pPr>
-      <w:r>
-        <w:rPr>
-          <w:lang w:val="en_US" w:bidi="en_US"/>
-        </w:rPr>
-      </w:r>
-      <w:r>
-        <w:rPr>
-          <w:lang w:val="en_US" w:bidi="en_US"/>
-        </w:rPr>
-        <w:t>Paul's confidence and authority make me feel small and threatened.</w:t>
-      </w:r>
-    </w:p>
-    <w:p>
-      <w:pPr/>
-      <w:r>
-        <w:rPr>
-          <w:lang w:val="en_US" w:bidi="en_US"/>
-        </w:rPr>
-      </w:r>
-      <w:r>
-        <w:rPr>
-          <w:lang w:val="en_US" w:bidi="en_US"/>
-        </w:rPr>
-        <w:t>Ask the person playing Timothy, "What are you feeling or thinking?" The person might answer things like:</w:t>
-      </w:r>
-    </w:p>
-    <w:p>
-      <w:pPr>
-        <w:pStyle w:val="ListBullet"/>
-        <w:spacing w:line="240" w:lineRule="auto"/>
-        <w:ind w:left="720"/>
-      </w:pPr>
-      <w:r>
-        <w:rPr>
-          <w:lang w:val="en_US" w:bidi="en_US"/>
-        </w:rPr>
-      </w:r>
-      <w:r>
-        <w:rPr>
-          <w:lang w:val="en_US" w:bidi="en_US"/>
-        </w:rPr>
-        <w:t>I am worried about facing Alexander's opposition; or</w:t>
-      </w:r>
-    </w:p>
-    <w:p>
-      <w:pPr>
-        <w:pStyle w:val="ListBullet"/>
-        <w:spacing w:line="240" w:lineRule="auto"/>
-        <w:ind w:left="720"/>
-      </w:pPr>
-      <w:r>
-        <w:rPr>
-          <w:lang w:val="en_US" w:bidi="en_US"/>
-        </w:rPr>
-      </w:r>
-      <w:r>
-        <w:rPr>
-          <w:lang w:val="en_US" w:bidi="en_US"/>
-        </w:rPr>
-        <w:t>I trust that God will protect me like God protected Paul; or</w:t>
-      </w:r>
-    </w:p>
-    <w:p>
-      <w:pPr>
-        <w:pStyle w:val="ListBullet"/>
-        <w:spacing w:line="240" w:lineRule="auto"/>
-        <w:ind w:left="720"/>
-      </w:pPr>
-      <w:r>
-        <w:rPr>
-          <w:lang w:val="en_US" w:bidi="en_US"/>
-        </w:rPr>
-      </w:r>
-      <w:r>
-        <w:rPr>
-          <w:lang w:val="en_US" w:bidi="en_US"/>
-        </w:rPr>
-        <w:t>I need to be careful and guard against people who oppose the gospel; or</w:t>
-      </w:r>
-    </w:p>
-    <w:p>
-      <w:pPr>
-        <w:pStyle w:val="ListBullet"/>
-        <w:spacing w:line="240" w:lineRule="auto"/>
-        <w:ind w:left="720"/>
-      </w:pPr>
-      <w:r>
-        <w:rPr>
-          <w:lang w:val="en_US" w:bidi="en_US"/>
-        </w:rPr>
-      </w:r>
-      <w:r>
-        <w:rPr>
-          <w:lang w:val="en_US" w:bidi="en_US"/>
-        </w:rPr>
-        <w:t>I am grateful Paul taught me how to handle opposition without seeking revenge.</w:t>
-      </w:r>
-    </w:p>
-    <w:p>
-      <w:pPr/>
-      <w:r>
-        <w:rPr>
-          <w:lang w:val="en_US" w:bidi="en_US"/>
-        </w:rPr>
-      </w:r>
-      <w:r>
-        <w:rPr>
-          <w:lang w:val="en_US" w:bidi="en_US"/>
-        </w:rPr>
-        <w:t>Paul says, "At my first defense, no one came to my support, but everyone deserted me. May it not be held against them. But the Lord stood at my side and gave me strength, so that through me God might proclaim his message and all the Gentiles might hear it. And God delivered me from the lion's mouth. The Lord will rescue me from every evil attack and will bring me safely to his heavenly kingdom."</w:t>
-      </w:r>
-      <w:r>
-        <w:rPr>
-          <w:lang w:val="en_US" w:bidi="en_US"/>
-        </w:rPr>
-        <w:t>Pause the drama.</w:t>
-      </w:r>
-    </w:p>
-    <w:p>
-      <w:pPr/>
-      <w:r>
-        <w:rPr>
-          <w:lang w:val="en_US" w:bidi="en_US"/>
-        </w:rPr>
-      </w:r>
-      <w:r>
-        <w:rPr>
-          <w:lang w:val="en_US" w:bidi="en_US"/>
-        </w:rPr>
-        <w:t>Ask the person playing Paul, "What are you feeling or thinking?" The person might answer things like:</w:t>
-      </w:r>
-    </w:p>
-    <w:p>
-      <w:pPr>
-        <w:pStyle w:val="ListBullet"/>
-        <w:spacing w:line="240" w:lineRule="auto"/>
-        <w:ind w:left="720"/>
-      </w:pPr>
-      <w:r>
-        <w:rPr>
-          <w:lang w:val="en_US" w:bidi="en_US"/>
-        </w:rPr>
-      </w:r>
-      <w:r>
-        <w:rPr>
-          <w:lang w:val="en_US" w:bidi="en_US"/>
-        </w:rPr>
-        <w:t>I felt so alone when no one supported me at my trial; or</w:t>
-      </w:r>
-    </w:p>
-    <w:p>
-      <w:pPr>
-        <w:pStyle w:val="ListBullet"/>
-        <w:spacing w:line="240" w:lineRule="auto"/>
-        <w:ind w:left="720"/>
-      </w:pPr>
-      <w:r>
-        <w:rPr>
-          <w:lang w:val="en_US" w:bidi="en_US"/>
-        </w:rPr>
-      </w:r>
-      <w:r>
-        <w:rPr>
-          <w:lang w:val="en_US" w:bidi="en_US"/>
-        </w:rPr>
-        <w:t>But God's presence gave me courage to keep preaching; or</w:t>
-      </w:r>
-    </w:p>
-    <w:p>
-      <w:pPr>
-        <w:pStyle w:val="ListBullet"/>
-        <w:spacing w:line="240" w:lineRule="auto"/>
-        <w:ind w:left="720"/>
-      </w:pPr>
-      <w:r>
-        <w:rPr>
-          <w:lang w:val="en_US" w:bidi="en_US"/>
-        </w:rPr>
-      </w:r>
-      <w:r>
-        <w:rPr>
-          <w:lang w:val="en_US" w:bidi="en_US"/>
-        </w:rPr>
-        <w:t>I trust God will save me even if I die in prison.</w:t>
-      </w:r>
-    </w:p>
-    <w:p>
-      <w:pPr/>
-      <w:r>
-        <w:rPr>
-          <w:lang w:val="en_US" w:bidi="en_US"/>
-        </w:rPr>
-      </w:r>
-      <w:r>
-        <w:rPr>
-          <w:lang w:val="en_US" w:bidi="en_US"/>
-        </w:rPr>
-        <w:t>Ask the person playing the Lord, "What are you feeling or thinking?" The person might answer things like:</w:t>
-      </w:r>
-    </w:p>
-    <w:p>
-      <w:pPr>
-        <w:pStyle w:val="ListBullet"/>
-        <w:spacing w:line="240" w:lineRule="auto"/>
-        <w:ind w:left="720"/>
-      </w:pPr>
-      <w:r>
-        <w:rPr>
-          <w:lang w:val="en_US" w:bidi="en_US"/>
-        </w:rPr>
-      </w:r>
-      <w:r>
-        <w:rPr>
-          <w:lang w:val="en_US" w:bidi="en_US"/>
-        </w:rPr>
-        <w:t>I love Paul! I will never abandon my servant Paul; or</w:t>
-      </w:r>
-    </w:p>
-    <w:p>
-      <w:pPr>
-        <w:pStyle w:val="ListBullet"/>
-        <w:spacing w:line="240" w:lineRule="auto"/>
-        <w:ind w:left="720"/>
-      </w:pPr>
-      <w:r>
-        <w:rPr>
-          <w:lang w:val="en_US" w:bidi="en_US"/>
-        </w:rPr>
-      </w:r>
-      <w:r>
-        <w:rPr>
-          <w:lang w:val="en_US" w:bidi="en_US"/>
-        </w:rPr>
-        <w:t>Paul has shown great love and faithfulness to me; or</w:t>
-      </w:r>
-    </w:p>
-    <w:p>
-      <w:pPr>
-        <w:pStyle w:val="ListBullet"/>
-        <w:spacing w:line="240" w:lineRule="auto"/>
-        <w:ind w:left="720"/>
-      </w:pPr>
-      <w:r>
-        <w:rPr>
-          <w:lang w:val="en_US" w:bidi="en_US"/>
-        </w:rPr>
-      </w:r>
-      <w:r>
-        <w:rPr>
-          <w:lang w:val="en_US" w:bidi="en_US"/>
-        </w:rPr>
-        <w:t>I will give Paul strength to complete Paul's mission.</w:t>
-      </w:r>
-    </w:p>
-    <w:p>
-      <w:pPr/>
-      <w:r>
-        <w:rPr>
-          <w:lang w:val="en_US" w:bidi="en_US"/>
-        </w:rPr>
-      </w:r>
-      <w:r>
-        <w:rPr>
-          <w:lang w:val="en_US" w:bidi="en_US"/>
-        </w:rPr>
-        <w:t>Paul concludes, "Greet Priscilla and Aquila and the household of Onesiphorus. Erastus stayed in Corinth, and I left Trophimus sick in Miletus. Do your best to get here before winter. Eubulus greets you, and so do Pudens, Linus, Claudia, and all the brothers and sisters. The Lord be with your spirit. Grace be with you all."</w:t>
-      </w:r>
-      <w:r>
-        <w:rPr>
-          <w:lang w:val="en_US" w:bidi="en_US"/>
-        </w:rPr>
-        <w:t>Pause the drama.</w:t>
-      </w:r>
-    </w:p>
-    <w:p>
-      <w:pPr/>
-      <w:r>
-        <w:rPr>
-          <w:lang w:val="en_US" w:bidi="en_US"/>
-        </w:rPr>
-      </w:r>
-      <w:r>
-        <w:rPr>
-          <w:lang w:val="en_US" w:bidi="en_US"/>
-        </w:rPr>
-        <w:t>Ask the person playing Paul, "What are you feeling or thinking?" The person might answer things like:</w:t>
-      </w:r>
-    </w:p>
-    <w:p>
-      <w:pPr>
-        <w:pStyle w:val="ListBullet"/>
-        <w:spacing w:line="240" w:lineRule="auto"/>
-        <w:ind w:left="720"/>
-      </w:pPr>
-      <w:r>
-        <w:rPr>
-          <w:lang w:val="en_US" w:bidi="en_US"/>
-        </w:rPr>
-      </w:r>
-      <w:r>
-        <w:rPr>
-          <w:lang w:val="en_US" w:bidi="en_US"/>
-        </w:rPr>
-        <w:t>I care deeply about all these believers and want to send my greetings; or</w:t>
-      </w:r>
-    </w:p>
-    <w:p>
-      <w:pPr>
-        <w:pStyle w:val="ListBullet"/>
-        <w:spacing w:line="240" w:lineRule="auto"/>
-        <w:ind w:left="720"/>
-      </w:pPr>
-      <w:r>
-        <w:rPr>
-          <w:lang w:val="en_US" w:bidi="en_US"/>
-        </w:rPr>
-      </w:r>
-      <w:r>
-        <w:rPr>
-          <w:lang w:val="en_US" w:bidi="en_US"/>
-        </w:rPr>
-        <w:t>I hope Timothy arrives before the winter weather makes travel impossible; or</w:t>
-      </w:r>
-    </w:p>
-    <w:p>
-      <w:pPr>
-        <w:pStyle w:val="ListBullet"/>
-        <w:spacing w:line="240" w:lineRule="auto"/>
-        <w:ind w:left="720"/>
-      </w:pPr>
-      <w:r>
-        <w:rPr>
-          <w:lang w:val="en_US" w:bidi="en_US"/>
-        </w:rPr>
-      </w:r>
-      <w:r>
-        <w:rPr>
-          <w:lang w:val="en_US" w:bidi="en_US"/>
-        </w:rPr>
-        <w:t>I want to be with these people, but because I cannot, I will give a special blessing to Timothy and all the believers.</w:t>
-      </w:r>
-    </w:p>
-    <w:p>
-      <w:pPr/>
-      <w:r>
-        <w:rPr>
-          <w:lang w:val="en_US" w:bidi="en_US"/>
-        </w:rPr>
-      </w:r>
-      <w:r>
-        <w:rPr>
-          <w:lang w:val="en_US" w:bidi="en_US"/>
-        </w:rPr>
-        <w:t>Ask the person playing Timothy, "What are you feeling or thinking?" The person might answer things like:</w:t>
-      </w:r>
-    </w:p>
-    <w:p>
-      <w:pPr>
-        <w:pStyle w:val="ListBullet"/>
-        <w:spacing w:line="240" w:lineRule="auto"/>
-        <w:ind w:left="720"/>
-      </w:pPr>
-      <w:r>
-        <w:rPr>
-          <w:lang w:val="en_US" w:bidi="en_US"/>
-        </w:rPr>
-      </w:r>
-      <w:r>
-        <w:rPr>
-          <w:lang w:val="en_US" w:bidi="en_US"/>
-        </w:rPr>
-        <w:t>I need to hurry to reach Paul before winter makes travel dangerous; or</w:t>
-      </w:r>
-    </w:p>
-    <w:p>
-      <w:pPr>
-        <w:pStyle w:val="ListBullet"/>
-        <w:spacing w:line="240" w:lineRule="auto"/>
-        <w:ind w:left="720"/>
-      </w:pPr>
-      <w:r>
-        <w:rPr>
-          <w:lang w:val="en_US" w:bidi="en_US"/>
-        </w:rPr>
-      </w:r>
-      <w:r>
-        <w:rPr>
-          <w:lang w:val="en_US" w:bidi="en_US"/>
-        </w:rPr>
-        <w:t>I am encouraged that other believers send their greetings; or</w:t>
-      </w:r>
-    </w:p>
-    <w:p>
-      <w:pPr>
-        <w:pStyle w:val="ListBullet"/>
-        <w:spacing w:line="240" w:lineRule="auto"/>
-        <w:ind w:left="720"/>
-      </w:pPr>
-      <w:r>
-        <w:rPr>
-          <w:lang w:val="en_US" w:bidi="en_US"/>
-        </w:rPr>
-      </w:r>
-      <w:r>
-        <w:rPr>
-          <w:lang w:val="en_US" w:bidi="en_US"/>
-        </w:rPr>
-        <w:t>I am touched by Paul's personal blessing for me.</w:t>
-      </w:r>
-      <w:r>
-        <w:rPr>
-          <w:lang w:val="en_US" w:bidi="en_US"/>
-        </w:rPr>
-      </w:r>
-    </w:p>
-    <w:p>
-      <w:pPr>
-        <w:pStyle w:val="Heading3"/>
-      </w:pPr>
-      <w:r>
-        <w:rPr>
-          <w:lang w:val="en_US" w:bidi="en_US"/>
-        </w:rPr>
-        <w:t>Filling the Gaps</w:t>
-      </w:r>
-      <w:r>
-        <w:rPr>
-          <w:lang w:val="en_US" w:bidi="en_US"/>
-        </w:rPr>
-      </w:r>
-    </w:p>
-    <w:p>
-      <w:pPr/>
-      <w:r>
-        <w:rPr>
-          <w:lang w:val="en_US" w:bidi="en_US"/>
-        </w:rPr>
-      </w:r>
-      <w:r>
-        <w:rPr>
-          <w:lang w:val="en_US" w:bidi="en_US"/>
-        </w:rPr>
-        <w:t>Listen to an audio version of 2 Timothy 4:9–22 in the easiest-to-understand translation.</w:t>
+        <w:t>Next, each member of the group should tell the whole passage without interruption at least one time. A group member can use random objects, motions, or their storyboard to help them remember the passage.</w:t>
       </w:r>
     </w:p>
     <w:p>
@@ -26818,622 +27707,7 @@
         <w:rPr>
           <w:lang w:val="en_US" w:bidi="en_US"/>
         </w:rPr>
-        <w:t>In this step, the group will discuss key terms and words in this passage.</w:t>
-      </w:r>
-    </w:p>
-    <w:p>
-      <w:pPr/>
-      <w:r>
-        <w:rPr>
-          <w:lang w:val="en_US" w:bidi="en_US"/>
-        </w:rPr>
-      </w:r>
-      <w:r>
-        <w:rPr>
-          <w:lang w:val="en_US" w:bidi="en_US"/>
-        </w:rPr>
-        <w:t xml:space="preserve">Paul tells Timothy to come before </w:t>
-      </w:r>
-      <w:r>
-        <w:rPr>
-          <w:b/>
-          <w:lang w:val="en_US" w:bidi="en_US"/>
-        </w:rPr>
-        <w:t>winter</w:t>
-      </w:r>
-      <w:r>
-        <w:rPr>
-          <w:lang w:val="en_US" w:bidi="en_US"/>
-        </w:rPr>
-        <w:t>. Winter was a dangerous time for travel in the ancient world. The word refers to the cold season when storms made sea travel impossible and land travel very dangerous.</w:t>
-      </w:r>
-    </w:p>
-    <w:p>
-      <w:pPr/>
-      <w:r>
-        <w:rPr>
-          <w:lang w:val="en_US" w:bidi="en_US"/>
-        </w:rPr>
-      </w:r>
-      <w:r>
-        <w:rPr>
-          <w:lang w:val="en_US" w:bidi="en_US"/>
-        </w:rPr>
-        <w:t>Stop here and discuss as a group what word or phrase you will use for winter. What words in your language describe a season when travel becomes dangerous? Pause this audio here.</w:t>
-      </w:r>
-    </w:p>
-    <w:p>
-      <w:pPr/>
-      <w:r>
-        <w:rPr>
-          <w:lang w:val="en_US" w:bidi="en_US"/>
-        </w:rPr>
-      </w:r>
-      <w:r>
-        <w:rPr>
-          <w:lang w:val="en_US" w:bidi="en_US"/>
-        </w:rPr>
-        <w:t xml:space="preserve">People do </w:t>
-      </w:r>
-      <w:r>
-        <w:rPr>
-          <w:b/>
-          <w:lang w:val="en_US" w:bidi="en_US"/>
-        </w:rPr>
-        <w:t>ministry</w:t>
-      </w:r>
-      <w:r>
-        <w:rPr>
-          <w:lang w:val="en_US" w:bidi="en_US"/>
-        </w:rPr>
-        <w:t xml:space="preserve"> or serve God by telling people the good news about Jesus. When Paul talks about Mark helping with this service, Paul means that Mark helped Paul spread the good news. This includes teaching people, caring for believers, starting new churches, and sharing God's message. Mark will not just help Paul with daily tasks. Paul uses this same word in all Paul's letters when Paul talks about the full work of serving God's people and sharing God's message.</w:t>
-      </w:r>
-    </w:p>
-    <w:p>
-      <w:pPr/>
-      <w:r>
-        <w:rPr>
-          <w:lang w:val="en_US" w:bidi="en_US"/>
-        </w:rPr>
-      </w:r>
-      <w:r>
-        <w:rPr>
-          <w:lang w:val="en_US" w:bidi="en_US"/>
-        </w:rPr>
-        <w:t>Stop here and discuss as a group how you will talk about ministry, or service to God. Pause this audio here.</w:t>
-      </w:r>
-    </w:p>
-    <w:p>
-      <w:pPr/>
-      <w:r>
-        <w:rPr>
-          <w:lang w:val="en_US" w:bidi="en_US"/>
-        </w:rPr>
-      </w:r>
-      <w:r>
-        <w:rPr>
-          <w:lang w:val="en_US" w:bidi="en_US"/>
-        </w:rPr>
-        <w:t xml:space="preserve">Paul asks Timothy to bring Paul's </w:t>
-      </w:r>
-      <w:r>
-        <w:rPr>
-          <w:b/>
-          <w:lang w:val="en_US" w:bidi="en_US"/>
-        </w:rPr>
-        <w:t>cloak</w:t>
-      </w:r>
-      <w:r>
-        <w:rPr>
-          <w:lang w:val="en_US" w:bidi="en_US"/>
-        </w:rPr>
-        <w:t>. A cloak was a heavy coat made from goat hair, hide, or thick wool. People used it to stay warm in cold weather. Most people owned only one cloak because a cloak cost a lot of money. Travelers like Paul needed a cloak to keep warm and to use as a blanket while sleeping.</w:t>
-      </w:r>
-    </w:p>
-    <w:p>
-      <w:pPr/>
-      <w:r>
-        <w:rPr>
-          <w:lang w:val="en_US" w:bidi="en_US"/>
-        </w:rPr>
-      </w:r>
-      <w:r>
-        <w:rPr>
-          <w:lang w:val="en_US" w:bidi="en_US"/>
-        </w:rPr>
-        <w:t>Stop here and look at the photo of a cloak again if needed. Pause this audio here.</w:t>
-      </w:r>
-    </w:p>
-    <w:p>
-      <w:pPr/>
-      <w:r>
-        <w:rPr>
-          <w:lang w:val="en_US" w:bidi="en_US"/>
-        </w:rPr>
-      </w:r>
-      <w:r>
-        <w:rPr>
-          <w:lang w:val="en_US" w:bidi="en_US"/>
-        </w:rPr>
-        <w:t>Stop here and discuss as a group what word or phrase you will use for cloak. Look up cloak in the Master Glossary for more information. If you have already translated this word in another book of the Bible, use the same word that you have used there. Pause this audio here.</w:t>
-      </w:r>
-    </w:p>
-    <w:p>
-      <w:pPr/>
-      <w:r>
-        <w:rPr>
-          <w:lang w:val="en_US" w:bidi="en_US"/>
-        </w:rPr>
-      </w:r>
-      <w:r>
-        <w:rPr>
-          <w:lang w:val="en_US" w:bidi="en_US"/>
-        </w:rPr>
-        <w:t xml:space="preserve">The </w:t>
-      </w:r>
-      <w:r>
-        <w:rPr>
-          <w:b/>
-          <w:lang w:val="en_US" w:bidi="en_US"/>
-        </w:rPr>
-        <w:t>scrolls</w:t>
-      </w:r>
-      <w:r>
-        <w:rPr>
-          <w:lang w:val="en_US" w:bidi="en_US"/>
-        </w:rPr>
-        <w:t xml:space="preserve"> and </w:t>
-      </w:r>
-      <w:r>
-        <w:rPr>
-          <w:b/>
-          <w:lang w:val="en_US" w:bidi="en_US"/>
-        </w:rPr>
-        <w:t>parchments</w:t>
-      </w:r>
-      <w:r>
-        <w:rPr>
-          <w:lang w:val="en_US" w:bidi="en_US"/>
-        </w:rPr>
-        <w:t xml:space="preserve"> were different types of written materials. People made scrolls by rolling up papyrus plant material. Workers made parchments from animal skins and could roll or fold them into book form.</w:t>
-      </w:r>
-    </w:p>
-    <w:p>
-      <w:pPr/>
-      <w:r>
-        <w:rPr>
-          <w:lang w:val="en_US" w:bidi="en_US"/>
-        </w:rPr>
-      </w:r>
-      <w:r>
-        <w:rPr>
-          <w:lang w:val="en_US" w:bidi="en_US"/>
-        </w:rPr>
-        <w:t>Stop here and look at photos of scrolls and parchment again if needed. Pause this audio here.</w:t>
-      </w:r>
-    </w:p>
-    <w:p>
-      <w:pPr/>
-      <w:r>
-        <w:rPr>
-          <w:lang w:val="en_US" w:bidi="en_US"/>
-        </w:rPr>
-      </w:r>
-      <w:r>
-        <w:rPr>
-          <w:lang w:val="en_US" w:bidi="en_US"/>
-        </w:rPr>
-        <w:t>Stop here and discuss as a group what words or phrases you will use for scrolls and parchments. Pause this audio here.</w:t>
-      </w:r>
-    </w:p>
-    <w:p>
-      <w:pPr/>
-      <w:r>
-        <w:rPr>
-          <w:lang w:val="en_US" w:bidi="en_US"/>
-        </w:rPr>
-      </w:r>
-      <w:r>
-        <w:rPr>
-          <w:lang w:val="en_US" w:bidi="en_US"/>
-        </w:rPr>
-        <w:t xml:space="preserve">Paul refers to Alexander the </w:t>
-      </w:r>
-      <w:r>
-        <w:rPr>
-          <w:b/>
-          <w:lang w:val="en_US" w:bidi="en_US"/>
-        </w:rPr>
-        <w:t>metalworker</w:t>
-      </w:r>
-      <w:r>
-        <w:rPr>
-          <w:lang w:val="en_US" w:bidi="en_US"/>
-        </w:rPr>
-        <w:t>, but the historical record does not specify what type of metalwork Alexander practiced. Alexander could have worked with bronze, copper, or other metals common during the Roman period.</w:t>
-      </w:r>
-    </w:p>
-    <w:p>
-      <w:pPr/>
-      <w:r>
-        <w:rPr>
-          <w:lang w:val="en_US" w:bidi="en_US"/>
-        </w:rPr>
-      </w:r>
-      <w:r>
-        <w:rPr>
-          <w:lang w:val="en_US" w:bidi="en_US"/>
-        </w:rPr>
-        <w:t>Stop here and discuss as a group what word or phrase you will use to describe the type of work that Alexander did. Pause this audio here.</w:t>
-      </w:r>
-    </w:p>
-    <w:p>
-      <w:pPr/>
-      <w:r>
-        <w:rPr>
-          <w:lang w:val="en_US" w:bidi="en_US"/>
-        </w:rPr>
-      </w:r>
-      <w:r>
-        <w:rPr>
-          <w:lang w:val="en_US" w:bidi="en_US"/>
-        </w:rPr>
-        <w:t xml:space="preserve">Paul writes about the Lord standing with Paul. The word </w:t>
-      </w:r>
-      <w:r>
-        <w:rPr>
-          <w:b/>
-          <w:lang w:val="en_US" w:bidi="en_US"/>
-        </w:rPr>
-        <w:t>Lord</w:t>
-      </w:r>
-      <w:r>
-        <w:rPr>
-          <w:lang w:val="en_US" w:bidi="en_US"/>
-        </w:rPr>
-        <w:t xml:space="preserve"> here means Jesus Christ. For more information on Lord, refer to the Master Glossary. Use the same word for Lord as you have in previous passages.</w:t>
-      </w:r>
-    </w:p>
-    <w:p>
-      <w:pPr/>
-      <w:r>
-        <w:rPr>
-          <w:lang w:val="en_US" w:bidi="en_US"/>
-        </w:rPr>
-      </w:r>
-      <w:r>
-        <w:rPr>
-          <w:lang w:val="en_US" w:bidi="en_US"/>
-        </w:rPr>
-        <w:t xml:space="preserve">Paul had Paul's first </w:t>
-      </w:r>
-      <w:r>
-        <w:rPr>
-          <w:b/>
-          <w:lang w:val="en_US" w:bidi="en_US"/>
-        </w:rPr>
-        <w:t>defense</w:t>
-      </w:r>
-      <w:r>
-        <w:rPr>
-          <w:lang w:val="en_US" w:bidi="en_US"/>
-        </w:rPr>
-        <w:t>. This word refers to formally defending oneself in court against accusations. Defense was a technical legal term for the first hearing to decide if there was enough evidence for a trial.</w:t>
-      </w:r>
-    </w:p>
-    <w:p>
-      <w:pPr/>
-      <w:r>
-        <w:rPr>
-          <w:lang w:val="en_US" w:bidi="en_US"/>
-        </w:rPr>
-      </w:r>
-      <w:r>
-        <w:rPr>
-          <w:lang w:val="en_US" w:bidi="en_US"/>
-        </w:rPr>
-        <w:t>Stop here and discuss as a group what word or phrase you will use for defense. What words in your language describe defending yourself against accusations in court? Pause this audio here.</w:t>
-      </w:r>
-    </w:p>
-    <w:p>
-      <w:pPr/>
-      <w:r>
-        <w:rPr>
-          <w:lang w:val="en_US" w:bidi="en_US"/>
-        </w:rPr>
-      </w:r>
-      <w:r>
-        <w:rPr>
-          <w:lang w:val="en_US" w:bidi="en_US"/>
-        </w:rPr>
-        <w:t xml:space="preserve">The word </w:t>
-      </w:r>
-      <w:r>
-        <w:rPr>
-          <w:b/>
-          <w:lang w:val="en_US" w:bidi="en_US"/>
-        </w:rPr>
-        <w:t>Gentiles</w:t>
-      </w:r>
-      <w:r>
-        <w:rPr>
-          <w:lang w:val="en_US" w:bidi="en_US"/>
-        </w:rPr>
-        <w:t xml:space="preserve"> means all people who are not Jewish. Paul had a special mission to tell Gentiles about Jesus. Rome was an important city for reaching Gentiles.</w:t>
-      </w:r>
-    </w:p>
-    <w:p>
-      <w:pPr/>
-      <w:r>
-        <w:rPr>
-          <w:lang w:val="en_US" w:bidi="en_US"/>
-        </w:rPr>
-      </w:r>
-      <w:r>
-        <w:rPr>
-          <w:lang w:val="en_US" w:bidi="en_US"/>
-        </w:rPr>
-        <w:t>Stop here and discuss as a group what word or phrase you will use for Gentiles. What words in your language describe all people outside your own cultural group? How do you talk about people from every nation and culture together as one group? For more information on Gentiles, refer to the Master Glossary. Use the same word for Gentiles as you have in other books of the Bible. Pause this audio here.</w:t>
-      </w:r>
-    </w:p>
-    <w:p>
-      <w:pPr/>
-      <w:r>
-        <w:rPr>
-          <w:lang w:val="en_US" w:bidi="en_US"/>
-        </w:rPr>
-      </w:r>
-      <w:r>
-        <w:rPr>
-          <w:lang w:val="en_US" w:bidi="en_US"/>
-        </w:rPr>
-        <w:t xml:space="preserve">Paul says that the Lord will rescue Paul from </w:t>
-      </w:r>
-      <w:r>
-        <w:rPr>
-          <w:b/>
-          <w:lang w:val="en_US" w:bidi="en_US"/>
-        </w:rPr>
-        <w:t>evil</w:t>
-      </w:r>
-      <w:r>
-        <w:rPr>
-          <w:lang w:val="en_US" w:bidi="en_US"/>
-        </w:rPr>
-        <w:t xml:space="preserve"> attack, or evil actions. Use the same word for evil that you have used in previous passages, and refer to the Master Glossary for more information about evil.</w:t>
-      </w:r>
-    </w:p>
-    <w:p>
-      <w:pPr/>
-      <w:r>
-        <w:rPr>
-          <w:lang w:val="en_US" w:bidi="en_US"/>
-        </w:rPr>
-      </w:r>
-      <w:r>
-        <w:rPr>
-          <w:lang w:val="en_US" w:bidi="en_US"/>
-        </w:rPr>
-        <w:t xml:space="preserve">The Lord will bring Paul safely to God's </w:t>
-      </w:r>
-      <w:r>
-        <w:rPr>
-          <w:b/>
-          <w:lang w:val="en_US" w:bidi="en_US"/>
-        </w:rPr>
-        <w:t>heavenly kingdom</w:t>
-      </w:r>
-      <w:r>
-        <w:rPr>
-          <w:lang w:val="en_US" w:bidi="en_US"/>
-        </w:rPr>
-        <w:t>. The heavenly kingdom refers to God's eternal rule and the place where believers will live with God after death. For more information on kingdom and heaven, refer to the Master Glossary. Use the same word or phrase for kingdom as you used in previous passages. If you use the term for heaven, or the place where God lives, use the same term for heaven as you have used previously.</w:t>
-      </w:r>
-    </w:p>
-    <w:p>
-      <w:pPr/>
-      <w:r>
-        <w:rPr>
-          <w:lang w:val="en_US" w:bidi="en_US"/>
-        </w:rPr>
-      </w:r>
-      <w:r>
-        <w:rPr>
-          <w:b/>
-          <w:lang w:val="en_US" w:bidi="en_US"/>
-        </w:rPr>
-        <w:t>Amen</w:t>
-      </w:r>
-      <w:r>
-        <w:rPr>
-          <w:lang w:val="en_US" w:bidi="en_US"/>
-        </w:rPr>
-        <w:t xml:space="preserve"> is a word that means "this is true." People say Amen to show they agree with what was said. Paul uses Amen at the end of Paul's prayer to God. For more information on Amen, refer to the Master Glossary. Use the same word for Amen as you have in previous passages.</w:t>
-      </w:r>
-    </w:p>
-    <w:p>
-      <w:pPr/>
-      <w:r>
-        <w:rPr>
-          <w:lang w:val="en_US" w:bidi="en_US"/>
-        </w:rPr>
-      </w:r>
-      <w:r>
-        <w:rPr>
-          <w:lang w:val="en_US" w:bidi="en_US"/>
-        </w:rPr>
-        <w:t>Stop here and discuss as a group what word or phrase you will use for Amen. For more information on Amen, refer to the Master Glossary. Use the same word or phrase for Amen as you have in other books of the Bible. Pause this audio here.</w:t>
-      </w:r>
-    </w:p>
-    <w:p>
-      <w:pPr/>
-      <w:r>
-        <w:rPr>
-          <w:lang w:val="en_US" w:bidi="en_US"/>
-        </w:rPr>
-      </w:r>
-      <w:r>
-        <w:rPr>
-          <w:lang w:val="en_US" w:bidi="en_US"/>
-        </w:rPr>
-        <w:t xml:space="preserve">Paul asks the Lord to be with Timothy's </w:t>
-      </w:r>
-      <w:r>
-        <w:rPr>
-          <w:b/>
-          <w:lang w:val="en_US" w:bidi="en_US"/>
-        </w:rPr>
-        <w:t>spirit</w:t>
-      </w:r>
-      <w:r>
-        <w:rPr>
-          <w:lang w:val="en_US" w:bidi="en_US"/>
-        </w:rPr>
-        <w:t>. Spirit refers to the inner, spiritual part of a person that can relate to God. For more information on spirit, refer to the Master Glossary. Use the same word or phrase for spirit as you used in previous passages.</w:t>
-      </w:r>
-    </w:p>
-    <w:p>
-      <w:pPr/>
-      <w:r>
-        <w:rPr>
-          <w:lang w:val="en_US" w:bidi="en_US"/>
-        </w:rPr>
-      </w:r>
-      <w:r>
-        <w:rPr>
-          <w:lang w:val="en_US" w:bidi="en_US"/>
-        </w:rPr>
-        <w:t xml:space="preserve">A </w:t>
-      </w:r>
-      <w:r>
-        <w:rPr>
-          <w:b/>
-          <w:lang w:val="en_US" w:bidi="en_US"/>
-        </w:rPr>
-        <w:t>household</w:t>
-      </w:r>
-      <w:r>
-        <w:rPr>
-          <w:lang w:val="en_US" w:bidi="en_US"/>
-        </w:rPr>
-        <w:t xml:space="preserve"> means all the people who live in one home. This includes family members. A household can also include servants and workers. Paul sends greetings to the household of Onesiphorus. For more information on household, refer to the Master Glossary. Use the same word for household as you have in previous passages.</w:t>
-      </w:r>
-    </w:p>
-    <w:p>
-      <w:pPr/>
-      <w:r>
-        <w:rPr>
-          <w:lang w:val="en_US" w:bidi="en_US"/>
-        </w:rPr>
-      </w:r>
-      <w:r>
-        <w:rPr>
-          <w:b/>
-          <w:lang w:val="en_US" w:bidi="en_US"/>
-        </w:rPr>
-        <w:t>Brothers</w:t>
-      </w:r>
-      <w:r>
-        <w:rPr>
-          <w:lang w:val="en_US" w:bidi="en_US"/>
-        </w:rPr>
-        <w:t xml:space="preserve"> </w:t>
-      </w:r>
-      <w:r>
-        <w:rPr>
-          <w:b/>
-          <w:lang w:val="en_US" w:bidi="en_US"/>
-        </w:rPr>
-        <w:t>and</w:t>
-      </w:r>
-      <w:r>
-        <w:rPr>
-          <w:lang w:val="en_US" w:bidi="en_US"/>
-        </w:rPr>
-        <w:t xml:space="preserve"> </w:t>
-      </w:r>
-      <w:r>
-        <w:rPr>
-          <w:b/>
-          <w:lang w:val="en_US" w:bidi="en_US"/>
-        </w:rPr>
-        <w:t>sisters</w:t>
-      </w:r>
-      <w:r>
-        <w:rPr>
-          <w:lang w:val="en_US" w:bidi="en_US"/>
-        </w:rPr>
-        <w:t xml:space="preserve"> means all the believers in a local church community. Christians call each other brothers and sisters because they are part of God's family. Paul uses this term when Paul sends greetings from all the Christians in Rome. In the past, people just said "brothers," but this term included both men and women.</w:t>
-      </w:r>
-    </w:p>
-    <w:p>
-      <w:pPr/>
-      <w:r>
-        <w:rPr>
-          <w:lang w:val="en_US" w:bidi="en_US"/>
-        </w:rPr>
-      </w:r>
-      <w:r>
-        <w:rPr>
-          <w:lang w:val="en_US" w:bidi="en_US"/>
-        </w:rPr>
-        <w:t>Stop here and discuss as a group what word or phrase you will use for brothers and sisters. What words in your language show that people belong to the same group or family? What terms show close relationships that are not based on blood relations? Translate this idea of "brothers," or "brothers and sisters," in the same way as you have in previous books of the Bible. Pause this audio here.</w:t>
-      </w:r>
-    </w:p>
-    <w:p>
-      <w:pPr/>
-      <w:r>
-        <w:rPr>
-          <w:lang w:val="en_US" w:bidi="en_US"/>
-        </w:rPr>
-      </w:r>
-      <w:r>
-        <w:rPr>
-          <w:b/>
-          <w:lang w:val="en_US" w:bidi="en_US"/>
-        </w:rPr>
-        <w:t>Grace</w:t>
-      </w:r>
-      <w:r>
-        <w:rPr>
-          <w:lang w:val="en_US" w:bidi="en_US"/>
-        </w:rPr>
-        <w:t xml:space="preserve"> appears in Paul's final blessing. Grace refers to God's undeserved kindness and favor toward people. For more information on grace, refer to the Master Glossary. Use the same word or phrase for grace as you used in previous passages.</w:t>
-      </w:r>
-      <w:r>
-        <w:rPr>
-          <w:lang w:val="en_US" w:bidi="en_US"/>
-        </w:rPr>
-      </w:r>
-    </w:p>
-    <w:p>
-      <w:pPr>
-        <w:pStyle w:val="Heading3"/>
-      </w:pPr>
-      <w:r>
-        <w:rPr>
-          <w:lang w:val="en_US" w:bidi="en_US"/>
-        </w:rPr>
-        <w:t>Speaking the Word</w:t>
-      </w:r>
-      <w:r>
-        <w:rPr>
-          <w:lang w:val="en_US" w:bidi="en_US"/>
-        </w:rPr>
-      </w:r>
-    </w:p>
-    <w:p>
-      <w:pPr/>
-      <w:r>
-        <w:rPr>
-          <w:lang w:val="en_US" w:bidi="en_US"/>
-        </w:rPr>
-      </w:r>
-      <w:r>
-        <w:rPr>
-          <w:lang w:val="en_US" w:bidi="en_US"/>
-        </w:rPr>
-        <w:t>Listen to an audio version of the passage in the easiest-to-understand translation.</w:t>
+        <w:t>Next, the group can decide whose version of the passage you like the most. You may decide that you liked the way one group member told one scene but you liked the way a different group member told another scene.</w:t>
       </w:r>
     </w:p>
     <w:p>
@@ -27461,118 +27735,6 @@
         <w:rPr>
           <w:lang w:val="en_US" w:bidi="en_US"/>
         </w:rPr>
-        <w:t>In this session, retell the passage, as a group, in your own language.</w:t>
-      </w:r>
-    </w:p>
-    <w:p>
-      <w:pPr/>
-      <w:r>
-        <w:rPr>
-          <w:lang w:val="en_US" w:bidi="en_US"/>
-        </w:rPr>
-      </w:r>
-      <w:r>
-        <w:rPr>
-          <w:lang w:val="en_US" w:bidi="en_US"/>
-        </w:rPr>
-        <w:t>First, the whole group should practice telling the passage in your own language. Remember to include the things you decided in previous steps, like chronology, words, phrases, emotions, or anything else you discussed.</w:t>
-      </w:r>
-    </w:p>
-    <w:p>
-      <w:pPr/>
-      <w:r>
-        <w:rPr>
-          <w:lang w:val="en_US" w:bidi="en_US"/>
-        </w:rPr>
-      </w:r>
-      <w:r>
-        <w:rPr>
-          <w:lang w:val="en_US" w:bidi="en_US"/>
-        </w:rPr>
-        <w:t>One group member should tell a few sentences of the passage and pause. Another group member should tell the next part of the passage and pause. Do this until the group has retold the whole passage. The group members can correct each other in this step.</w:t>
-      </w:r>
-    </w:p>
-    <w:p>
-      <w:pPr/>
-      <w:r>
-        <w:rPr>
-          <w:lang w:val="en_US" w:bidi="en_US"/>
-        </w:rPr>
-      </w:r>
-      <w:r>
-        <w:rPr>
-          <w:lang w:val="en_US" w:bidi="en_US"/>
-        </w:rPr>
-        <w:t>Pause this audio here.</w:t>
-      </w:r>
-    </w:p>
-    <w:p>
-      <w:pPr/>
-      <w:r>
-        <w:rPr>
-          <w:lang w:val="en_US" w:bidi="en_US"/>
-        </w:rPr>
-      </w:r>
-      <w:r>
-        <w:rPr>
-          <w:lang w:val="en_US" w:bidi="en_US"/>
-        </w:rPr>
-        <w:t>Next, each member of the group should tell the whole passage without interruption at least one time. A group member can use random objects, motions, or their storyboard to help them remember the passage.</w:t>
-      </w:r>
-    </w:p>
-    <w:p>
-      <w:pPr/>
-      <w:r>
-        <w:rPr>
-          <w:lang w:val="en_US" w:bidi="en_US"/>
-        </w:rPr>
-      </w:r>
-      <w:r>
-        <w:rPr>
-          <w:lang w:val="en_US" w:bidi="en_US"/>
-        </w:rPr>
-        <w:t>Pause this audio here.</w:t>
-      </w:r>
-    </w:p>
-    <w:p>
-      <w:pPr/>
-      <w:r>
-        <w:rPr>
-          <w:lang w:val="en_US" w:bidi="en_US"/>
-        </w:rPr>
-      </w:r>
-      <w:r>
-        <w:rPr>
-          <w:lang w:val="en_US" w:bidi="en_US"/>
-        </w:rPr>
-        <w:t>Next, the group can decide whose version of the passage you like the most. You may decide that you liked the way one group member told one scene but you liked the way a different group member told another scene.</w:t>
-      </w:r>
-    </w:p>
-    <w:p>
-      <w:pPr/>
-      <w:r>
-        <w:rPr>
-          <w:lang w:val="en_US" w:bidi="en_US"/>
-        </w:rPr>
-      </w:r>
-      <w:r>
-        <w:rPr>
-          <w:lang w:val="en_US" w:bidi="en_US"/>
-        </w:rPr>
-        <w:t>Pause this audio here.</w:t>
-      </w:r>
-    </w:p>
-    <w:p>
-      <w:pPr/>
-      <w:r>
-        <w:rPr>
-          <w:lang w:val="en_US" w:bidi="en_US"/>
-        </w:rPr>
-      </w:r>
-      <w:r>
-        <w:rPr>
-          <w:lang w:val="en_US" w:bidi="en_US"/>
-        </w:rPr>
         <w:t>Finally, the group can put together a final version of the passage that everyone agrees on. Each group member should practice telling this final version of the passage.</w:t>
       </w:r>
       <w:r>
@@ -27642,7 +27804,7 @@
           <w:lang w:val="en_US" w:bidi="en_US"/>
         </w:rPr>
       </w:r>
-      <w:hyperlink r:id="rId73">
+      <w:hyperlink r:id="rId77">
         <w:r>
           <w:rPr>
             <w:lang w:val="en_US" w:bidi="en_US"/>
@@ -27677,7 +27839,7 @@
           <w:lang w:val="en_US" w:bidi="en_US"/>
         </w:rPr>
       </w:r>
-      <w:hyperlink r:id="rId74">
+      <w:hyperlink r:id="rId78">
         <w:r>
           <w:rPr>
             <w:lang w:val="en_US" w:bidi="en_US"/>
@@ -27712,7 +27874,7 @@
           <w:lang w:val="en_US" w:bidi="en_US"/>
         </w:rPr>
       </w:r>
-      <w:hyperlink r:id="rId75">
+      <w:hyperlink r:id="rId79">
         <w:r>
           <w:rPr>
             <w:lang w:val="en_US" w:bidi="en_US"/>
@@ -27747,7 +27909,7 @@
           <w:lang w:val="en_US" w:bidi="en_US"/>
         </w:rPr>
       </w:r>
-      <w:hyperlink r:id="rId76">
+      <w:hyperlink r:id="rId80">
         <w:r>
           <w:rPr>
             <w:lang w:val="en_US" w:bidi="en_US"/>
@@ -27782,7 +27944,7 @@
           <w:lang w:val="en_US" w:bidi="en_US"/>
         </w:rPr>
       </w:r>
-      <w:hyperlink r:id="rId77">
+      <w:hyperlink r:id="rId81">
         <w:r>
           <w:rPr>
             <w:lang w:val="en_US" w:bidi="en_US"/>
@@ -27817,7 +27979,7 @@
           <w:lang w:val="en_US" w:bidi="en_US"/>
         </w:rPr>
       </w:r>
-      <w:hyperlink r:id="rId78">
+      <w:hyperlink r:id="rId82">
         <w:r>
           <w:rPr>
             <w:lang w:val="en_US" w:bidi="en_US"/>
